--- a/plantillas/Plantilla_4_MatrizIndicadores.docx
+++ b/plantillas/Plantilla_4_MatrizIndicadores.docx
@@ -242,7 +242,20 @@
           <w:tblHeader w:val="on"/>
         </w:trPr>
         <w:tc>
-          <w:tcPr/>
+          <w:tcPr>
+            <w:tcBorders>
+              <w:top w:val="single" w:sz="4" w:space="0" w:color="000000"/>
+              <w:left w:val="single" w:sz="4" w:space="0" w:color="000000"/>
+              <w:bottom w:val="single" w:sz="4" w:space="0" w:color="000000"/>
+              <w:right w:val="single" w:sz="4" w:space="0" w:color="000000"/>
+            </w:tcBorders>
+            <w:tcBorders>
+              <w:top w:val="single" w:sz="4" w:space="0" w:color="000000"/>
+              <w:left w:val="single" w:sz="4" w:space="0" w:color="000000"/>
+              <w:bottom w:val="single" w:sz="4" w:space="0" w:color="000000"/>
+              <w:right w:val="single" w:sz="4" w:space="0" w:color="000000"/>
+            </w:tcBorders>
+          </w:tcPr>
           <w:p>
             <w:pPr>
               <w:pStyle w:val="Compact"/>
@@ -253,7 +266,20 @@
           </w:p>
         </w:tc>
         <w:tc>
-          <w:tcPr/>
+          <w:tcPr>
+            <w:tcBorders>
+              <w:top w:val="single" w:sz="4" w:space="0" w:color="000000"/>
+              <w:left w:val="single" w:sz="4" w:space="0" w:color="000000"/>
+              <w:bottom w:val="single" w:sz="4" w:space="0" w:color="000000"/>
+              <w:right w:val="single" w:sz="4" w:space="0" w:color="000000"/>
+            </w:tcBorders>
+            <w:tcBorders>
+              <w:top w:val="single" w:sz="4" w:space="0" w:color="000000"/>
+              <w:left w:val="single" w:sz="4" w:space="0" w:color="000000"/>
+              <w:bottom w:val="single" w:sz="4" w:space="0" w:color="000000"/>
+              <w:right w:val="single" w:sz="4" w:space="0" w:color="000000"/>
+            </w:tcBorders>
+          </w:tcPr>
           <w:p>
             <w:pPr>
               <w:pStyle w:val="Compact"/>
@@ -264,7 +290,20 @@
           </w:p>
         </w:tc>
         <w:tc>
-          <w:tcPr/>
+          <w:tcPr>
+            <w:tcBorders>
+              <w:top w:val="single" w:sz="4" w:space="0" w:color="000000"/>
+              <w:left w:val="single" w:sz="4" w:space="0" w:color="000000"/>
+              <w:bottom w:val="single" w:sz="4" w:space="0" w:color="000000"/>
+              <w:right w:val="single" w:sz="4" w:space="0" w:color="000000"/>
+            </w:tcBorders>
+            <w:tcBorders>
+              <w:top w:val="single" w:sz="4" w:space="0" w:color="000000"/>
+              <w:left w:val="single" w:sz="4" w:space="0" w:color="000000"/>
+              <w:bottom w:val="single" w:sz="4" w:space="0" w:color="000000"/>
+              <w:right w:val="single" w:sz="4" w:space="0" w:color="000000"/>
+            </w:tcBorders>
+          </w:tcPr>
           <w:p>
             <w:pPr>
               <w:pStyle w:val="Compact"/>
@@ -277,7 +316,20 @@
       </w:tr>
       <w:tr>
         <w:tc>
-          <w:tcPr/>
+          <w:tcPr>
+            <w:tcBorders>
+              <w:top w:val="single" w:sz="4" w:space="0" w:color="000000"/>
+              <w:left w:val="single" w:sz="4" w:space="0" w:color="000000"/>
+              <w:bottom w:val="single" w:sz="4" w:space="0" w:color="000000"/>
+              <w:right w:val="single" w:sz="4" w:space="0" w:color="000000"/>
+            </w:tcBorders>
+            <w:tcBorders>
+              <w:top w:val="single" w:sz="4" w:space="0" w:color="000000"/>
+              <w:left w:val="single" w:sz="4" w:space="0" w:color="000000"/>
+              <w:bottom w:val="single" w:sz="4" w:space="0" w:color="000000"/>
+              <w:right w:val="single" w:sz="4" w:space="0" w:color="000000"/>
+            </w:tcBorders>
+          </w:tcPr>
           <w:p>
             <w:pPr>
               <w:pStyle w:val="Compact"/>
@@ -298,7 +350,20 @@
           </w:p>
         </w:tc>
         <w:tc>
-          <w:tcPr/>
+          <w:tcPr>
+            <w:tcBorders>
+              <w:top w:val="single" w:sz="4" w:space="0" w:color="000000"/>
+              <w:left w:val="single" w:sz="4" w:space="0" w:color="000000"/>
+              <w:bottom w:val="single" w:sz="4" w:space="0" w:color="000000"/>
+              <w:right w:val="single" w:sz="4" w:space="0" w:color="000000"/>
+            </w:tcBorders>
+            <w:tcBorders>
+              <w:top w:val="single" w:sz="4" w:space="0" w:color="000000"/>
+              <w:left w:val="single" w:sz="4" w:space="0" w:color="000000"/>
+              <w:bottom w:val="single" w:sz="4" w:space="0" w:color="000000"/>
+              <w:right w:val="single" w:sz="4" w:space="0" w:color="000000"/>
+            </w:tcBorders>
+          </w:tcPr>
           <w:p>
             <w:pPr>
               <w:pStyle w:val="Compact"/>
@@ -309,7 +374,20 @@
           </w:p>
         </w:tc>
         <w:tc>
-          <w:tcPr/>
+          <w:tcPr>
+            <w:tcBorders>
+              <w:top w:val="single" w:sz="4" w:space="0" w:color="000000"/>
+              <w:left w:val="single" w:sz="4" w:space="0" w:color="000000"/>
+              <w:bottom w:val="single" w:sz="4" w:space="0" w:color="000000"/>
+              <w:right w:val="single" w:sz="4" w:space="0" w:color="000000"/>
+            </w:tcBorders>
+            <w:tcBorders>
+              <w:top w:val="single" w:sz="4" w:space="0" w:color="000000"/>
+              <w:left w:val="single" w:sz="4" w:space="0" w:color="000000"/>
+              <w:bottom w:val="single" w:sz="4" w:space="0" w:color="000000"/>
+              <w:right w:val="single" w:sz="4" w:space="0" w:color="000000"/>
+            </w:tcBorders>
+          </w:tcPr>
           <w:p>
             <w:pPr>
               <w:pStyle w:val="Compact"/>
@@ -319,7 +397,20 @@
       </w:tr>
       <w:tr>
         <w:tc>
-          <w:tcPr/>
+          <w:tcPr>
+            <w:tcBorders>
+              <w:top w:val="single" w:sz="4" w:space="0" w:color="000000"/>
+              <w:left w:val="single" w:sz="4" w:space="0" w:color="000000"/>
+              <w:bottom w:val="single" w:sz="4" w:space="0" w:color="000000"/>
+              <w:right w:val="single" w:sz="4" w:space="0" w:color="000000"/>
+            </w:tcBorders>
+            <w:tcBorders>
+              <w:top w:val="single" w:sz="4" w:space="0" w:color="000000"/>
+              <w:left w:val="single" w:sz="4" w:space="0" w:color="000000"/>
+              <w:bottom w:val="single" w:sz="4" w:space="0" w:color="000000"/>
+              <w:right w:val="single" w:sz="4" w:space="0" w:color="000000"/>
+            </w:tcBorders>
+          </w:tcPr>
           <w:p>
             <w:pPr>
               <w:pStyle w:val="Compact"/>
@@ -340,7 +431,20 @@
           </w:p>
         </w:tc>
         <w:tc>
-          <w:tcPr/>
+          <w:tcPr>
+            <w:tcBorders>
+              <w:top w:val="single" w:sz="4" w:space="0" w:color="000000"/>
+              <w:left w:val="single" w:sz="4" w:space="0" w:color="000000"/>
+              <w:bottom w:val="single" w:sz="4" w:space="0" w:color="000000"/>
+              <w:right w:val="single" w:sz="4" w:space="0" w:color="000000"/>
+            </w:tcBorders>
+            <w:tcBorders>
+              <w:top w:val="single" w:sz="4" w:space="0" w:color="000000"/>
+              <w:left w:val="single" w:sz="4" w:space="0" w:color="000000"/>
+              <w:bottom w:val="single" w:sz="4" w:space="0" w:color="000000"/>
+              <w:right w:val="single" w:sz="4" w:space="0" w:color="000000"/>
+            </w:tcBorders>
+          </w:tcPr>
           <w:p>
             <w:pPr>
               <w:pStyle w:val="Compact"/>
@@ -351,7 +455,20 @@
           </w:p>
         </w:tc>
         <w:tc>
-          <w:tcPr/>
+          <w:tcPr>
+            <w:tcBorders>
+              <w:top w:val="single" w:sz="4" w:space="0" w:color="000000"/>
+              <w:left w:val="single" w:sz="4" w:space="0" w:color="000000"/>
+              <w:bottom w:val="single" w:sz="4" w:space="0" w:color="000000"/>
+              <w:right w:val="single" w:sz="4" w:space="0" w:color="000000"/>
+            </w:tcBorders>
+            <w:tcBorders>
+              <w:top w:val="single" w:sz="4" w:space="0" w:color="000000"/>
+              <w:left w:val="single" w:sz="4" w:space="0" w:color="000000"/>
+              <w:bottom w:val="single" w:sz="4" w:space="0" w:color="000000"/>
+              <w:right w:val="single" w:sz="4" w:space="0" w:color="000000"/>
+            </w:tcBorders>
+          </w:tcPr>
           <w:p>
             <w:pPr>
               <w:pStyle w:val="Compact"/>
@@ -361,7 +478,20 @@
       </w:tr>
       <w:tr>
         <w:tc>
-          <w:tcPr/>
+          <w:tcPr>
+            <w:tcBorders>
+              <w:top w:val="single" w:sz="4" w:space="0" w:color="000000"/>
+              <w:left w:val="single" w:sz="4" w:space="0" w:color="000000"/>
+              <w:bottom w:val="single" w:sz="4" w:space="0" w:color="000000"/>
+              <w:right w:val="single" w:sz="4" w:space="0" w:color="000000"/>
+            </w:tcBorders>
+            <w:tcBorders>
+              <w:top w:val="single" w:sz="4" w:space="0" w:color="000000"/>
+              <w:left w:val="single" w:sz="4" w:space="0" w:color="000000"/>
+              <w:bottom w:val="single" w:sz="4" w:space="0" w:color="000000"/>
+              <w:right w:val="single" w:sz="4" w:space="0" w:color="000000"/>
+            </w:tcBorders>
+          </w:tcPr>
           <w:p>
             <w:pPr>
               <w:pStyle w:val="Compact"/>
@@ -382,7 +512,20 @@
           </w:p>
         </w:tc>
         <w:tc>
-          <w:tcPr/>
+          <w:tcPr>
+            <w:tcBorders>
+              <w:top w:val="single" w:sz="4" w:space="0" w:color="000000"/>
+              <w:left w:val="single" w:sz="4" w:space="0" w:color="000000"/>
+              <w:bottom w:val="single" w:sz="4" w:space="0" w:color="000000"/>
+              <w:right w:val="single" w:sz="4" w:space="0" w:color="000000"/>
+            </w:tcBorders>
+            <w:tcBorders>
+              <w:top w:val="single" w:sz="4" w:space="0" w:color="000000"/>
+              <w:left w:val="single" w:sz="4" w:space="0" w:color="000000"/>
+              <w:bottom w:val="single" w:sz="4" w:space="0" w:color="000000"/>
+              <w:right w:val="single" w:sz="4" w:space="0" w:color="000000"/>
+            </w:tcBorders>
+          </w:tcPr>
           <w:p>
             <w:pPr>
               <w:pStyle w:val="Compact"/>
@@ -393,7 +536,20 @@
           </w:p>
         </w:tc>
         <w:tc>
-          <w:tcPr/>
+          <w:tcPr>
+            <w:tcBorders>
+              <w:top w:val="single" w:sz="4" w:space="0" w:color="000000"/>
+              <w:left w:val="single" w:sz="4" w:space="0" w:color="000000"/>
+              <w:bottom w:val="single" w:sz="4" w:space="0" w:color="000000"/>
+              <w:right w:val="single" w:sz="4" w:space="0" w:color="000000"/>
+            </w:tcBorders>
+            <w:tcBorders>
+              <w:top w:val="single" w:sz="4" w:space="0" w:color="000000"/>
+              <w:left w:val="single" w:sz="4" w:space="0" w:color="000000"/>
+              <w:bottom w:val="single" w:sz="4" w:space="0" w:color="000000"/>
+              <w:right w:val="single" w:sz="4" w:space="0" w:color="000000"/>
+            </w:tcBorders>
+          </w:tcPr>
           <w:p>
             <w:pPr>
               <w:pStyle w:val="Compact"/>
@@ -403,7 +559,20 @@
       </w:tr>
       <w:tr>
         <w:tc>
-          <w:tcPr/>
+          <w:tcPr>
+            <w:tcBorders>
+              <w:top w:val="single" w:sz="4" w:space="0" w:color="000000"/>
+              <w:left w:val="single" w:sz="4" w:space="0" w:color="000000"/>
+              <w:bottom w:val="single" w:sz="4" w:space="0" w:color="000000"/>
+              <w:right w:val="single" w:sz="4" w:space="0" w:color="000000"/>
+            </w:tcBorders>
+            <w:tcBorders>
+              <w:top w:val="single" w:sz="4" w:space="0" w:color="000000"/>
+              <w:left w:val="single" w:sz="4" w:space="0" w:color="000000"/>
+              <w:bottom w:val="single" w:sz="4" w:space="0" w:color="000000"/>
+              <w:right w:val="single" w:sz="4" w:space="0" w:color="000000"/>
+            </w:tcBorders>
+          </w:tcPr>
           <w:p>
             <w:pPr>
               <w:pStyle w:val="Compact"/>
@@ -424,7 +593,20 @@
           </w:p>
         </w:tc>
         <w:tc>
-          <w:tcPr/>
+          <w:tcPr>
+            <w:tcBorders>
+              <w:top w:val="single" w:sz="4" w:space="0" w:color="000000"/>
+              <w:left w:val="single" w:sz="4" w:space="0" w:color="000000"/>
+              <w:bottom w:val="single" w:sz="4" w:space="0" w:color="000000"/>
+              <w:right w:val="single" w:sz="4" w:space="0" w:color="000000"/>
+            </w:tcBorders>
+            <w:tcBorders>
+              <w:top w:val="single" w:sz="4" w:space="0" w:color="000000"/>
+              <w:left w:val="single" w:sz="4" w:space="0" w:color="000000"/>
+              <w:bottom w:val="single" w:sz="4" w:space="0" w:color="000000"/>
+              <w:right w:val="single" w:sz="4" w:space="0" w:color="000000"/>
+            </w:tcBorders>
+          </w:tcPr>
           <w:p>
             <w:pPr>
               <w:pStyle w:val="Compact"/>
@@ -435,7 +617,20 @@
           </w:p>
         </w:tc>
         <w:tc>
-          <w:tcPr/>
+          <w:tcPr>
+            <w:tcBorders>
+              <w:top w:val="single" w:sz="4" w:space="0" w:color="000000"/>
+              <w:left w:val="single" w:sz="4" w:space="0" w:color="000000"/>
+              <w:bottom w:val="single" w:sz="4" w:space="0" w:color="000000"/>
+              <w:right w:val="single" w:sz="4" w:space="0" w:color="000000"/>
+            </w:tcBorders>
+            <w:tcBorders>
+              <w:top w:val="single" w:sz="4" w:space="0" w:color="000000"/>
+              <w:left w:val="single" w:sz="4" w:space="0" w:color="000000"/>
+              <w:bottom w:val="single" w:sz="4" w:space="0" w:color="000000"/>
+              <w:right w:val="single" w:sz="4" w:space="0" w:color="000000"/>
+            </w:tcBorders>
+          </w:tcPr>
           <w:p>
             <w:pPr>
               <w:pStyle w:val="Compact"/>
@@ -445,7 +640,20 @@
       </w:tr>
       <w:tr>
         <w:tc>
-          <w:tcPr/>
+          <w:tcPr>
+            <w:tcBorders>
+              <w:top w:val="single" w:sz="4" w:space="0" w:color="000000"/>
+              <w:left w:val="single" w:sz="4" w:space="0" w:color="000000"/>
+              <w:bottom w:val="single" w:sz="4" w:space="0" w:color="000000"/>
+              <w:right w:val="single" w:sz="4" w:space="0" w:color="000000"/>
+            </w:tcBorders>
+            <w:tcBorders>
+              <w:top w:val="single" w:sz="4" w:space="0" w:color="000000"/>
+              <w:left w:val="single" w:sz="4" w:space="0" w:color="000000"/>
+              <w:bottom w:val="single" w:sz="4" w:space="0" w:color="000000"/>
+              <w:right w:val="single" w:sz="4" w:space="0" w:color="000000"/>
+            </w:tcBorders>
+          </w:tcPr>
           <w:p>
             <w:pPr>
               <w:pStyle w:val="Compact"/>
@@ -466,7 +674,20 @@
           </w:p>
         </w:tc>
         <w:tc>
-          <w:tcPr/>
+          <w:tcPr>
+            <w:tcBorders>
+              <w:top w:val="single" w:sz="4" w:space="0" w:color="000000"/>
+              <w:left w:val="single" w:sz="4" w:space="0" w:color="000000"/>
+              <w:bottom w:val="single" w:sz="4" w:space="0" w:color="000000"/>
+              <w:right w:val="single" w:sz="4" w:space="0" w:color="000000"/>
+            </w:tcBorders>
+            <w:tcBorders>
+              <w:top w:val="single" w:sz="4" w:space="0" w:color="000000"/>
+              <w:left w:val="single" w:sz="4" w:space="0" w:color="000000"/>
+              <w:bottom w:val="single" w:sz="4" w:space="0" w:color="000000"/>
+              <w:right w:val="single" w:sz="4" w:space="0" w:color="000000"/>
+            </w:tcBorders>
+          </w:tcPr>
           <w:p>
             <w:pPr>
               <w:pStyle w:val="Compact"/>
@@ -477,7 +698,20 @@
           </w:p>
         </w:tc>
         <w:tc>
-          <w:tcPr/>
+          <w:tcPr>
+            <w:tcBorders>
+              <w:top w:val="single" w:sz="4" w:space="0" w:color="000000"/>
+              <w:left w:val="single" w:sz="4" w:space="0" w:color="000000"/>
+              <w:bottom w:val="single" w:sz="4" w:space="0" w:color="000000"/>
+              <w:right w:val="single" w:sz="4" w:space="0" w:color="000000"/>
+            </w:tcBorders>
+            <w:tcBorders>
+              <w:top w:val="single" w:sz="4" w:space="0" w:color="000000"/>
+              <w:left w:val="single" w:sz="4" w:space="0" w:color="000000"/>
+              <w:bottom w:val="single" w:sz="4" w:space="0" w:color="000000"/>
+              <w:right w:val="single" w:sz="4" w:space="0" w:color="000000"/>
+            </w:tcBorders>
+          </w:tcPr>
           <w:p>
             <w:pPr>
               <w:pStyle w:val="Compact"/>
@@ -555,7 +789,20 @@
           <w:tblHeader w:val="on"/>
         </w:trPr>
         <w:tc>
-          <w:tcPr/>
+          <w:tcPr>
+            <w:tcBorders>
+              <w:top w:val="single" w:sz="4" w:space="0" w:color="000000"/>
+              <w:left w:val="single" w:sz="4" w:space="0" w:color="000000"/>
+              <w:bottom w:val="single" w:sz="4" w:space="0" w:color="000000"/>
+              <w:right w:val="single" w:sz="4" w:space="0" w:color="000000"/>
+            </w:tcBorders>
+            <w:tcBorders>
+              <w:top w:val="single" w:sz="4" w:space="0" w:color="000000"/>
+              <w:left w:val="single" w:sz="4" w:space="0" w:color="000000"/>
+              <w:bottom w:val="single" w:sz="4" w:space="0" w:color="000000"/>
+              <w:right w:val="single" w:sz="4" w:space="0" w:color="000000"/>
+            </w:tcBorders>
+          </w:tcPr>
           <w:p>
             <w:pPr>
               <w:pStyle w:val="Compact"/>
@@ -566,7 +813,20 @@
           </w:p>
         </w:tc>
         <w:tc>
-          <w:tcPr/>
+          <w:tcPr>
+            <w:tcBorders>
+              <w:top w:val="single" w:sz="4" w:space="0" w:color="000000"/>
+              <w:left w:val="single" w:sz="4" w:space="0" w:color="000000"/>
+              <w:bottom w:val="single" w:sz="4" w:space="0" w:color="000000"/>
+              <w:right w:val="single" w:sz="4" w:space="0" w:color="000000"/>
+            </w:tcBorders>
+            <w:tcBorders>
+              <w:top w:val="single" w:sz="4" w:space="0" w:color="000000"/>
+              <w:left w:val="single" w:sz="4" w:space="0" w:color="000000"/>
+              <w:bottom w:val="single" w:sz="4" w:space="0" w:color="000000"/>
+              <w:right w:val="single" w:sz="4" w:space="0" w:color="000000"/>
+            </w:tcBorders>
+          </w:tcPr>
           <w:p>
             <w:pPr>
               <w:pStyle w:val="Compact"/>
@@ -577,7 +837,20 @@
           </w:p>
         </w:tc>
         <w:tc>
-          <w:tcPr/>
+          <w:tcPr>
+            <w:tcBorders>
+              <w:top w:val="single" w:sz="4" w:space="0" w:color="000000"/>
+              <w:left w:val="single" w:sz="4" w:space="0" w:color="000000"/>
+              <w:bottom w:val="single" w:sz="4" w:space="0" w:color="000000"/>
+              <w:right w:val="single" w:sz="4" w:space="0" w:color="000000"/>
+            </w:tcBorders>
+            <w:tcBorders>
+              <w:top w:val="single" w:sz="4" w:space="0" w:color="000000"/>
+              <w:left w:val="single" w:sz="4" w:space="0" w:color="000000"/>
+              <w:bottom w:val="single" w:sz="4" w:space="0" w:color="000000"/>
+              <w:right w:val="single" w:sz="4" w:space="0" w:color="000000"/>
+            </w:tcBorders>
+          </w:tcPr>
           <w:p>
             <w:pPr>
               <w:pStyle w:val="Compact"/>
@@ -590,7 +863,20 @@
       </w:tr>
       <w:tr>
         <w:tc>
-          <w:tcPr/>
+          <w:tcPr>
+            <w:tcBorders>
+              <w:top w:val="single" w:sz="4" w:space="0" w:color="000000"/>
+              <w:left w:val="single" w:sz="4" w:space="0" w:color="000000"/>
+              <w:bottom w:val="single" w:sz="4" w:space="0" w:color="000000"/>
+              <w:right w:val="single" w:sz="4" w:space="0" w:color="000000"/>
+            </w:tcBorders>
+            <w:tcBorders>
+              <w:top w:val="single" w:sz="4" w:space="0" w:color="000000"/>
+              <w:left w:val="single" w:sz="4" w:space="0" w:color="000000"/>
+              <w:bottom w:val="single" w:sz="4" w:space="0" w:color="000000"/>
+              <w:right w:val="single" w:sz="4" w:space="0" w:color="000000"/>
+            </w:tcBorders>
+          </w:tcPr>
           <w:p>
             <w:pPr>
               <w:pStyle w:val="Compact"/>
@@ -605,7 +891,20 @@
           </w:p>
         </w:tc>
         <w:tc>
-          <w:tcPr/>
+          <w:tcPr>
+            <w:tcBorders>
+              <w:top w:val="single" w:sz="4" w:space="0" w:color="000000"/>
+              <w:left w:val="single" w:sz="4" w:space="0" w:color="000000"/>
+              <w:bottom w:val="single" w:sz="4" w:space="0" w:color="000000"/>
+              <w:right w:val="single" w:sz="4" w:space="0" w:color="000000"/>
+            </w:tcBorders>
+            <w:tcBorders>
+              <w:top w:val="single" w:sz="4" w:space="0" w:color="000000"/>
+              <w:left w:val="single" w:sz="4" w:space="0" w:color="000000"/>
+              <w:bottom w:val="single" w:sz="4" w:space="0" w:color="000000"/>
+              <w:right w:val="single" w:sz="4" w:space="0" w:color="000000"/>
+            </w:tcBorders>
+          </w:tcPr>
           <w:p>
             <w:pPr>
               <w:pStyle w:val="Compact"/>
@@ -616,7 +915,20 @@
           </w:p>
         </w:tc>
         <w:tc>
-          <w:tcPr/>
+          <w:tcPr>
+            <w:tcBorders>
+              <w:top w:val="single" w:sz="4" w:space="0" w:color="000000"/>
+              <w:left w:val="single" w:sz="4" w:space="0" w:color="000000"/>
+              <w:bottom w:val="single" w:sz="4" w:space="0" w:color="000000"/>
+              <w:right w:val="single" w:sz="4" w:space="0" w:color="000000"/>
+            </w:tcBorders>
+            <w:tcBorders>
+              <w:top w:val="single" w:sz="4" w:space="0" w:color="000000"/>
+              <w:left w:val="single" w:sz="4" w:space="0" w:color="000000"/>
+              <w:bottom w:val="single" w:sz="4" w:space="0" w:color="000000"/>
+              <w:right w:val="single" w:sz="4" w:space="0" w:color="000000"/>
+            </w:tcBorders>
+          </w:tcPr>
           <w:p>
             <w:pPr>
               <w:pStyle w:val="Compact"/>
@@ -626,7 +938,20 @@
       </w:tr>
       <w:tr>
         <w:tc>
-          <w:tcPr/>
+          <w:tcPr>
+            <w:tcBorders>
+              <w:top w:val="single" w:sz="4" w:space="0" w:color="000000"/>
+              <w:left w:val="single" w:sz="4" w:space="0" w:color="000000"/>
+              <w:bottom w:val="single" w:sz="4" w:space="0" w:color="000000"/>
+              <w:right w:val="single" w:sz="4" w:space="0" w:color="000000"/>
+            </w:tcBorders>
+            <w:tcBorders>
+              <w:top w:val="single" w:sz="4" w:space="0" w:color="000000"/>
+              <w:left w:val="single" w:sz="4" w:space="0" w:color="000000"/>
+              <w:bottom w:val="single" w:sz="4" w:space="0" w:color="000000"/>
+              <w:right w:val="single" w:sz="4" w:space="0" w:color="000000"/>
+            </w:tcBorders>
+          </w:tcPr>
           <w:p>
             <w:pPr>
               <w:pStyle w:val="Compact"/>
@@ -641,7 +966,20 @@
           </w:p>
         </w:tc>
         <w:tc>
-          <w:tcPr/>
+          <w:tcPr>
+            <w:tcBorders>
+              <w:top w:val="single" w:sz="4" w:space="0" w:color="000000"/>
+              <w:left w:val="single" w:sz="4" w:space="0" w:color="000000"/>
+              <w:bottom w:val="single" w:sz="4" w:space="0" w:color="000000"/>
+              <w:right w:val="single" w:sz="4" w:space="0" w:color="000000"/>
+            </w:tcBorders>
+            <w:tcBorders>
+              <w:top w:val="single" w:sz="4" w:space="0" w:color="000000"/>
+              <w:left w:val="single" w:sz="4" w:space="0" w:color="000000"/>
+              <w:bottom w:val="single" w:sz="4" w:space="0" w:color="000000"/>
+              <w:right w:val="single" w:sz="4" w:space="0" w:color="000000"/>
+            </w:tcBorders>
+          </w:tcPr>
           <w:p>
             <w:pPr>
               <w:pStyle w:val="Compact"/>
@@ -652,7 +990,20 @@
           </w:p>
         </w:tc>
         <w:tc>
-          <w:tcPr/>
+          <w:tcPr>
+            <w:tcBorders>
+              <w:top w:val="single" w:sz="4" w:space="0" w:color="000000"/>
+              <w:left w:val="single" w:sz="4" w:space="0" w:color="000000"/>
+              <w:bottom w:val="single" w:sz="4" w:space="0" w:color="000000"/>
+              <w:right w:val="single" w:sz="4" w:space="0" w:color="000000"/>
+            </w:tcBorders>
+            <w:tcBorders>
+              <w:top w:val="single" w:sz="4" w:space="0" w:color="000000"/>
+              <w:left w:val="single" w:sz="4" w:space="0" w:color="000000"/>
+              <w:bottom w:val="single" w:sz="4" w:space="0" w:color="000000"/>
+              <w:right w:val="single" w:sz="4" w:space="0" w:color="000000"/>
+            </w:tcBorders>
+          </w:tcPr>
           <w:p>
             <w:pPr>
               <w:pStyle w:val="Compact"/>
@@ -662,7 +1013,20 @@
       </w:tr>
       <w:tr>
         <w:tc>
-          <w:tcPr/>
+          <w:tcPr>
+            <w:tcBorders>
+              <w:top w:val="single" w:sz="4" w:space="0" w:color="000000"/>
+              <w:left w:val="single" w:sz="4" w:space="0" w:color="000000"/>
+              <w:bottom w:val="single" w:sz="4" w:space="0" w:color="000000"/>
+              <w:right w:val="single" w:sz="4" w:space="0" w:color="000000"/>
+            </w:tcBorders>
+            <w:tcBorders>
+              <w:top w:val="single" w:sz="4" w:space="0" w:color="000000"/>
+              <w:left w:val="single" w:sz="4" w:space="0" w:color="000000"/>
+              <w:bottom w:val="single" w:sz="4" w:space="0" w:color="000000"/>
+              <w:right w:val="single" w:sz="4" w:space="0" w:color="000000"/>
+            </w:tcBorders>
+          </w:tcPr>
           <w:p>
             <w:pPr>
               <w:pStyle w:val="Compact"/>
@@ -677,7 +1041,20 @@
           </w:p>
         </w:tc>
         <w:tc>
-          <w:tcPr/>
+          <w:tcPr>
+            <w:tcBorders>
+              <w:top w:val="single" w:sz="4" w:space="0" w:color="000000"/>
+              <w:left w:val="single" w:sz="4" w:space="0" w:color="000000"/>
+              <w:bottom w:val="single" w:sz="4" w:space="0" w:color="000000"/>
+              <w:right w:val="single" w:sz="4" w:space="0" w:color="000000"/>
+            </w:tcBorders>
+            <w:tcBorders>
+              <w:top w:val="single" w:sz="4" w:space="0" w:color="000000"/>
+              <w:left w:val="single" w:sz="4" w:space="0" w:color="000000"/>
+              <w:bottom w:val="single" w:sz="4" w:space="0" w:color="000000"/>
+              <w:right w:val="single" w:sz="4" w:space="0" w:color="000000"/>
+            </w:tcBorders>
+          </w:tcPr>
           <w:p>
             <w:pPr>
               <w:pStyle w:val="Compact"/>
@@ -688,7 +1065,20 @@
           </w:p>
         </w:tc>
         <w:tc>
-          <w:tcPr/>
+          <w:tcPr>
+            <w:tcBorders>
+              <w:top w:val="single" w:sz="4" w:space="0" w:color="000000"/>
+              <w:left w:val="single" w:sz="4" w:space="0" w:color="000000"/>
+              <w:bottom w:val="single" w:sz="4" w:space="0" w:color="000000"/>
+              <w:right w:val="single" w:sz="4" w:space="0" w:color="000000"/>
+            </w:tcBorders>
+            <w:tcBorders>
+              <w:top w:val="single" w:sz="4" w:space="0" w:color="000000"/>
+              <w:left w:val="single" w:sz="4" w:space="0" w:color="000000"/>
+              <w:bottom w:val="single" w:sz="4" w:space="0" w:color="000000"/>
+              <w:right w:val="single" w:sz="4" w:space="0" w:color="000000"/>
+            </w:tcBorders>
+          </w:tcPr>
           <w:p>
             <w:pPr>
               <w:pStyle w:val="Compact"/>
@@ -698,7 +1088,20 @@
       </w:tr>
       <w:tr>
         <w:tc>
-          <w:tcPr/>
+          <w:tcPr>
+            <w:tcBorders>
+              <w:top w:val="single" w:sz="4" w:space="0" w:color="000000"/>
+              <w:left w:val="single" w:sz="4" w:space="0" w:color="000000"/>
+              <w:bottom w:val="single" w:sz="4" w:space="0" w:color="000000"/>
+              <w:right w:val="single" w:sz="4" w:space="0" w:color="000000"/>
+            </w:tcBorders>
+            <w:tcBorders>
+              <w:top w:val="single" w:sz="4" w:space="0" w:color="000000"/>
+              <w:left w:val="single" w:sz="4" w:space="0" w:color="000000"/>
+              <w:bottom w:val="single" w:sz="4" w:space="0" w:color="000000"/>
+              <w:right w:val="single" w:sz="4" w:space="0" w:color="000000"/>
+            </w:tcBorders>
+          </w:tcPr>
           <w:p>
             <w:pPr>
               <w:pStyle w:val="Compact"/>
@@ -713,7 +1116,20 @@
           </w:p>
         </w:tc>
         <w:tc>
-          <w:tcPr/>
+          <w:tcPr>
+            <w:tcBorders>
+              <w:top w:val="single" w:sz="4" w:space="0" w:color="000000"/>
+              <w:left w:val="single" w:sz="4" w:space="0" w:color="000000"/>
+              <w:bottom w:val="single" w:sz="4" w:space="0" w:color="000000"/>
+              <w:right w:val="single" w:sz="4" w:space="0" w:color="000000"/>
+            </w:tcBorders>
+            <w:tcBorders>
+              <w:top w:val="single" w:sz="4" w:space="0" w:color="000000"/>
+              <w:left w:val="single" w:sz="4" w:space="0" w:color="000000"/>
+              <w:bottom w:val="single" w:sz="4" w:space="0" w:color="000000"/>
+              <w:right w:val="single" w:sz="4" w:space="0" w:color="000000"/>
+            </w:tcBorders>
+          </w:tcPr>
           <w:p>
             <w:pPr>
               <w:pStyle w:val="Compact"/>
@@ -724,7 +1140,20 @@
           </w:p>
         </w:tc>
         <w:tc>
-          <w:tcPr/>
+          <w:tcPr>
+            <w:tcBorders>
+              <w:top w:val="single" w:sz="4" w:space="0" w:color="000000"/>
+              <w:left w:val="single" w:sz="4" w:space="0" w:color="000000"/>
+              <w:bottom w:val="single" w:sz="4" w:space="0" w:color="000000"/>
+              <w:right w:val="single" w:sz="4" w:space="0" w:color="000000"/>
+            </w:tcBorders>
+            <w:tcBorders>
+              <w:top w:val="single" w:sz="4" w:space="0" w:color="000000"/>
+              <w:left w:val="single" w:sz="4" w:space="0" w:color="000000"/>
+              <w:bottom w:val="single" w:sz="4" w:space="0" w:color="000000"/>
+              <w:right w:val="single" w:sz="4" w:space="0" w:color="000000"/>
+            </w:tcBorders>
+          </w:tcPr>
           <w:p>
             <w:pPr>
               <w:pStyle w:val="Compact"/>
@@ -734,7 +1163,20 @@
       </w:tr>
       <w:tr>
         <w:tc>
-          <w:tcPr/>
+          <w:tcPr>
+            <w:tcBorders>
+              <w:top w:val="single" w:sz="4" w:space="0" w:color="000000"/>
+              <w:left w:val="single" w:sz="4" w:space="0" w:color="000000"/>
+              <w:bottom w:val="single" w:sz="4" w:space="0" w:color="000000"/>
+              <w:right w:val="single" w:sz="4" w:space="0" w:color="000000"/>
+            </w:tcBorders>
+            <w:tcBorders>
+              <w:top w:val="single" w:sz="4" w:space="0" w:color="000000"/>
+              <w:left w:val="single" w:sz="4" w:space="0" w:color="000000"/>
+              <w:bottom w:val="single" w:sz="4" w:space="0" w:color="000000"/>
+              <w:right w:val="single" w:sz="4" w:space="0" w:color="000000"/>
+            </w:tcBorders>
+          </w:tcPr>
           <w:p>
             <w:pPr>
               <w:pStyle w:val="Compact"/>
@@ -749,7 +1191,20 @@
           </w:p>
         </w:tc>
         <w:tc>
-          <w:tcPr/>
+          <w:tcPr>
+            <w:tcBorders>
+              <w:top w:val="single" w:sz="4" w:space="0" w:color="000000"/>
+              <w:left w:val="single" w:sz="4" w:space="0" w:color="000000"/>
+              <w:bottom w:val="single" w:sz="4" w:space="0" w:color="000000"/>
+              <w:right w:val="single" w:sz="4" w:space="0" w:color="000000"/>
+            </w:tcBorders>
+            <w:tcBorders>
+              <w:top w:val="single" w:sz="4" w:space="0" w:color="000000"/>
+              <w:left w:val="single" w:sz="4" w:space="0" w:color="000000"/>
+              <w:bottom w:val="single" w:sz="4" w:space="0" w:color="000000"/>
+              <w:right w:val="single" w:sz="4" w:space="0" w:color="000000"/>
+            </w:tcBorders>
+          </w:tcPr>
           <w:p>
             <w:pPr>
               <w:pStyle w:val="Compact"/>
@@ -760,7 +1215,20 @@
           </w:p>
         </w:tc>
         <w:tc>
-          <w:tcPr/>
+          <w:tcPr>
+            <w:tcBorders>
+              <w:top w:val="single" w:sz="4" w:space="0" w:color="000000"/>
+              <w:left w:val="single" w:sz="4" w:space="0" w:color="000000"/>
+              <w:bottom w:val="single" w:sz="4" w:space="0" w:color="000000"/>
+              <w:right w:val="single" w:sz="4" w:space="0" w:color="000000"/>
+            </w:tcBorders>
+            <w:tcBorders>
+              <w:top w:val="single" w:sz="4" w:space="0" w:color="000000"/>
+              <w:left w:val="single" w:sz="4" w:space="0" w:color="000000"/>
+              <w:bottom w:val="single" w:sz="4" w:space="0" w:color="000000"/>
+              <w:right w:val="single" w:sz="4" w:space="0" w:color="000000"/>
+            </w:tcBorders>
+          </w:tcPr>
           <w:p>
             <w:pPr>
               <w:pStyle w:val="Compact"/>
@@ -840,7 +1308,20 @@
           <w:tblHeader w:val="on"/>
         </w:trPr>
         <w:tc>
-          <w:tcPr/>
+          <w:tcPr>
+            <w:tcBorders>
+              <w:top w:val="single" w:sz="4" w:space="0" w:color="000000"/>
+              <w:left w:val="single" w:sz="4" w:space="0" w:color="000000"/>
+              <w:bottom w:val="single" w:sz="4" w:space="0" w:color="000000"/>
+              <w:right w:val="single" w:sz="4" w:space="0" w:color="000000"/>
+            </w:tcBorders>
+            <w:tcBorders>
+              <w:top w:val="single" w:sz="4" w:space="0" w:color="000000"/>
+              <w:left w:val="single" w:sz="4" w:space="0" w:color="000000"/>
+              <w:bottom w:val="single" w:sz="4" w:space="0" w:color="000000"/>
+              <w:right w:val="single" w:sz="4" w:space="0" w:color="000000"/>
+            </w:tcBorders>
+          </w:tcPr>
           <w:p>
             <w:pPr>
               <w:pStyle w:val="Compact"/>
@@ -851,7 +1332,20 @@
           </w:p>
         </w:tc>
         <w:tc>
-          <w:tcPr/>
+          <w:tcPr>
+            <w:tcBorders>
+              <w:top w:val="single" w:sz="4" w:space="0" w:color="000000"/>
+              <w:left w:val="single" w:sz="4" w:space="0" w:color="000000"/>
+              <w:bottom w:val="single" w:sz="4" w:space="0" w:color="000000"/>
+              <w:right w:val="single" w:sz="4" w:space="0" w:color="000000"/>
+            </w:tcBorders>
+            <w:tcBorders>
+              <w:top w:val="single" w:sz="4" w:space="0" w:color="000000"/>
+              <w:left w:val="single" w:sz="4" w:space="0" w:color="000000"/>
+              <w:bottom w:val="single" w:sz="4" w:space="0" w:color="000000"/>
+              <w:right w:val="single" w:sz="4" w:space="0" w:color="000000"/>
+            </w:tcBorders>
+          </w:tcPr>
           <w:p>
             <w:pPr>
               <w:pStyle w:val="Compact"/>
@@ -862,7 +1356,20 @@
           </w:p>
         </w:tc>
         <w:tc>
-          <w:tcPr/>
+          <w:tcPr>
+            <w:tcBorders>
+              <w:top w:val="single" w:sz="4" w:space="0" w:color="000000"/>
+              <w:left w:val="single" w:sz="4" w:space="0" w:color="000000"/>
+              <w:bottom w:val="single" w:sz="4" w:space="0" w:color="000000"/>
+              <w:right w:val="single" w:sz="4" w:space="0" w:color="000000"/>
+            </w:tcBorders>
+            <w:tcBorders>
+              <w:top w:val="single" w:sz="4" w:space="0" w:color="000000"/>
+              <w:left w:val="single" w:sz="4" w:space="0" w:color="000000"/>
+              <w:bottom w:val="single" w:sz="4" w:space="0" w:color="000000"/>
+              <w:right w:val="single" w:sz="4" w:space="0" w:color="000000"/>
+            </w:tcBorders>
+          </w:tcPr>
           <w:p>
             <w:pPr>
               <w:pStyle w:val="Compact"/>
@@ -873,7 +1380,20 @@
           </w:p>
         </w:tc>
         <w:tc>
-          <w:tcPr/>
+          <w:tcPr>
+            <w:tcBorders>
+              <w:top w:val="single" w:sz="4" w:space="0" w:color="000000"/>
+              <w:left w:val="single" w:sz="4" w:space="0" w:color="000000"/>
+              <w:bottom w:val="single" w:sz="4" w:space="0" w:color="000000"/>
+              <w:right w:val="single" w:sz="4" w:space="0" w:color="000000"/>
+            </w:tcBorders>
+            <w:tcBorders>
+              <w:top w:val="single" w:sz="4" w:space="0" w:color="000000"/>
+              <w:left w:val="single" w:sz="4" w:space="0" w:color="000000"/>
+              <w:bottom w:val="single" w:sz="4" w:space="0" w:color="000000"/>
+              <w:right w:val="single" w:sz="4" w:space="0" w:color="000000"/>
+            </w:tcBorders>
+          </w:tcPr>
           <w:p>
             <w:pPr>
               <w:pStyle w:val="Compact"/>
@@ -884,7 +1404,20 @@
           </w:p>
         </w:tc>
         <w:tc>
-          <w:tcPr/>
+          <w:tcPr>
+            <w:tcBorders>
+              <w:top w:val="single" w:sz="4" w:space="0" w:color="000000"/>
+              <w:left w:val="single" w:sz="4" w:space="0" w:color="000000"/>
+              <w:bottom w:val="single" w:sz="4" w:space="0" w:color="000000"/>
+              <w:right w:val="single" w:sz="4" w:space="0" w:color="000000"/>
+            </w:tcBorders>
+            <w:tcBorders>
+              <w:top w:val="single" w:sz="4" w:space="0" w:color="000000"/>
+              <w:left w:val="single" w:sz="4" w:space="0" w:color="000000"/>
+              <w:bottom w:val="single" w:sz="4" w:space="0" w:color="000000"/>
+              <w:right w:val="single" w:sz="4" w:space="0" w:color="000000"/>
+            </w:tcBorders>
+          </w:tcPr>
           <w:p>
             <w:pPr>
               <w:pStyle w:val="Compact"/>
@@ -895,7 +1428,20 @@
           </w:p>
         </w:tc>
         <w:tc>
-          <w:tcPr/>
+          <w:tcPr>
+            <w:tcBorders>
+              <w:top w:val="single" w:sz="4" w:space="0" w:color="000000"/>
+              <w:left w:val="single" w:sz="4" w:space="0" w:color="000000"/>
+              <w:bottom w:val="single" w:sz="4" w:space="0" w:color="000000"/>
+              <w:right w:val="single" w:sz="4" w:space="0" w:color="000000"/>
+            </w:tcBorders>
+            <w:tcBorders>
+              <w:top w:val="single" w:sz="4" w:space="0" w:color="000000"/>
+              <w:left w:val="single" w:sz="4" w:space="0" w:color="000000"/>
+              <w:bottom w:val="single" w:sz="4" w:space="0" w:color="000000"/>
+              <w:right w:val="single" w:sz="4" w:space="0" w:color="000000"/>
+            </w:tcBorders>
+          </w:tcPr>
           <w:p>
             <w:pPr>
               <w:pStyle w:val="Compact"/>
@@ -908,7 +1454,20 @@
       </w:tr>
       <w:tr>
         <w:tc>
-          <w:tcPr/>
+          <w:tcPr>
+            <w:tcBorders>
+              <w:top w:val="single" w:sz="4" w:space="0" w:color="000000"/>
+              <w:left w:val="single" w:sz="4" w:space="0" w:color="000000"/>
+              <w:bottom w:val="single" w:sz="4" w:space="0" w:color="000000"/>
+              <w:right w:val="single" w:sz="4" w:space="0" w:color="000000"/>
+            </w:tcBorders>
+            <w:tcBorders>
+              <w:top w:val="single" w:sz="4" w:space="0" w:color="000000"/>
+              <w:left w:val="single" w:sz="4" w:space="0" w:color="000000"/>
+              <w:bottom w:val="single" w:sz="4" w:space="0" w:color="000000"/>
+              <w:right w:val="single" w:sz="4" w:space="0" w:color="000000"/>
+            </w:tcBorders>
+          </w:tcPr>
           <w:p>
             <w:pPr>
               <w:pStyle w:val="Compact"/>
@@ -919,39 +1478,104 @@
           </w:p>
         </w:tc>
         <w:tc>
-          <w:tcPr/>
-          <w:p>
-            <w:pPr>
-              <w:pStyle w:val="Compact"/>
-            </w:pPr>
-          </w:p>
-        </w:tc>
-        <w:tc>
-          <w:tcPr/>
-          <w:p>
-            <w:pPr>
-              <w:pStyle w:val="Compact"/>
-            </w:pPr>
-          </w:p>
-        </w:tc>
-        <w:tc>
-          <w:tcPr/>
-          <w:p>
-            <w:pPr>
-              <w:pStyle w:val="Compact"/>
-            </w:pPr>
-          </w:p>
-        </w:tc>
-        <w:tc>
-          <w:tcPr/>
-          <w:p>
-            <w:pPr>
-              <w:pStyle w:val="Compact"/>
-            </w:pPr>
-          </w:p>
-        </w:tc>
-        <w:tc>
-          <w:tcPr/>
+          <w:tcPr>
+            <w:tcBorders>
+              <w:top w:val="single" w:sz="4" w:space="0" w:color="000000"/>
+              <w:left w:val="single" w:sz="4" w:space="0" w:color="000000"/>
+              <w:bottom w:val="single" w:sz="4" w:space="0" w:color="000000"/>
+              <w:right w:val="single" w:sz="4" w:space="0" w:color="000000"/>
+            </w:tcBorders>
+            <w:tcBorders>
+              <w:top w:val="single" w:sz="4" w:space="0" w:color="000000"/>
+              <w:left w:val="single" w:sz="4" w:space="0" w:color="000000"/>
+              <w:bottom w:val="single" w:sz="4" w:space="0" w:color="000000"/>
+              <w:right w:val="single" w:sz="4" w:space="0" w:color="000000"/>
+            </w:tcBorders>
+          </w:tcPr>
+          <w:p>
+            <w:pPr>
+              <w:pStyle w:val="Compact"/>
+            </w:pPr>
+          </w:p>
+        </w:tc>
+        <w:tc>
+          <w:tcPr>
+            <w:tcBorders>
+              <w:top w:val="single" w:sz="4" w:space="0" w:color="000000"/>
+              <w:left w:val="single" w:sz="4" w:space="0" w:color="000000"/>
+              <w:bottom w:val="single" w:sz="4" w:space="0" w:color="000000"/>
+              <w:right w:val="single" w:sz="4" w:space="0" w:color="000000"/>
+            </w:tcBorders>
+            <w:tcBorders>
+              <w:top w:val="single" w:sz="4" w:space="0" w:color="000000"/>
+              <w:left w:val="single" w:sz="4" w:space="0" w:color="000000"/>
+              <w:bottom w:val="single" w:sz="4" w:space="0" w:color="000000"/>
+              <w:right w:val="single" w:sz="4" w:space="0" w:color="000000"/>
+            </w:tcBorders>
+          </w:tcPr>
+          <w:p>
+            <w:pPr>
+              <w:pStyle w:val="Compact"/>
+            </w:pPr>
+          </w:p>
+        </w:tc>
+        <w:tc>
+          <w:tcPr>
+            <w:tcBorders>
+              <w:top w:val="single" w:sz="4" w:space="0" w:color="000000"/>
+              <w:left w:val="single" w:sz="4" w:space="0" w:color="000000"/>
+              <w:bottom w:val="single" w:sz="4" w:space="0" w:color="000000"/>
+              <w:right w:val="single" w:sz="4" w:space="0" w:color="000000"/>
+            </w:tcBorders>
+            <w:tcBorders>
+              <w:top w:val="single" w:sz="4" w:space="0" w:color="000000"/>
+              <w:left w:val="single" w:sz="4" w:space="0" w:color="000000"/>
+              <w:bottom w:val="single" w:sz="4" w:space="0" w:color="000000"/>
+              <w:right w:val="single" w:sz="4" w:space="0" w:color="000000"/>
+            </w:tcBorders>
+          </w:tcPr>
+          <w:p>
+            <w:pPr>
+              <w:pStyle w:val="Compact"/>
+            </w:pPr>
+          </w:p>
+        </w:tc>
+        <w:tc>
+          <w:tcPr>
+            <w:tcBorders>
+              <w:top w:val="single" w:sz="4" w:space="0" w:color="000000"/>
+              <w:left w:val="single" w:sz="4" w:space="0" w:color="000000"/>
+              <w:bottom w:val="single" w:sz="4" w:space="0" w:color="000000"/>
+              <w:right w:val="single" w:sz="4" w:space="0" w:color="000000"/>
+            </w:tcBorders>
+            <w:tcBorders>
+              <w:top w:val="single" w:sz="4" w:space="0" w:color="000000"/>
+              <w:left w:val="single" w:sz="4" w:space="0" w:color="000000"/>
+              <w:bottom w:val="single" w:sz="4" w:space="0" w:color="000000"/>
+              <w:right w:val="single" w:sz="4" w:space="0" w:color="000000"/>
+            </w:tcBorders>
+          </w:tcPr>
+          <w:p>
+            <w:pPr>
+              <w:pStyle w:val="Compact"/>
+            </w:pPr>
+          </w:p>
+        </w:tc>
+        <w:tc>
+          <w:tcPr>
+            <w:tcBorders>
+              <w:top w:val="single" w:sz="4" w:space="0" w:color="000000"/>
+              <w:left w:val="single" w:sz="4" w:space="0" w:color="000000"/>
+              <w:bottom w:val="single" w:sz="4" w:space="0" w:color="000000"/>
+              <w:right w:val="single" w:sz="4" w:space="0" w:color="000000"/>
+            </w:tcBorders>
+            <w:tcBorders>
+              <w:top w:val="single" w:sz="4" w:space="0" w:color="000000"/>
+              <w:left w:val="single" w:sz="4" w:space="0" w:color="000000"/>
+              <w:bottom w:val="single" w:sz="4" w:space="0" w:color="000000"/>
+              <w:right w:val="single" w:sz="4" w:space="0" w:color="000000"/>
+            </w:tcBorders>
+          </w:tcPr>
           <w:p>
             <w:pPr>
               <w:pStyle w:val="Compact"/>
@@ -961,7 +1585,20 @@
       </w:tr>
       <w:tr>
         <w:tc>
-          <w:tcPr/>
+          <w:tcPr>
+            <w:tcBorders>
+              <w:top w:val="single" w:sz="4" w:space="0" w:color="000000"/>
+              <w:left w:val="single" w:sz="4" w:space="0" w:color="000000"/>
+              <w:bottom w:val="single" w:sz="4" w:space="0" w:color="000000"/>
+              <w:right w:val="single" w:sz="4" w:space="0" w:color="000000"/>
+            </w:tcBorders>
+            <w:tcBorders>
+              <w:top w:val="single" w:sz="4" w:space="0" w:color="000000"/>
+              <w:left w:val="single" w:sz="4" w:space="0" w:color="000000"/>
+              <w:bottom w:val="single" w:sz="4" w:space="0" w:color="000000"/>
+              <w:right w:val="single" w:sz="4" w:space="0" w:color="000000"/>
+            </w:tcBorders>
+          </w:tcPr>
           <w:p>
             <w:pPr>
               <w:pStyle w:val="Compact"/>
@@ -972,39 +1609,104 @@
           </w:p>
         </w:tc>
         <w:tc>
-          <w:tcPr/>
-          <w:p>
-            <w:pPr>
-              <w:pStyle w:val="Compact"/>
-            </w:pPr>
-          </w:p>
-        </w:tc>
-        <w:tc>
-          <w:tcPr/>
-          <w:p>
-            <w:pPr>
-              <w:pStyle w:val="Compact"/>
-            </w:pPr>
-          </w:p>
-        </w:tc>
-        <w:tc>
-          <w:tcPr/>
-          <w:p>
-            <w:pPr>
-              <w:pStyle w:val="Compact"/>
-            </w:pPr>
-          </w:p>
-        </w:tc>
-        <w:tc>
-          <w:tcPr/>
-          <w:p>
-            <w:pPr>
-              <w:pStyle w:val="Compact"/>
-            </w:pPr>
-          </w:p>
-        </w:tc>
-        <w:tc>
-          <w:tcPr/>
+          <w:tcPr>
+            <w:tcBorders>
+              <w:top w:val="single" w:sz="4" w:space="0" w:color="000000"/>
+              <w:left w:val="single" w:sz="4" w:space="0" w:color="000000"/>
+              <w:bottom w:val="single" w:sz="4" w:space="0" w:color="000000"/>
+              <w:right w:val="single" w:sz="4" w:space="0" w:color="000000"/>
+            </w:tcBorders>
+            <w:tcBorders>
+              <w:top w:val="single" w:sz="4" w:space="0" w:color="000000"/>
+              <w:left w:val="single" w:sz="4" w:space="0" w:color="000000"/>
+              <w:bottom w:val="single" w:sz="4" w:space="0" w:color="000000"/>
+              <w:right w:val="single" w:sz="4" w:space="0" w:color="000000"/>
+            </w:tcBorders>
+          </w:tcPr>
+          <w:p>
+            <w:pPr>
+              <w:pStyle w:val="Compact"/>
+            </w:pPr>
+          </w:p>
+        </w:tc>
+        <w:tc>
+          <w:tcPr>
+            <w:tcBorders>
+              <w:top w:val="single" w:sz="4" w:space="0" w:color="000000"/>
+              <w:left w:val="single" w:sz="4" w:space="0" w:color="000000"/>
+              <w:bottom w:val="single" w:sz="4" w:space="0" w:color="000000"/>
+              <w:right w:val="single" w:sz="4" w:space="0" w:color="000000"/>
+            </w:tcBorders>
+            <w:tcBorders>
+              <w:top w:val="single" w:sz="4" w:space="0" w:color="000000"/>
+              <w:left w:val="single" w:sz="4" w:space="0" w:color="000000"/>
+              <w:bottom w:val="single" w:sz="4" w:space="0" w:color="000000"/>
+              <w:right w:val="single" w:sz="4" w:space="0" w:color="000000"/>
+            </w:tcBorders>
+          </w:tcPr>
+          <w:p>
+            <w:pPr>
+              <w:pStyle w:val="Compact"/>
+            </w:pPr>
+          </w:p>
+        </w:tc>
+        <w:tc>
+          <w:tcPr>
+            <w:tcBorders>
+              <w:top w:val="single" w:sz="4" w:space="0" w:color="000000"/>
+              <w:left w:val="single" w:sz="4" w:space="0" w:color="000000"/>
+              <w:bottom w:val="single" w:sz="4" w:space="0" w:color="000000"/>
+              <w:right w:val="single" w:sz="4" w:space="0" w:color="000000"/>
+            </w:tcBorders>
+            <w:tcBorders>
+              <w:top w:val="single" w:sz="4" w:space="0" w:color="000000"/>
+              <w:left w:val="single" w:sz="4" w:space="0" w:color="000000"/>
+              <w:bottom w:val="single" w:sz="4" w:space="0" w:color="000000"/>
+              <w:right w:val="single" w:sz="4" w:space="0" w:color="000000"/>
+            </w:tcBorders>
+          </w:tcPr>
+          <w:p>
+            <w:pPr>
+              <w:pStyle w:val="Compact"/>
+            </w:pPr>
+          </w:p>
+        </w:tc>
+        <w:tc>
+          <w:tcPr>
+            <w:tcBorders>
+              <w:top w:val="single" w:sz="4" w:space="0" w:color="000000"/>
+              <w:left w:val="single" w:sz="4" w:space="0" w:color="000000"/>
+              <w:bottom w:val="single" w:sz="4" w:space="0" w:color="000000"/>
+              <w:right w:val="single" w:sz="4" w:space="0" w:color="000000"/>
+            </w:tcBorders>
+            <w:tcBorders>
+              <w:top w:val="single" w:sz="4" w:space="0" w:color="000000"/>
+              <w:left w:val="single" w:sz="4" w:space="0" w:color="000000"/>
+              <w:bottom w:val="single" w:sz="4" w:space="0" w:color="000000"/>
+              <w:right w:val="single" w:sz="4" w:space="0" w:color="000000"/>
+            </w:tcBorders>
+          </w:tcPr>
+          <w:p>
+            <w:pPr>
+              <w:pStyle w:val="Compact"/>
+            </w:pPr>
+          </w:p>
+        </w:tc>
+        <w:tc>
+          <w:tcPr>
+            <w:tcBorders>
+              <w:top w:val="single" w:sz="4" w:space="0" w:color="000000"/>
+              <w:left w:val="single" w:sz="4" w:space="0" w:color="000000"/>
+              <w:bottom w:val="single" w:sz="4" w:space="0" w:color="000000"/>
+              <w:right w:val="single" w:sz="4" w:space="0" w:color="000000"/>
+            </w:tcBorders>
+            <w:tcBorders>
+              <w:top w:val="single" w:sz="4" w:space="0" w:color="000000"/>
+              <w:left w:val="single" w:sz="4" w:space="0" w:color="000000"/>
+              <w:bottom w:val="single" w:sz="4" w:space="0" w:color="000000"/>
+              <w:right w:val="single" w:sz="4" w:space="0" w:color="000000"/>
+            </w:tcBorders>
+          </w:tcPr>
           <w:p>
             <w:pPr>
               <w:pStyle w:val="Compact"/>
@@ -1014,7 +1716,20 @@
       </w:tr>
       <w:tr>
         <w:tc>
-          <w:tcPr/>
+          <w:tcPr>
+            <w:tcBorders>
+              <w:top w:val="single" w:sz="4" w:space="0" w:color="000000"/>
+              <w:left w:val="single" w:sz="4" w:space="0" w:color="000000"/>
+              <w:bottom w:val="single" w:sz="4" w:space="0" w:color="000000"/>
+              <w:right w:val="single" w:sz="4" w:space="0" w:color="000000"/>
+            </w:tcBorders>
+            <w:tcBorders>
+              <w:top w:val="single" w:sz="4" w:space="0" w:color="000000"/>
+              <w:left w:val="single" w:sz="4" w:space="0" w:color="000000"/>
+              <w:bottom w:val="single" w:sz="4" w:space="0" w:color="000000"/>
+              <w:right w:val="single" w:sz="4" w:space="0" w:color="000000"/>
+            </w:tcBorders>
+          </w:tcPr>
           <w:p>
             <w:pPr>
               <w:pStyle w:val="Compact"/>
@@ -1025,39 +1740,104 @@
           </w:p>
         </w:tc>
         <w:tc>
-          <w:tcPr/>
-          <w:p>
-            <w:pPr>
-              <w:pStyle w:val="Compact"/>
-            </w:pPr>
-          </w:p>
-        </w:tc>
-        <w:tc>
-          <w:tcPr/>
-          <w:p>
-            <w:pPr>
-              <w:pStyle w:val="Compact"/>
-            </w:pPr>
-          </w:p>
-        </w:tc>
-        <w:tc>
-          <w:tcPr/>
-          <w:p>
-            <w:pPr>
-              <w:pStyle w:val="Compact"/>
-            </w:pPr>
-          </w:p>
-        </w:tc>
-        <w:tc>
-          <w:tcPr/>
-          <w:p>
-            <w:pPr>
-              <w:pStyle w:val="Compact"/>
-            </w:pPr>
-          </w:p>
-        </w:tc>
-        <w:tc>
-          <w:tcPr/>
+          <w:tcPr>
+            <w:tcBorders>
+              <w:top w:val="single" w:sz="4" w:space="0" w:color="000000"/>
+              <w:left w:val="single" w:sz="4" w:space="0" w:color="000000"/>
+              <w:bottom w:val="single" w:sz="4" w:space="0" w:color="000000"/>
+              <w:right w:val="single" w:sz="4" w:space="0" w:color="000000"/>
+            </w:tcBorders>
+            <w:tcBorders>
+              <w:top w:val="single" w:sz="4" w:space="0" w:color="000000"/>
+              <w:left w:val="single" w:sz="4" w:space="0" w:color="000000"/>
+              <w:bottom w:val="single" w:sz="4" w:space="0" w:color="000000"/>
+              <w:right w:val="single" w:sz="4" w:space="0" w:color="000000"/>
+            </w:tcBorders>
+          </w:tcPr>
+          <w:p>
+            <w:pPr>
+              <w:pStyle w:val="Compact"/>
+            </w:pPr>
+          </w:p>
+        </w:tc>
+        <w:tc>
+          <w:tcPr>
+            <w:tcBorders>
+              <w:top w:val="single" w:sz="4" w:space="0" w:color="000000"/>
+              <w:left w:val="single" w:sz="4" w:space="0" w:color="000000"/>
+              <w:bottom w:val="single" w:sz="4" w:space="0" w:color="000000"/>
+              <w:right w:val="single" w:sz="4" w:space="0" w:color="000000"/>
+            </w:tcBorders>
+            <w:tcBorders>
+              <w:top w:val="single" w:sz="4" w:space="0" w:color="000000"/>
+              <w:left w:val="single" w:sz="4" w:space="0" w:color="000000"/>
+              <w:bottom w:val="single" w:sz="4" w:space="0" w:color="000000"/>
+              <w:right w:val="single" w:sz="4" w:space="0" w:color="000000"/>
+            </w:tcBorders>
+          </w:tcPr>
+          <w:p>
+            <w:pPr>
+              <w:pStyle w:val="Compact"/>
+            </w:pPr>
+          </w:p>
+        </w:tc>
+        <w:tc>
+          <w:tcPr>
+            <w:tcBorders>
+              <w:top w:val="single" w:sz="4" w:space="0" w:color="000000"/>
+              <w:left w:val="single" w:sz="4" w:space="0" w:color="000000"/>
+              <w:bottom w:val="single" w:sz="4" w:space="0" w:color="000000"/>
+              <w:right w:val="single" w:sz="4" w:space="0" w:color="000000"/>
+            </w:tcBorders>
+            <w:tcBorders>
+              <w:top w:val="single" w:sz="4" w:space="0" w:color="000000"/>
+              <w:left w:val="single" w:sz="4" w:space="0" w:color="000000"/>
+              <w:bottom w:val="single" w:sz="4" w:space="0" w:color="000000"/>
+              <w:right w:val="single" w:sz="4" w:space="0" w:color="000000"/>
+            </w:tcBorders>
+          </w:tcPr>
+          <w:p>
+            <w:pPr>
+              <w:pStyle w:val="Compact"/>
+            </w:pPr>
+          </w:p>
+        </w:tc>
+        <w:tc>
+          <w:tcPr>
+            <w:tcBorders>
+              <w:top w:val="single" w:sz="4" w:space="0" w:color="000000"/>
+              <w:left w:val="single" w:sz="4" w:space="0" w:color="000000"/>
+              <w:bottom w:val="single" w:sz="4" w:space="0" w:color="000000"/>
+              <w:right w:val="single" w:sz="4" w:space="0" w:color="000000"/>
+            </w:tcBorders>
+            <w:tcBorders>
+              <w:top w:val="single" w:sz="4" w:space="0" w:color="000000"/>
+              <w:left w:val="single" w:sz="4" w:space="0" w:color="000000"/>
+              <w:bottom w:val="single" w:sz="4" w:space="0" w:color="000000"/>
+              <w:right w:val="single" w:sz="4" w:space="0" w:color="000000"/>
+            </w:tcBorders>
+          </w:tcPr>
+          <w:p>
+            <w:pPr>
+              <w:pStyle w:val="Compact"/>
+            </w:pPr>
+          </w:p>
+        </w:tc>
+        <w:tc>
+          <w:tcPr>
+            <w:tcBorders>
+              <w:top w:val="single" w:sz="4" w:space="0" w:color="000000"/>
+              <w:left w:val="single" w:sz="4" w:space="0" w:color="000000"/>
+              <w:bottom w:val="single" w:sz="4" w:space="0" w:color="000000"/>
+              <w:right w:val="single" w:sz="4" w:space="0" w:color="000000"/>
+            </w:tcBorders>
+            <w:tcBorders>
+              <w:top w:val="single" w:sz="4" w:space="0" w:color="000000"/>
+              <w:left w:val="single" w:sz="4" w:space="0" w:color="000000"/>
+              <w:bottom w:val="single" w:sz="4" w:space="0" w:color="000000"/>
+              <w:right w:val="single" w:sz="4" w:space="0" w:color="000000"/>
+            </w:tcBorders>
+          </w:tcPr>
           <w:p>
             <w:pPr>
               <w:pStyle w:val="Compact"/>
@@ -1166,7 +1946,20 @@
           <w:tblHeader w:val="on"/>
         </w:trPr>
         <w:tc>
-          <w:tcPr/>
+          <w:tcPr>
+            <w:tcBorders>
+              <w:top w:val="single" w:sz="4" w:space="0" w:color="000000"/>
+              <w:left w:val="single" w:sz="4" w:space="0" w:color="000000"/>
+              <w:bottom w:val="single" w:sz="4" w:space="0" w:color="000000"/>
+              <w:right w:val="single" w:sz="4" w:space="0" w:color="000000"/>
+            </w:tcBorders>
+            <w:tcBorders>
+              <w:top w:val="single" w:sz="4" w:space="0" w:color="000000"/>
+              <w:left w:val="single" w:sz="4" w:space="0" w:color="000000"/>
+              <w:bottom w:val="single" w:sz="4" w:space="0" w:color="000000"/>
+              <w:right w:val="single" w:sz="4" w:space="0" w:color="000000"/>
+            </w:tcBorders>
+          </w:tcPr>
           <w:p>
             <w:pPr>
               <w:pStyle w:val="Compact"/>
@@ -1177,7 +1970,20 @@
           </w:p>
         </w:tc>
         <w:tc>
-          <w:tcPr/>
+          <w:tcPr>
+            <w:tcBorders>
+              <w:top w:val="single" w:sz="4" w:space="0" w:color="000000"/>
+              <w:left w:val="single" w:sz="4" w:space="0" w:color="000000"/>
+              <w:bottom w:val="single" w:sz="4" w:space="0" w:color="000000"/>
+              <w:right w:val="single" w:sz="4" w:space="0" w:color="000000"/>
+            </w:tcBorders>
+            <w:tcBorders>
+              <w:top w:val="single" w:sz="4" w:space="0" w:color="000000"/>
+              <w:left w:val="single" w:sz="4" w:space="0" w:color="000000"/>
+              <w:bottom w:val="single" w:sz="4" w:space="0" w:color="000000"/>
+              <w:right w:val="single" w:sz="4" w:space="0" w:color="000000"/>
+            </w:tcBorders>
+          </w:tcPr>
           <w:p>
             <w:pPr>
               <w:pStyle w:val="Compact"/>
@@ -1190,7 +1996,20 @@
       </w:tr>
       <w:tr>
         <w:tc>
-          <w:tcPr/>
+          <w:tcPr>
+            <w:tcBorders>
+              <w:top w:val="single" w:sz="4" w:space="0" w:color="000000"/>
+              <w:left w:val="single" w:sz="4" w:space="0" w:color="000000"/>
+              <w:bottom w:val="single" w:sz="4" w:space="0" w:color="000000"/>
+              <w:right w:val="single" w:sz="4" w:space="0" w:color="000000"/>
+            </w:tcBorders>
+            <w:tcBorders>
+              <w:top w:val="single" w:sz="4" w:space="0" w:color="000000"/>
+              <w:left w:val="single" w:sz="4" w:space="0" w:color="000000"/>
+              <w:bottom w:val="single" w:sz="4" w:space="0" w:color="000000"/>
+              <w:right w:val="single" w:sz="4" w:space="0" w:color="000000"/>
+            </w:tcBorders>
+          </w:tcPr>
           <w:p>
             <w:pPr>
               <w:pStyle w:val="Compact"/>
@@ -1201,7 +2020,20 @@
           </w:p>
         </w:tc>
         <w:tc>
-          <w:tcPr/>
+          <w:tcPr>
+            <w:tcBorders>
+              <w:top w:val="single" w:sz="4" w:space="0" w:color="000000"/>
+              <w:left w:val="single" w:sz="4" w:space="0" w:color="000000"/>
+              <w:bottom w:val="single" w:sz="4" w:space="0" w:color="000000"/>
+              <w:right w:val="single" w:sz="4" w:space="0" w:color="000000"/>
+            </w:tcBorders>
+            <w:tcBorders>
+              <w:top w:val="single" w:sz="4" w:space="0" w:color="000000"/>
+              <w:left w:val="single" w:sz="4" w:space="0" w:color="000000"/>
+              <w:bottom w:val="single" w:sz="4" w:space="0" w:color="000000"/>
+              <w:right w:val="single" w:sz="4" w:space="0" w:color="000000"/>
+            </w:tcBorders>
+          </w:tcPr>
           <w:p>
             <w:pPr>
               <w:pStyle w:val="Compact"/>
@@ -1211,7 +2043,20 @@
       </w:tr>
       <w:tr>
         <w:tc>
-          <w:tcPr/>
+          <w:tcPr>
+            <w:tcBorders>
+              <w:top w:val="single" w:sz="4" w:space="0" w:color="000000"/>
+              <w:left w:val="single" w:sz="4" w:space="0" w:color="000000"/>
+              <w:bottom w:val="single" w:sz="4" w:space="0" w:color="000000"/>
+              <w:right w:val="single" w:sz="4" w:space="0" w:color="000000"/>
+            </w:tcBorders>
+            <w:tcBorders>
+              <w:top w:val="single" w:sz="4" w:space="0" w:color="000000"/>
+              <w:left w:val="single" w:sz="4" w:space="0" w:color="000000"/>
+              <w:bottom w:val="single" w:sz="4" w:space="0" w:color="000000"/>
+              <w:right w:val="single" w:sz="4" w:space="0" w:color="000000"/>
+            </w:tcBorders>
+          </w:tcPr>
           <w:p>
             <w:pPr>
               <w:pStyle w:val="Compact"/>
@@ -1222,7 +2067,20 @@
           </w:p>
         </w:tc>
         <w:tc>
-          <w:tcPr/>
+          <w:tcPr>
+            <w:tcBorders>
+              <w:top w:val="single" w:sz="4" w:space="0" w:color="000000"/>
+              <w:left w:val="single" w:sz="4" w:space="0" w:color="000000"/>
+              <w:bottom w:val="single" w:sz="4" w:space="0" w:color="000000"/>
+              <w:right w:val="single" w:sz="4" w:space="0" w:color="000000"/>
+            </w:tcBorders>
+            <w:tcBorders>
+              <w:top w:val="single" w:sz="4" w:space="0" w:color="000000"/>
+              <w:left w:val="single" w:sz="4" w:space="0" w:color="000000"/>
+              <w:bottom w:val="single" w:sz="4" w:space="0" w:color="000000"/>
+              <w:right w:val="single" w:sz="4" w:space="0" w:color="000000"/>
+            </w:tcBorders>
+          </w:tcPr>
           <w:p>
             <w:pPr>
               <w:pStyle w:val="Compact"/>
@@ -1235,7 +2093,20 @@
       </w:tr>
       <w:tr>
         <w:tc>
-          <w:tcPr/>
+          <w:tcPr>
+            <w:tcBorders>
+              <w:top w:val="single" w:sz="4" w:space="0" w:color="000000"/>
+              <w:left w:val="single" w:sz="4" w:space="0" w:color="000000"/>
+              <w:bottom w:val="single" w:sz="4" w:space="0" w:color="000000"/>
+              <w:right w:val="single" w:sz="4" w:space="0" w:color="000000"/>
+            </w:tcBorders>
+            <w:tcBorders>
+              <w:top w:val="single" w:sz="4" w:space="0" w:color="000000"/>
+              <w:left w:val="single" w:sz="4" w:space="0" w:color="000000"/>
+              <w:bottom w:val="single" w:sz="4" w:space="0" w:color="000000"/>
+              <w:right w:val="single" w:sz="4" w:space="0" w:color="000000"/>
+            </w:tcBorders>
+          </w:tcPr>
           <w:p>
             <w:pPr>
               <w:pStyle w:val="Compact"/>
@@ -1246,7 +2117,20 @@
           </w:p>
         </w:tc>
         <w:tc>
-          <w:tcPr/>
+          <w:tcPr>
+            <w:tcBorders>
+              <w:top w:val="single" w:sz="4" w:space="0" w:color="000000"/>
+              <w:left w:val="single" w:sz="4" w:space="0" w:color="000000"/>
+              <w:bottom w:val="single" w:sz="4" w:space="0" w:color="000000"/>
+              <w:right w:val="single" w:sz="4" w:space="0" w:color="000000"/>
+            </w:tcBorders>
+            <w:tcBorders>
+              <w:top w:val="single" w:sz="4" w:space="0" w:color="000000"/>
+              <w:left w:val="single" w:sz="4" w:space="0" w:color="000000"/>
+              <w:bottom w:val="single" w:sz="4" w:space="0" w:color="000000"/>
+              <w:right w:val="single" w:sz="4" w:space="0" w:color="000000"/>
+            </w:tcBorders>
+          </w:tcPr>
           <w:p>
             <w:pPr>
               <w:pStyle w:val="Compact"/>
@@ -1256,7 +2140,20 @@
       </w:tr>
       <w:tr>
         <w:tc>
-          <w:tcPr/>
+          <w:tcPr>
+            <w:tcBorders>
+              <w:top w:val="single" w:sz="4" w:space="0" w:color="000000"/>
+              <w:left w:val="single" w:sz="4" w:space="0" w:color="000000"/>
+              <w:bottom w:val="single" w:sz="4" w:space="0" w:color="000000"/>
+              <w:right w:val="single" w:sz="4" w:space="0" w:color="000000"/>
+            </w:tcBorders>
+            <w:tcBorders>
+              <w:top w:val="single" w:sz="4" w:space="0" w:color="000000"/>
+              <w:left w:val="single" w:sz="4" w:space="0" w:color="000000"/>
+              <w:bottom w:val="single" w:sz="4" w:space="0" w:color="000000"/>
+              <w:right w:val="single" w:sz="4" w:space="0" w:color="000000"/>
+            </w:tcBorders>
+          </w:tcPr>
           <w:p>
             <w:pPr>
               <w:pStyle w:val="Compact"/>
@@ -1267,7 +2164,20 @@
           </w:p>
         </w:tc>
         <w:tc>
-          <w:tcPr/>
+          <w:tcPr>
+            <w:tcBorders>
+              <w:top w:val="single" w:sz="4" w:space="0" w:color="000000"/>
+              <w:left w:val="single" w:sz="4" w:space="0" w:color="000000"/>
+              <w:bottom w:val="single" w:sz="4" w:space="0" w:color="000000"/>
+              <w:right w:val="single" w:sz="4" w:space="0" w:color="000000"/>
+            </w:tcBorders>
+            <w:tcBorders>
+              <w:top w:val="single" w:sz="4" w:space="0" w:color="000000"/>
+              <w:left w:val="single" w:sz="4" w:space="0" w:color="000000"/>
+              <w:bottom w:val="single" w:sz="4" w:space="0" w:color="000000"/>
+              <w:right w:val="single" w:sz="4" w:space="0" w:color="000000"/>
+            </w:tcBorders>
+          </w:tcPr>
           <w:p>
             <w:pPr>
               <w:pStyle w:val="Compact"/>
@@ -1277,7 +2187,20 @@
       </w:tr>
       <w:tr>
         <w:tc>
-          <w:tcPr/>
+          <w:tcPr>
+            <w:tcBorders>
+              <w:top w:val="single" w:sz="4" w:space="0" w:color="000000"/>
+              <w:left w:val="single" w:sz="4" w:space="0" w:color="000000"/>
+              <w:bottom w:val="single" w:sz="4" w:space="0" w:color="000000"/>
+              <w:right w:val="single" w:sz="4" w:space="0" w:color="000000"/>
+            </w:tcBorders>
+            <w:tcBorders>
+              <w:top w:val="single" w:sz="4" w:space="0" w:color="000000"/>
+              <w:left w:val="single" w:sz="4" w:space="0" w:color="000000"/>
+              <w:bottom w:val="single" w:sz="4" w:space="0" w:color="000000"/>
+              <w:right w:val="single" w:sz="4" w:space="0" w:color="000000"/>
+            </w:tcBorders>
+          </w:tcPr>
           <w:p>
             <w:pPr>
               <w:pStyle w:val="Compact"/>
@@ -1288,7 +2211,20 @@
           </w:p>
         </w:tc>
         <w:tc>
-          <w:tcPr/>
+          <w:tcPr>
+            <w:tcBorders>
+              <w:top w:val="single" w:sz="4" w:space="0" w:color="000000"/>
+              <w:left w:val="single" w:sz="4" w:space="0" w:color="000000"/>
+              <w:bottom w:val="single" w:sz="4" w:space="0" w:color="000000"/>
+              <w:right w:val="single" w:sz="4" w:space="0" w:color="000000"/>
+            </w:tcBorders>
+            <w:tcBorders>
+              <w:top w:val="single" w:sz="4" w:space="0" w:color="000000"/>
+              <w:left w:val="single" w:sz="4" w:space="0" w:color="000000"/>
+              <w:bottom w:val="single" w:sz="4" w:space="0" w:color="000000"/>
+              <w:right w:val="single" w:sz="4" w:space="0" w:color="000000"/>
+            </w:tcBorders>
+          </w:tcPr>
           <w:p>
             <w:pPr>
               <w:pStyle w:val="Compact"/>
@@ -1375,7 +2311,20 @@
           <w:tblHeader w:val="on"/>
         </w:trPr>
         <w:tc>
-          <w:tcPr/>
+          <w:tcPr>
+            <w:tcBorders>
+              <w:top w:val="single" w:sz="4" w:space="0" w:color="000000"/>
+              <w:left w:val="single" w:sz="4" w:space="0" w:color="000000"/>
+              <w:bottom w:val="single" w:sz="4" w:space="0" w:color="000000"/>
+              <w:right w:val="single" w:sz="4" w:space="0" w:color="000000"/>
+            </w:tcBorders>
+            <w:tcBorders>
+              <w:top w:val="single" w:sz="4" w:space="0" w:color="000000"/>
+              <w:left w:val="single" w:sz="4" w:space="0" w:color="000000"/>
+              <w:bottom w:val="single" w:sz="4" w:space="0" w:color="000000"/>
+              <w:right w:val="single" w:sz="4" w:space="0" w:color="000000"/>
+            </w:tcBorders>
+          </w:tcPr>
           <w:p>
             <w:pPr>
               <w:pStyle w:val="Compact"/>
@@ -1386,7 +2335,20 @@
           </w:p>
         </w:tc>
         <w:tc>
-          <w:tcPr/>
+          <w:tcPr>
+            <w:tcBorders>
+              <w:top w:val="single" w:sz="4" w:space="0" w:color="000000"/>
+              <w:left w:val="single" w:sz="4" w:space="0" w:color="000000"/>
+              <w:bottom w:val="single" w:sz="4" w:space="0" w:color="000000"/>
+              <w:right w:val="single" w:sz="4" w:space="0" w:color="000000"/>
+            </w:tcBorders>
+            <w:tcBorders>
+              <w:top w:val="single" w:sz="4" w:space="0" w:color="000000"/>
+              <w:left w:val="single" w:sz="4" w:space="0" w:color="000000"/>
+              <w:bottom w:val="single" w:sz="4" w:space="0" w:color="000000"/>
+              <w:right w:val="single" w:sz="4" w:space="0" w:color="000000"/>
+            </w:tcBorders>
+          </w:tcPr>
           <w:p>
             <w:pPr>
               <w:pStyle w:val="Compact"/>
@@ -1399,7 +2361,20 @@
       </w:tr>
       <w:tr>
         <w:tc>
-          <w:tcPr/>
+          <w:tcPr>
+            <w:tcBorders>
+              <w:top w:val="single" w:sz="4" w:space="0" w:color="000000"/>
+              <w:left w:val="single" w:sz="4" w:space="0" w:color="000000"/>
+              <w:bottom w:val="single" w:sz="4" w:space="0" w:color="000000"/>
+              <w:right w:val="single" w:sz="4" w:space="0" w:color="000000"/>
+            </w:tcBorders>
+            <w:tcBorders>
+              <w:top w:val="single" w:sz="4" w:space="0" w:color="000000"/>
+              <w:left w:val="single" w:sz="4" w:space="0" w:color="000000"/>
+              <w:bottom w:val="single" w:sz="4" w:space="0" w:color="000000"/>
+              <w:right w:val="single" w:sz="4" w:space="0" w:color="000000"/>
+            </w:tcBorders>
+          </w:tcPr>
           <w:p>
             <w:pPr>
               <w:pStyle w:val="Compact"/>
@@ -1410,7 +2385,20 @@
           </w:p>
         </w:tc>
         <w:tc>
-          <w:tcPr/>
+          <w:tcPr>
+            <w:tcBorders>
+              <w:top w:val="single" w:sz="4" w:space="0" w:color="000000"/>
+              <w:left w:val="single" w:sz="4" w:space="0" w:color="000000"/>
+              <w:bottom w:val="single" w:sz="4" w:space="0" w:color="000000"/>
+              <w:right w:val="single" w:sz="4" w:space="0" w:color="000000"/>
+            </w:tcBorders>
+            <w:tcBorders>
+              <w:top w:val="single" w:sz="4" w:space="0" w:color="000000"/>
+              <w:left w:val="single" w:sz="4" w:space="0" w:color="000000"/>
+              <w:bottom w:val="single" w:sz="4" w:space="0" w:color="000000"/>
+              <w:right w:val="single" w:sz="4" w:space="0" w:color="000000"/>
+            </w:tcBorders>
+          </w:tcPr>
           <w:p>
             <w:pPr>
               <w:pStyle w:val="Compact"/>
@@ -1420,7 +2408,20 @@
       </w:tr>
       <w:tr>
         <w:tc>
-          <w:tcPr/>
+          <w:tcPr>
+            <w:tcBorders>
+              <w:top w:val="single" w:sz="4" w:space="0" w:color="000000"/>
+              <w:left w:val="single" w:sz="4" w:space="0" w:color="000000"/>
+              <w:bottom w:val="single" w:sz="4" w:space="0" w:color="000000"/>
+              <w:right w:val="single" w:sz="4" w:space="0" w:color="000000"/>
+            </w:tcBorders>
+            <w:tcBorders>
+              <w:top w:val="single" w:sz="4" w:space="0" w:color="000000"/>
+              <w:left w:val="single" w:sz="4" w:space="0" w:color="000000"/>
+              <w:bottom w:val="single" w:sz="4" w:space="0" w:color="000000"/>
+              <w:right w:val="single" w:sz="4" w:space="0" w:color="000000"/>
+            </w:tcBorders>
+          </w:tcPr>
           <w:p>
             <w:pPr>
               <w:pStyle w:val="Compact"/>
@@ -1431,7 +2432,20 @@
           </w:p>
         </w:tc>
         <w:tc>
-          <w:tcPr/>
+          <w:tcPr>
+            <w:tcBorders>
+              <w:top w:val="single" w:sz="4" w:space="0" w:color="000000"/>
+              <w:left w:val="single" w:sz="4" w:space="0" w:color="000000"/>
+              <w:bottom w:val="single" w:sz="4" w:space="0" w:color="000000"/>
+              <w:right w:val="single" w:sz="4" w:space="0" w:color="000000"/>
+            </w:tcBorders>
+            <w:tcBorders>
+              <w:top w:val="single" w:sz="4" w:space="0" w:color="000000"/>
+              <w:left w:val="single" w:sz="4" w:space="0" w:color="000000"/>
+              <w:bottom w:val="single" w:sz="4" w:space="0" w:color="000000"/>
+              <w:right w:val="single" w:sz="4" w:space="0" w:color="000000"/>
+            </w:tcBorders>
+          </w:tcPr>
           <w:p>
             <w:pPr>
               <w:pStyle w:val="Compact"/>
@@ -1441,7 +2455,20 @@
       </w:tr>
       <w:tr>
         <w:tc>
-          <w:tcPr/>
+          <w:tcPr>
+            <w:tcBorders>
+              <w:top w:val="single" w:sz="4" w:space="0" w:color="000000"/>
+              <w:left w:val="single" w:sz="4" w:space="0" w:color="000000"/>
+              <w:bottom w:val="single" w:sz="4" w:space="0" w:color="000000"/>
+              <w:right w:val="single" w:sz="4" w:space="0" w:color="000000"/>
+            </w:tcBorders>
+            <w:tcBorders>
+              <w:top w:val="single" w:sz="4" w:space="0" w:color="000000"/>
+              <w:left w:val="single" w:sz="4" w:space="0" w:color="000000"/>
+              <w:bottom w:val="single" w:sz="4" w:space="0" w:color="000000"/>
+              <w:right w:val="single" w:sz="4" w:space="0" w:color="000000"/>
+            </w:tcBorders>
+          </w:tcPr>
           <w:p>
             <w:pPr>
               <w:pStyle w:val="Compact"/>
@@ -1452,7 +2479,20 @@
           </w:p>
         </w:tc>
         <w:tc>
-          <w:tcPr/>
+          <w:tcPr>
+            <w:tcBorders>
+              <w:top w:val="single" w:sz="4" w:space="0" w:color="000000"/>
+              <w:left w:val="single" w:sz="4" w:space="0" w:color="000000"/>
+              <w:bottom w:val="single" w:sz="4" w:space="0" w:color="000000"/>
+              <w:right w:val="single" w:sz="4" w:space="0" w:color="000000"/>
+            </w:tcBorders>
+            <w:tcBorders>
+              <w:top w:val="single" w:sz="4" w:space="0" w:color="000000"/>
+              <w:left w:val="single" w:sz="4" w:space="0" w:color="000000"/>
+              <w:bottom w:val="single" w:sz="4" w:space="0" w:color="000000"/>
+              <w:right w:val="single" w:sz="4" w:space="0" w:color="000000"/>
+            </w:tcBorders>
+          </w:tcPr>
           <w:p>
             <w:pPr>
               <w:pStyle w:val="Compact"/>
@@ -1512,7 +2552,20 @@
           <w:tblHeader w:val="on"/>
         </w:trPr>
         <w:tc>
-          <w:tcPr/>
+          <w:tcPr>
+            <w:tcBorders>
+              <w:top w:val="single" w:sz="4" w:space="0" w:color="000000"/>
+              <w:left w:val="single" w:sz="4" w:space="0" w:color="000000"/>
+              <w:bottom w:val="single" w:sz="4" w:space="0" w:color="000000"/>
+              <w:right w:val="single" w:sz="4" w:space="0" w:color="000000"/>
+            </w:tcBorders>
+            <w:tcBorders>
+              <w:top w:val="single" w:sz="4" w:space="0" w:color="000000"/>
+              <w:left w:val="single" w:sz="4" w:space="0" w:color="000000"/>
+              <w:bottom w:val="single" w:sz="4" w:space="0" w:color="000000"/>
+              <w:right w:val="single" w:sz="4" w:space="0" w:color="000000"/>
+            </w:tcBorders>
+          </w:tcPr>
           <w:p>
             <w:pPr>
               <w:pStyle w:val="Compact"/>
@@ -1523,7 +2576,20 @@
           </w:p>
         </w:tc>
         <w:tc>
-          <w:tcPr/>
+          <w:tcPr>
+            <w:tcBorders>
+              <w:top w:val="single" w:sz="4" w:space="0" w:color="000000"/>
+              <w:left w:val="single" w:sz="4" w:space="0" w:color="000000"/>
+              <w:bottom w:val="single" w:sz="4" w:space="0" w:color="000000"/>
+              <w:right w:val="single" w:sz="4" w:space="0" w:color="000000"/>
+            </w:tcBorders>
+            <w:tcBorders>
+              <w:top w:val="single" w:sz="4" w:space="0" w:color="000000"/>
+              <w:left w:val="single" w:sz="4" w:space="0" w:color="000000"/>
+              <w:bottom w:val="single" w:sz="4" w:space="0" w:color="000000"/>
+              <w:right w:val="single" w:sz="4" w:space="0" w:color="000000"/>
+            </w:tcBorders>
+          </w:tcPr>
           <w:p>
             <w:pPr>
               <w:pStyle w:val="Compact"/>
@@ -1534,7 +2600,20 @@
           </w:p>
         </w:tc>
         <w:tc>
-          <w:tcPr/>
+          <w:tcPr>
+            <w:tcBorders>
+              <w:top w:val="single" w:sz="4" w:space="0" w:color="000000"/>
+              <w:left w:val="single" w:sz="4" w:space="0" w:color="000000"/>
+              <w:bottom w:val="single" w:sz="4" w:space="0" w:color="000000"/>
+              <w:right w:val="single" w:sz="4" w:space="0" w:color="000000"/>
+            </w:tcBorders>
+            <w:tcBorders>
+              <w:top w:val="single" w:sz="4" w:space="0" w:color="000000"/>
+              <w:left w:val="single" w:sz="4" w:space="0" w:color="000000"/>
+              <w:bottom w:val="single" w:sz="4" w:space="0" w:color="000000"/>
+              <w:right w:val="single" w:sz="4" w:space="0" w:color="000000"/>
+            </w:tcBorders>
+          </w:tcPr>
           <w:p>
             <w:pPr>
               <w:pStyle w:val="Compact"/>
@@ -1545,7 +2624,20 @@
           </w:p>
         </w:tc>
         <w:tc>
-          <w:tcPr/>
+          <w:tcPr>
+            <w:tcBorders>
+              <w:top w:val="single" w:sz="4" w:space="0" w:color="000000"/>
+              <w:left w:val="single" w:sz="4" w:space="0" w:color="000000"/>
+              <w:bottom w:val="single" w:sz="4" w:space="0" w:color="000000"/>
+              <w:right w:val="single" w:sz="4" w:space="0" w:color="000000"/>
+            </w:tcBorders>
+            <w:tcBorders>
+              <w:top w:val="single" w:sz="4" w:space="0" w:color="000000"/>
+              <w:left w:val="single" w:sz="4" w:space="0" w:color="000000"/>
+              <w:bottom w:val="single" w:sz="4" w:space="0" w:color="000000"/>
+              <w:right w:val="single" w:sz="4" w:space="0" w:color="000000"/>
+            </w:tcBorders>
+          </w:tcPr>
           <w:p>
             <w:pPr>
               <w:pStyle w:val="Compact"/>
@@ -1556,7 +2648,20 @@
           </w:p>
         </w:tc>
         <w:tc>
-          <w:tcPr/>
+          <w:tcPr>
+            <w:tcBorders>
+              <w:top w:val="single" w:sz="4" w:space="0" w:color="000000"/>
+              <w:left w:val="single" w:sz="4" w:space="0" w:color="000000"/>
+              <w:bottom w:val="single" w:sz="4" w:space="0" w:color="000000"/>
+              <w:right w:val="single" w:sz="4" w:space="0" w:color="000000"/>
+            </w:tcBorders>
+            <w:tcBorders>
+              <w:top w:val="single" w:sz="4" w:space="0" w:color="000000"/>
+              <w:left w:val="single" w:sz="4" w:space="0" w:color="000000"/>
+              <w:bottom w:val="single" w:sz="4" w:space="0" w:color="000000"/>
+              <w:right w:val="single" w:sz="4" w:space="0" w:color="000000"/>
+            </w:tcBorders>
+          </w:tcPr>
           <w:p>
             <w:pPr>
               <w:pStyle w:val="Compact"/>
@@ -1567,7 +2672,20 @@
           </w:p>
         </w:tc>
         <w:tc>
-          <w:tcPr/>
+          <w:tcPr>
+            <w:tcBorders>
+              <w:top w:val="single" w:sz="4" w:space="0" w:color="000000"/>
+              <w:left w:val="single" w:sz="4" w:space="0" w:color="000000"/>
+              <w:bottom w:val="single" w:sz="4" w:space="0" w:color="000000"/>
+              <w:right w:val="single" w:sz="4" w:space="0" w:color="000000"/>
+            </w:tcBorders>
+            <w:tcBorders>
+              <w:top w:val="single" w:sz="4" w:space="0" w:color="000000"/>
+              <w:left w:val="single" w:sz="4" w:space="0" w:color="000000"/>
+              <w:bottom w:val="single" w:sz="4" w:space="0" w:color="000000"/>
+              <w:right w:val="single" w:sz="4" w:space="0" w:color="000000"/>
+            </w:tcBorders>
+          </w:tcPr>
           <w:p>
             <w:pPr>
               <w:pStyle w:val="Compact"/>
@@ -1580,7 +2698,20 @@
       </w:tr>
       <w:tr>
         <w:tc>
-          <w:tcPr/>
+          <w:tcPr>
+            <w:tcBorders>
+              <w:top w:val="single" w:sz="4" w:space="0" w:color="000000"/>
+              <w:left w:val="single" w:sz="4" w:space="0" w:color="000000"/>
+              <w:bottom w:val="single" w:sz="4" w:space="0" w:color="000000"/>
+              <w:right w:val="single" w:sz="4" w:space="0" w:color="000000"/>
+            </w:tcBorders>
+            <w:tcBorders>
+              <w:top w:val="single" w:sz="4" w:space="0" w:color="000000"/>
+              <w:left w:val="single" w:sz="4" w:space="0" w:color="000000"/>
+              <w:bottom w:val="single" w:sz="4" w:space="0" w:color="000000"/>
+              <w:right w:val="single" w:sz="4" w:space="0" w:color="000000"/>
+            </w:tcBorders>
+          </w:tcPr>
           <w:p>
             <w:pPr>
               <w:pStyle w:val="Compact"/>
@@ -1591,39 +2722,104 @@
           </w:p>
         </w:tc>
         <w:tc>
-          <w:tcPr/>
-          <w:p>
-            <w:pPr>
-              <w:pStyle w:val="Compact"/>
-            </w:pPr>
-          </w:p>
-        </w:tc>
-        <w:tc>
-          <w:tcPr/>
-          <w:p>
-            <w:pPr>
-              <w:pStyle w:val="Compact"/>
-            </w:pPr>
-          </w:p>
-        </w:tc>
-        <w:tc>
-          <w:tcPr/>
-          <w:p>
-            <w:pPr>
-              <w:pStyle w:val="Compact"/>
-            </w:pPr>
-          </w:p>
-        </w:tc>
-        <w:tc>
-          <w:tcPr/>
-          <w:p>
-            <w:pPr>
-              <w:pStyle w:val="Compact"/>
-            </w:pPr>
-          </w:p>
-        </w:tc>
-        <w:tc>
-          <w:tcPr/>
+          <w:tcPr>
+            <w:tcBorders>
+              <w:top w:val="single" w:sz="4" w:space="0" w:color="000000"/>
+              <w:left w:val="single" w:sz="4" w:space="0" w:color="000000"/>
+              <w:bottom w:val="single" w:sz="4" w:space="0" w:color="000000"/>
+              <w:right w:val="single" w:sz="4" w:space="0" w:color="000000"/>
+            </w:tcBorders>
+            <w:tcBorders>
+              <w:top w:val="single" w:sz="4" w:space="0" w:color="000000"/>
+              <w:left w:val="single" w:sz="4" w:space="0" w:color="000000"/>
+              <w:bottom w:val="single" w:sz="4" w:space="0" w:color="000000"/>
+              <w:right w:val="single" w:sz="4" w:space="0" w:color="000000"/>
+            </w:tcBorders>
+          </w:tcPr>
+          <w:p>
+            <w:pPr>
+              <w:pStyle w:val="Compact"/>
+            </w:pPr>
+          </w:p>
+        </w:tc>
+        <w:tc>
+          <w:tcPr>
+            <w:tcBorders>
+              <w:top w:val="single" w:sz="4" w:space="0" w:color="000000"/>
+              <w:left w:val="single" w:sz="4" w:space="0" w:color="000000"/>
+              <w:bottom w:val="single" w:sz="4" w:space="0" w:color="000000"/>
+              <w:right w:val="single" w:sz="4" w:space="0" w:color="000000"/>
+            </w:tcBorders>
+            <w:tcBorders>
+              <w:top w:val="single" w:sz="4" w:space="0" w:color="000000"/>
+              <w:left w:val="single" w:sz="4" w:space="0" w:color="000000"/>
+              <w:bottom w:val="single" w:sz="4" w:space="0" w:color="000000"/>
+              <w:right w:val="single" w:sz="4" w:space="0" w:color="000000"/>
+            </w:tcBorders>
+          </w:tcPr>
+          <w:p>
+            <w:pPr>
+              <w:pStyle w:val="Compact"/>
+            </w:pPr>
+          </w:p>
+        </w:tc>
+        <w:tc>
+          <w:tcPr>
+            <w:tcBorders>
+              <w:top w:val="single" w:sz="4" w:space="0" w:color="000000"/>
+              <w:left w:val="single" w:sz="4" w:space="0" w:color="000000"/>
+              <w:bottom w:val="single" w:sz="4" w:space="0" w:color="000000"/>
+              <w:right w:val="single" w:sz="4" w:space="0" w:color="000000"/>
+            </w:tcBorders>
+            <w:tcBorders>
+              <w:top w:val="single" w:sz="4" w:space="0" w:color="000000"/>
+              <w:left w:val="single" w:sz="4" w:space="0" w:color="000000"/>
+              <w:bottom w:val="single" w:sz="4" w:space="0" w:color="000000"/>
+              <w:right w:val="single" w:sz="4" w:space="0" w:color="000000"/>
+            </w:tcBorders>
+          </w:tcPr>
+          <w:p>
+            <w:pPr>
+              <w:pStyle w:val="Compact"/>
+            </w:pPr>
+          </w:p>
+        </w:tc>
+        <w:tc>
+          <w:tcPr>
+            <w:tcBorders>
+              <w:top w:val="single" w:sz="4" w:space="0" w:color="000000"/>
+              <w:left w:val="single" w:sz="4" w:space="0" w:color="000000"/>
+              <w:bottom w:val="single" w:sz="4" w:space="0" w:color="000000"/>
+              <w:right w:val="single" w:sz="4" w:space="0" w:color="000000"/>
+            </w:tcBorders>
+            <w:tcBorders>
+              <w:top w:val="single" w:sz="4" w:space="0" w:color="000000"/>
+              <w:left w:val="single" w:sz="4" w:space="0" w:color="000000"/>
+              <w:bottom w:val="single" w:sz="4" w:space="0" w:color="000000"/>
+              <w:right w:val="single" w:sz="4" w:space="0" w:color="000000"/>
+            </w:tcBorders>
+          </w:tcPr>
+          <w:p>
+            <w:pPr>
+              <w:pStyle w:val="Compact"/>
+            </w:pPr>
+          </w:p>
+        </w:tc>
+        <w:tc>
+          <w:tcPr>
+            <w:tcBorders>
+              <w:top w:val="single" w:sz="4" w:space="0" w:color="000000"/>
+              <w:left w:val="single" w:sz="4" w:space="0" w:color="000000"/>
+              <w:bottom w:val="single" w:sz="4" w:space="0" w:color="000000"/>
+              <w:right w:val="single" w:sz="4" w:space="0" w:color="000000"/>
+            </w:tcBorders>
+            <w:tcBorders>
+              <w:top w:val="single" w:sz="4" w:space="0" w:color="000000"/>
+              <w:left w:val="single" w:sz="4" w:space="0" w:color="000000"/>
+              <w:bottom w:val="single" w:sz="4" w:space="0" w:color="000000"/>
+              <w:right w:val="single" w:sz="4" w:space="0" w:color="000000"/>
+            </w:tcBorders>
+          </w:tcPr>
           <w:p>
             <w:pPr>
               <w:pStyle w:val="Compact"/>
@@ -1633,7 +2829,20 @@
       </w:tr>
       <w:tr>
         <w:tc>
-          <w:tcPr/>
+          <w:tcPr>
+            <w:tcBorders>
+              <w:top w:val="single" w:sz="4" w:space="0" w:color="000000"/>
+              <w:left w:val="single" w:sz="4" w:space="0" w:color="000000"/>
+              <w:bottom w:val="single" w:sz="4" w:space="0" w:color="000000"/>
+              <w:right w:val="single" w:sz="4" w:space="0" w:color="000000"/>
+            </w:tcBorders>
+            <w:tcBorders>
+              <w:top w:val="single" w:sz="4" w:space="0" w:color="000000"/>
+              <w:left w:val="single" w:sz="4" w:space="0" w:color="000000"/>
+              <w:bottom w:val="single" w:sz="4" w:space="0" w:color="000000"/>
+              <w:right w:val="single" w:sz="4" w:space="0" w:color="000000"/>
+            </w:tcBorders>
+          </w:tcPr>
           <w:p>
             <w:pPr>
               <w:pStyle w:val="Compact"/>
@@ -1644,39 +2853,104 @@
           </w:p>
         </w:tc>
         <w:tc>
-          <w:tcPr/>
-          <w:p>
-            <w:pPr>
-              <w:pStyle w:val="Compact"/>
-            </w:pPr>
-          </w:p>
-        </w:tc>
-        <w:tc>
-          <w:tcPr/>
-          <w:p>
-            <w:pPr>
-              <w:pStyle w:val="Compact"/>
-            </w:pPr>
-          </w:p>
-        </w:tc>
-        <w:tc>
-          <w:tcPr/>
-          <w:p>
-            <w:pPr>
-              <w:pStyle w:val="Compact"/>
-            </w:pPr>
-          </w:p>
-        </w:tc>
-        <w:tc>
-          <w:tcPr/>
-          <w:p>
-            <w:pPr>
-              <w:pStyle w:val="Compact"/>
-            </w:pPr>
-          </w:p>
-        </w:tc>
-        <w:tc>
-          <w:tcPr/>
+          <w:tcPr>
+            <w:tcBorders>
+              <w:top w:val="single" w:sz="4" w:space="0" w:color="000000"/>
+              <w:left w:val="single" w:sz="4" w:space="0" w:color="000000"/>
+              <w:bottom w:val="single" w:sz="4" w:space="0" w:color="000000"/>
+              <w:right w:val="single" w:sz="4" w:space="0" w:color="000000"/>
+            </w:tcBorders>
+            <w:tcBorders>
+              <w:top w:val="single" w:sz="4" w:space="0" w:color="000000"/>
+              <w:left w:val="single" w:sz="4" w:space="0" w:color="000000"/>
+              <w:bottom w:val="single" w:sz="4" w:space="0" w:color="000000"/>
+              <w:right w:val="single" w:sz="4" w:space="0" w:color="000000"/>
+            </w:tcBorders>
+          </w:tcPr>
+          <w:p>
+            <w:pPr>
+              <w:pStyle w:val="Compact"/>
+            </w:pPr>
+          </w:p>
+        </w:tc>
+        <w:tc>
+          <w:tcPr>
+            <w:tcBorders>
+              <w:top w:val="single" w:sz="4" w:space="0" w:color="000000"/>
+              <w:left w:val="single" w:sz="4" w:space="0" w:color="000000"/>
+              <w:bottom w:val="single" w:sz="4" w:space="0" w:color="000000"/>
+              <w:right w:val="single" w:sz="4" w:space="0" w:color="000000"/>
+            </w:tcBorders>
+            <w:tcBorders>
+              <w:top w:val="single" w:sz="4" w:space="0" w:color="000000"/>
+              <w:left w:val="single" w:sz="4" w:space="0" w:color="000000"/>
+              <w:bottom w:val="single" w:sz="4" w:space="0" w:color="000000"/>
+              <w:right w:val="single" w:sz="4" w:space="0" w:color="000000"/>
+            </w:tcBorders>
+          </w:tcPr>
+          <w:p>
+            <w:pPr>
+              <w:pStyle w:val="Compact"/>
+            </w:pPr>
+          </w:p>
+        </w:tc>
+        <w:tc>
+          <w:tcPr>
+            <w:tcBorders>
+              <w:top w:val="single" w:sz="4" w:space="0" w:color="000000"/>
+              <w:left w:val="single" w:sz="4" w:space="0" w:color="000000"/>
+              <w:bottom w:val="single" w:sz="4" w:space="0" w:color="000000"/>
+              <w:right w:val="single" w:sz="4" w:space="0" w:color="000000"/>
+            </w:tcBorders>
+            <w:tcBorders>
+              <w:top w:val="single" w:sz="4" w:space="0" w:color="000000"/>
+              <w:left w:val="single" w:sz="4" w:space="0" w:color="000000"/>
+              <w:bottom w:val="single" w:sz="4" w:space="0" w:color="000000"/>
+              <w:right w:val="single" w:sz="4" w:space="0" w:color="000000"/>
+            </w:tcBorders>
+          </w:tcPr>
+          <w:p>
+            <w:pPr>
+              <w:pStyle w:val="Compact"/>
+            </w:pPr>
+          </w:p>
+        </w:tc>
+        <w:tc>
+          <w:tcPr>
+            <w:tcBorders>
+              <w:top w:val="single" w:sz="4" w:space="0" w:color="000000"/>
+              <w:left w:val="single" w:sz="4" w:space="0" w:color="000000"/>
+              <w:bottom w:val="single" w:sz="4" w:space="0" w:color="000000"/>
+              <w:right w:val="single" w:sz="4" w:space="0" w:color="000000"/>
+            </w:tcBorders>
+            <w:tcBorders>
+              <w:top w:val="single" w:sz="4" w:space="0" w:color="000000"/>
+              <w:left w:val="single" w:sz="4" w:space="0" w:color="000000"/>
+              <w:bottom w:val="single" w:sz="4" w:space="0" w:color="000000"/>
+              <w:right w:val="single" w:sz="4" w:space="0" w:color="000000"/>
+            </w:tcBorders>
+          </w:tcPr>
+          <w:p>
+            <w:pPr>
+              <w:pStyle w:val="Compact"/>
+            </w:pPr>
+          </w:p>
+        </w:tc>
+        <w:tc>
+          <w:tcPr>
+            <w:tcBorders>
+              <w:top w:val="single" w:sz="4" w:space="0" w:color="000000"/>
+              <w:left w:val="single" w:sz="4" w:space="0" w:color="000000"/>
+              <w:bottom w:val="single" w:sz="4" w:space="0" w:color="000000"/>
+              <w:right w:val="single" w:sz="4" w:space="0" w:color="000000"/>
+            </w:tcBorders>
+            <w:tcBorders>
+              <w:top w:val="single" w:sz="4" w:space="0" w:color="000000"/>
+              <w:left w:val="single" w:sz="4" w:space="0" w:color="000000"/>
+              <w:bottom w:val="single" w:sz="4" w:space="0" w:color="000000"/>
+              <w:right w:val="single" w:sz="4" w:space="0" w:color="000000"/>
+            </w:tcBorders>
+          </w:tcPr>
           <w:p>
             <w:pPr>
               <w:pStyle w:val="Compact"/>
@@ -1686,7 +2960,20 @@
       </w:tr>
       <w:tr>
         <w:tc>
-          <w:tcPr/>
+          <w:tcPr>
+            <w:tcBorders>
+              <w:top w:val="single" w:sz="4" w:space="0" w:color="000000"/>
+              <w:left w:val="single" w:sz="4" w:space="0" w:color="000000"/>
+              <w:bottom w:val="single" w:sz="4" w:space="0" w:color="000000"/>
+              <w:right w:val="single" w:sz="4" w:space="0" w:color="000000"/>
+            </w:tcBorders>
+            <w:tcBorders>
+              <w:top w:val="single" w:sz="4" w:space="0" w:color="000000"/>
+              <w:left w:val="single" w:sz="4" w:space="0" w:color="000000"/>
+              <w:bottom w:val="single" w:sz="4" w:space="0" w:color="000000"/>
+              <w:right w:val="single" w:sz="4" w:space="0" w:color="000000"/>
+            </w:tcBorders>
+          </w:tcPr>
           <w:p>
             <w:pPr>
               <w:pStyle w:val="Compact"/>
@@ -1697,39 +2984,104 @@
           </w:p>
         </w:tc>
         <w:tc>
-          <w:tcPr/>
-          <w:p>
-            <w:pPr>
-              <w:pStyle w:val="Compact"/>
-            </w:pPr>
-          </w:p>
-        </w:tc>
-        <w:tc>
-          <w:tcPr/>
-          <w:p>
-            <w:pPr>
-              <w:pStyle w:val="Compact"/>
-            </w:pPr>
-          </w:p>
-        </w:tc>
-        <w:tc>
-          <w:tcPr/>
-          <w:p>
-            <w:pPr>
-              <w:pStyle w:val="Compact"/>
-            </w:pPr>
-          </w:p>
-        </w:tc>
-        <w:tc>
-          <w:tcPr/>
-          <w:p>
-            <w:pPr>
-              <w:pStyle w:val="Compact"/>
-            </w:pPr>
-          </w:p>
-        </w:tc>
-        <w:tc>
-          <w:tcPr/>
+          <w:tcPr>
+            <w:tcBorders>
+              <w:top w:val="single" w:sz="4" w:space="0" w:color="000000"/>
+              <w:left w:val="single" w:sz="4" w:space="0" w:color="000000"/>
+              <w:bottom w:val="single" w:sz="4" w:space="0" w:color="000000"/>
+              <w:right w:val="single" w:sz="4" w:space="0" w:color="000000"/>
+            </w:tcBorders>
+            <w:tcBorders>
+              <w:top w:val="single" w:sz="4" w:space="0" w:color="000000"/>
+              <w:left w:val="single" w:sz="4" w:space="0" w:color="000000"/>
+              <w:bottom w:val="single" w:sz="4" w:space="0" w:color="000000"/>
+              <w:right w:val="single" w:sz="4" w:space="0" w:color="000000"/>
+            </w:tcBorders>
+          </w:tcPr>
+          <w:p>
+            <w:pPr>
+              <w:pStyle w:val="Compact"/>
+            </w:pPr>
+          </w:p>
+        </w:tc>
+        <w:tc>
+          <w:tcPr>
+            <w:tcBorders>
+              <w:top w:val="single" w:sz="4" w:space="0" w:color="000000"/>
+              <w:left w:val="single" w:sz="4" w:space="0" w:color="000000"/>
+              <w:bottom w:val="single" w:sz="4" w:space="0" w:color="000000"/>
+              <w:right w:val="single" w:sz="4" w:space="0" w:color="000000"/>
+            </w:tcBorders>
+            <w:tcBorders>
+              <w:top w:val="single" w:sz="4" w:space="0" w:color="000000"/>
+              <w:left w:val="single" w:sz="4" w:space="0" w:color="000000"/>
+              <w:bottom w:val="single" w:sz="4" w:space="0" w:color="000000"/>
+              <w:right w:val="single" w:sz="4" w:space="0" w:color="000000"/>
+            </w:tcBorders>
+          </w:tcPr>
+          <w:p>
+            <w:pPr>
+              <w:pStyle w:val="Compact"/>
+            </w:pPr>
+          </w:p>
+        </w:tc>
+        <w:tc>
+          <w:tcPr>
+            <w:tcBorders>
+              <w:top w:val="single" w:sz="4" w:space="0" w:color="000000"/>
+              <w:left w:val="single" w:sz="4" w:space="0" w:color="000000"/>
+              <w:bottom w:val="single" w:sz="4" w:space="0" w:color="000000"/>
+              <w:right w:val="single" w:sz="4" w:space="0" w:color="000000"/>
+            </w:tcBorders>
+            <w:tcBorders>
+              <w:top w:val="single" w:sz="4" w:space="0" w:color="000000"/>
+              <w:left w:val="single" w:sz="4" w:space="0" w:color="000000"/>
+              <w:bottom w:val="single" w:sz="4" w:space="0" w:color="000000"/>
+              <w:right w:val="single" w:sz="4" w:space="0" w:color="000000"/>
+            </w:tcBorders>
+          </w:tcPr>
+          <w:p>
+            <w:pPr>
+              <w:pStyle w:val="Compact"/>
+            </w:pPr>
+          </w:p>
+        </w:tc>
+        <w:tc>
+          <w:tcPr>
+            <w:tcBorders>
+              <w:top w:val="single" w:sz="4" w:space="0" w:color="000000"/>
+              <w:left w:val="single" w:sz="4" w:space="0" w:color="000000"/>
+              <w:bottom w:val="single" w:sz="4" w:space="0" w:color="000000"/>
+              <w:right w:val="single" w:sz="4" w:space="0" w:color="000000"/>
+            </w:tcBorders>
+            <w:tcBorders>
+              <w:top w:val="single" w:sz="4" w:space="0" w:color="000000"/>
+              <w:left w:val="single" w:sz="4" w:space="0" w:color="000000"/>
+              <w:bottom w:val="single" w:sz="4" w:space="0" w:color="000000"/>
+              <w:right w:val="single" w:sz="4" w:space="0" w:color="000000"/>
+            </w:tcBorders>
+          </w:tcPr>
+          <w:p>
+            <w:pPr>
+              <w:pStyle w:val="Compact"/>
+            </w:pPr>
+          </w:p>
+        </w:tc>
+        <w:tc>
+          <w:tcPr>
+            <w:tcBorders>
+              <w:top w:val="single" w:sz="4" w:space="0" w:color="000000"/>
+              <w:left w:val="single" w:sz="4" w:space="0" w:color="000000"/>
+              <w:bottom w:val="single" w:sz="4" w:space="0" w:color="000000"/>
+              <w:right w:val="single" w:sz="4" w:space="0" w:color="000000"/>
+            </w:tcBorders>
+            <w:tcBorders>
+              <w:top w:val="single" w:sz="4" w:space="0" w:color="000000"/>
+              <w:left w:val="single" w:sz="4" w:space="0" w:color="000000"/>
+              <w:bottom w:val="single" w:sz="4" w:space="0" w:color="000000"/>
+              <w:right w:val="single" w:sz="4" w:space="0" w:color="000000"/>
+            </w:tcBorders>
+          </w:tcPr>
           <w:p>
             <w:pPr>
               <w:pStyle w:val="Compact"/>
@@ -1739,7 +3091,20 @@
       </w:tr>
       <w:tr>
         <w:tc>
-          <w:tcPr/>
+          <w:tcPr>
+            <w:tcBorders>
+              <w:top w:val="single" w:sz="4" w:space="0" w:color="000000"/>
+              <w:left w:val="single" w:sz="4" w:space="0" w:color="000000"/>
+              <w:bottom w:val="single" w:sz="4" w:space="0" w:color="000000"/>
+              <w:right w:val="single" w:sz="4" w:space="0" w:color="000000"/>
+            </w:tcBorders>
+            <w:tcBorders>
+              <w:top w:val="single" w:sz="4" w:space="0" w:color="000000"/>
+              <w:left w:val="single" w:sz="4" w:space="0" w:color="000000"/>
+              <w:bottom w:val="single" w:sz="4" w:space="0" w:color="000000"/>
+              <w:right w:val="single" w:sz="4" w:space="0" w:color="000000"/>
+            </w:tcBorders>
+          </w:tcPr>
           <w:p>
             <w:pPr>
               <w:pStyle w:val="Compact"/>
@@ -1750,39 +3115,104 @@
           </w:p>
         </w:tc>
         <w:tc>
-          <w:tcPr/>
-          <w:p>
-            <w:pPr>
-              <w:pStyle w:val="Compact"/>
-            </w:pPr>
-          </w:p>
-        </w:tc>
-        <w:tc>
-          <w:tcPr/>
-          <w:p>
-            <w:pPr>
-              <w:pStyle w:val="Compact"/>
-            </w:pPr>
-          </w:p>
-        </w:tc>
-        <w:tc>
-          <w:tcPr/>
-          <w:p>
-            <w:pPr>
-              <w:pStyle w:val="Compact"/>
-            </w:pPr>
-          </w:p>
-        </w:tc>
-        <w:tc>
-          <w:tcPr/>
-          <w:p>
-            <w:pPr>
-              <w:pStyle w:val="Compact"/>
-            </w:pPr>
-          </w:p>
-        </w:tc>
-        <w:tc>
-          <w:tcPr/>
+          <w:tcPr>
+            <w:tcBorders>
+              <w:top w:val="single" w:sz="4" w:space="0" w:color="000000"/>
+              <w:left w:val="single" w:sz="4" w:space="0" w:color="000000"/>
+              <w:bottom w:val="single" w:sz="4" w:space="0" w:color="000000"/>
+              <w:right w:val="single" w:sz="4" w:space="0" w:color="000000"/>
+            </w:tcBorders>
+            <w:tcBorders>
+              <w:top w:val="single" w:sz="4" w:space="0" w:color="000000"/>
+              <w:left w:val="single" w:sz="4" w:space="0" w:color="000000"/>
+              <w:bottom w:val="single" w:sz="4" w:space="0" w:color="000000"/>
+              <w:right w:val="single" w:sz="4" w:space="0" w:color="000000"/>
+            </w:tcBorders>
+          </w:tcPr>
+          <w:p>
+            <w:pPr>
+              <w:pStyle w:val="Compact"/>
+            </w:pPr>
+          </w:p>
+        </w:tc>
+        <w:tc>
+          <w:tcPr>
+            <w:tcBorders>
+              <w:top w:val="single" w:sz="4" w:space="0" w:color="000000"/>
+              <w:left w:val="single" w:sz="4" w:space="0" w:color="000000"/>
+              <w:bottom w:val="single" w:sz="4" w:space="0" w:color="000000"/>
+              <w:right w:val="single" w:sz="4" w:space="0" w:color="000000"/>
+            </w:tcBorders>
+            <w:tcBorders>
+              <w:top w:val="single" w:sz="4" w:space="0" w:color="000000"/>
+              <w:left w:val="single" w:sz="4" w:space="0" w:color="000000"/>
+              <w:bottom w:val="single" w:sz="4" w:space="0" w:color="000000"/>
+              <w:right w:val="single" w:sz="4" w:space="0" w:color="000000"/>
+            </w:tcBorders>
+          </w:tcPr>
+          <w:p>
+            <w:pPr>
+              <w:pStyle w:val="Compact"/>
+            </w:pPr>
+          </w:p>
+        </w:tc>
+        <w:tc>
+          <w:tcPr>
+            <w:tcBorders>
+              <w:top w:val="single" w:sz="4" w:space="0" w:color="000000"/>
+              <w:left w:val="single" w:sz="4" w:space="0" w:color="000000"/>
+              <w:bottom w:val="single" w:sz="4" w:space="0" w:color="000000"/>
+              <w:right w:val="single" w:sz="4" w:space="0" w:color="000000"/>
+            </w:tcBorders>
+            <w:tcBorders>
+              <w:top w:val="single" w:sz="4" w:space="0" w:color="000000"/>
+              <w:left w:val="single" w:sz="4" w:space="0" w:color="000000"/>
+              <w:bottom w:val="single" w:sz="4" w:space="0" w:color="000000"/>
+              <w:right w:val="single" w:sz="4" w:space="0" w:color="000000"/>
+            </w:tcBorders>
+          </w:tcPr>
+          <w:p>
+            <w:pPr>
+              <w:pStyle w:val="Compact"/>
+            </w:pPr>
+          </w:p>
+        </w:tc>
+        <w:tc>
+          <w:tcPr>
+            <w:tcBorders>
+              <w:top w:val="single" w:sz="4" w:space="0" w:color="000000"/>
+              <w:left w:val="single" w:sz="4" w:space="0" w:color="000000"/>
+              <w:bottom w:val="single" w:sz="4" w:space="0" w:color="000000"/>
+              <w:right w:val="single" w:sz="4" w:space="0" w:color="000000"/>
+            </w:tcBorders>
+            <w:tcBorders>
+              <w:top w:val="single" w:sz="4" w:space="0" w:color="000000"/>
+              <w:left w:val="single" w:sz="4" w:space="0" w:color="000000"/>
+              <w:bottom w:val="single" w:sz="4" w:space="0" w:color="000000"/>
+              <w:right w:val="single" w:sz="4" w:space="0" w:color="000000"/>
+            </w:tcBorders>
+          </w:tcPr>
+          <w:p>
+            <w:pPr>
+              <w:pStyle w:val="Compact"/>
+            </w:pPr>
+          </w:p>
+        </w:tc>
+        <w:tc>
+          <w:tcPr>
+            <w:tcBorders>
+              <w:top w:val="single" w:sz="4" w:space="0" w:color="000000"/>
+              <w:left w:val="single" w:sz="4" w:space="0" w:color="000000"/>
+              <w:bottom w:val="single" w:sz="4" w:space="0" w:color="000000"/>
+              <w:right w:val="single" w:sz="4" w:space="0" w:color="000000"/>
+            </w:tcBorders>
+            <w:tcBorders>
+              <w:top w:val="single" w:sz="4" w:space="0" w:color="000000"/>
+              <w:left w:val="single" w:sz="4" w:space="0" w:color="000000"/>
+              <w:bottom w:val="single" w:sz="4" w:space="0" w:color="000000"/>
+              <w:right w:val="single" w:sz="4" w:space="0" w:color="000000"/>
+            </w:tcBorders>
+          </w:tcPr>
           <w:p>
             <w:pPr>
               <w:pStyle w:val="Compact"/>
@@ -1792,7 +3222,20 @@
       </w:tr>
       <w:tr>
         <w:tc>
-          <w:tcPr/>
+          <w:tcPr>
+            <w:tcBorders>
+              <w:top w:val="single" w:sz="4" w:space="0" w:color="000000"/>
+              <w:left w:val="single" w:sz="4" w:space="0" w:color="000000"/>
+              <w:bottom w:val="single" w:sz="4" w:space="0" w:color="000000"/>
+              <w:right w:val="single" w:sz="4" w:space="0" w:color="000000"/>
+            </w:tcBorders>
+            <w:tcBorders>
+              <w:top w:val="single" w:sz="4" w:space="0" w:color="000000"/>
+              <w:left w:val="single" w:sz="4" w:space="0" w:color="000000"/>
+              <w:bottom w:val="single" w:sz="4" w:space="0" w:color="000000"/>
+              <w:right w:val="single" w:sz="4" w:space="0" w:color="000000"/>
+            </w:tcBorders>
+          </w:tcPr>
           <w:p>
             <w:pPr>
               <w:pStyle w:val="Compact"/>
@@ -1803,39 +3246,104 @@
           </w:p>
         </w:tc>
         <w:tc>
-          <w:tcPr/>
-          <w:p>
-            <w:pPr>
-              <w:pStyle w:val="Compact"/>
-            </w:pPr>
-          </w:p>
-        </w:tc>
-        <w:tc>
-          <w:tcPr/>
-          <w:p>
-            <w:pPr>
-              <w:pStyle w:val="Compact"/>
-            </w:pPr>
-          </w:p>
-        </w:tc>
-        <w:tc>
-          <w:tcPr/>
-          <w:p>
-            <w:pPr>
-              <w:pStyle w:val="Compact"/>
-            </w:pPr>
-          </w:p>
-        </w:tc>
-        <w:tc>
-          <w:tcPr/>
-          <w:p>
-            <w:pPr>
-              <w:pStyle w:val="Compact"/>
-            </w:pPr>
-          </w:p>
-        </w:tc>
-        <w:tc>
-          <w:tcPr/>
+          <w:tcPr>
+            <w:tcBorders>
+              <w:top w:val="single" w:sz="4" w:space="0" w:color="000000"/>
+              <w:left w:val="single" w:sz="4" w:space="0" w:color="000000"/>
+              <w:bottom w:val="single" w:sz="4" w:space="0" w:color="000000"/>
+              <w:right w:val="single" w:sz="4" w:space="0" w:color="000000"/>
+            </w:tcBorders>
+            <w:tcBorders>
+              <w:top w:val="single" w:sz="4" w:space="0" w:color="000000"/>
+              <w:left w:val="single" w:sz="4" w:space="0" w:color="000000"/>
+              <w:bottom w:val="single" w:sz="4" w:space="0" w:color="000000"/>
+              <w:right w:val="single" w:sz="4" w:space="0" w:color="000000"/>
+            </w:tcBorders>
+          </w:tcPr>
+          <w:p>
+            <w:pPr>
+              <w:pStyle w:val="Compact"/>
+            </w:pPr>
+          </w:p>
+        </w:tc>
+        <w:tc>
+          <w:tcPr>
+            <w:tcBorders>
+              <w:top w:val="single" w:sz="4" w:space="0" w:color="000000"/>
+              <w:left w:val="single" w:sz="4" w:space="0" w:color="000000"/>
+              <w:bottom w:val="single" w:sz="4" w:space="0" w:color="000000"/>
+              <w:right w:val="single" w:sz="4" w:space="0" w:color="000000"/>
+            </w:tcBorders>
+            <w:tcBorders>
+              <w:top w:val="single" w:sz="4" w:space="0" w:color="000000"/>
+              <w:left w:val="single" w:sz="4" w:space="0" w:color="000000"/>
+              <w:bottom w:val="single" w:sz="4" w:space="0" w:color="000000"/>
+              <w:right w:val="single" w:sz="4" w:space="0" w:color="000000"/>
+            </w:tcBorders>
+          </w:tcPr>
+          <w:p>
+            <w:pPr>
+              <w:pStyle w:val="Compact"/>
+            </w:pPr>
+          </w:p>
+        </w:tc>
+        <w:tc>
+          <w:tcPr>
+            <w:tcBorders>
+              <w:top w:val="single" w:sz="4" w:space="0" w:color="000000"/>
+              <w:left w:val="single" w:sz="4" w:space="0" w:color="000000"/>
+              <w:bottom w:val="single" w:sz="4" w:space="0" w:color="000000"/>
+              <w:right w:val="single" w:sz="4" w:space="0" w:color="000000"/>
+            </w:tcBorders>
+            <w:tcBorders>
+              <w:top w:val="single" w:sz="4" w:space="0" w:color="000000"/>
+              <w:left w:val="single" w:sz="4" w:space="0" w:color="000000"/>
+              <w:bottom w:val="single" w:sz="4" w:space="0" w:color="000000"/>
+              <w:right w:val="single" w:sz="4" w:space="0" w:color="000000"/>
+            </w:tcBorders>
+          </w:tcPr>
+          <w:p>
+            <w:pPr>
+              <w:pStyle w:val="Compact"/>
+            </w:pPr>
+          </w:p>
+        </w:tc>
+        <w:tc>
+          <w:tcPr>
+            <w:tcBorders>
+              <w:top w:val="single" w:sz="4" w:space="0" w:color="000000"/>
+              <w:left w:val="single" w:sz="4" w:space="0" w:color="000000"/>
+              <w:bottom w:val="single" w:sz="4" w:space="0" w:color="000000"/>
+              <w:right w:val="single" w:sz="4" w:space="0" w:color="000000"/>
+            </w:tcBorders>
+            <w:tcBorders>
+              <w:top w:val="single" w:sz="4" w:space="0" w:color="000000"/>
+              <w:left w:val="single" w:sz="4" w:space="0" w:color="000000"/>
+              <w:bottom w:val="single" w:sz="4" w:space="0" w:color="000000"/>
+              <w:right w:val="single" w:sz="4" w:space="0" w:color="000000"/>
+            </w:tcBorders>
+          </w:tcPr>
+          <w:p>
+            <w:pPr>
+              <w:pStyle w:val="Compact"/>
+            </w:pPr>
+          </w:p>
+        </w:tc>
+        <w:tc>
+          <w:tcPr>
+            <w:tcBorders>
+              <w:top w:val="single" w:sz="4" w:space="0" w:color="000000"/>
+              <w:left w:val="single" w:sz="4" w:space="0" w:color="000000"/>
+              <w:bottom w:val="single" w:sz="4" w:space="0" w:color="000000"/>
+              <w:right w:val="single" w:sz="4" w:space="0" w:color="000000"/>
+            </w:tcBorders>
+            <w:tcBorders>
+              <w:top w:val="single" w:sz="4" w:space="0" w:color="000000"/>
+              <w:left w:val="single" w:sz="4" w:space="0" w:color="000000"/>
+              <w:bottom w:val="single" w:sz="4" w:space="0" w:color="000000"/>
+              <w:right w:val="single" w:sz="4" w:space="0" w:color="000000"/>
+            </w:tcBorders>
+          </w:tcPr>
           <w:p>
             <w:pPr>
               <w:pStyle w:val="Compact"/>
@@ -2202,7 +3710,20 @@
           <w:tblHeader w:val="on"/>
         </w:trPr>
         <w:tc>
-          <w:tcPr/>
+          <w:tcPr>
+            <w:tcBorders>
+              <w:top w:val="single" w:sz="4" w:space="0" w:color="000000"/>
+              <w:left w:val="single" w:sz="4" w:space="0" w:color="000000"/>
+              <w:bottom w:val="single" w:sz="4" w:space="0" w:color="000000"/>
+              <w:right w:val="single" w:sz="4" w:space="0" w:color="000000"/>
+            </w:tcBorders>
+            <w:tcBorders>
+              <w:top w:val="single" w:sz="4" w:space="0" w:color="000000"/>
+              <w:left w:val="single" w:sz="4" w:space="0" w:color="000000"/>
+              <w:bottom w:val="single" w:sz="4" w:space="0" w:color="000000"/>
+              <w:right w:val="single" w:sz="4" w:space="0" w:color="000000"/>
+            </w:tcBorders>
+          </w:tcPr>
           <w:p>
             <w:pPr>
               <w:pStyle w:val="Compact"/>
@@ -2213,7 +3734,20 @@
           </w:p>
         </w:tc>
         <w:tc>
-          <w:tcPr/>
+          <w:tcPr>
+            <w:tcBorders>
+              <w:top w:val="single" w:sz="4" w:space="0" w:color="000000"/>
+              <w:left w:val="single" w:sz="4" w:space="0" w:color="000000"/>
+              <w:bottom w:val="single" w:sz="4" w:space="0" w:color="000000"/>
+              <w:right w:val="single" w:sz="4" w:space="0" w:color="000000"/>
+            </w:tcBorders>
+            <w:tcBorders>
+              <w:top w:val="single" w:sz="4" w:space="0" w:color="000000"/>
+              <w:left w:val="single" w:sz="4" w:space="0" w:color="000000"/>
+              <w:bottom w:val="single" w:sz="4" w:space="0" w:color="000000"/>
+              <w:right w:val="single" w:sz="4" w:space="0" w:color="000000"/>
+            </w:tcBorders>
+          </w:tcPr>
           <w:p>
             <w:pPr>
               <w:pStyle w:val="Compact"/>
@@ -2226,7 +3760,20 @@
       </w:tr>
       <w:tr>
         <w:tc>
-          <w:tcPr/>
+          <w:tcPr>
+            <w:tcBorders>
+              <w:top w:val="single" w:sz="4" w:space="0" w:color="000000"/>
+              <w:left w:val="single" w:sz="4" w:space="0" w:color="000000"/>
+              <w:bottom w:val="single" w:sz="4" w:space="0" w:color="000000"/>
+              <w:right w:val="single" w:sz="4" w:space="0" w:color="000000"/>
+            </w:tcBorders>
+            <w:tcBorders>
+              <w:top w:val="single" w:sz="4" w:space="0" w:color="000000"/>
+              <w:left w:val="single" w:sz="4" w:space="0" w:color="000000"/>
+              <w:bottom w:val="single" w:sz="4" w:space="0" w:color="000000"/>
+              <w:right w:val="single" w:sz="4" w:space="0" w:color="000000"/>
+            </w:tcBorders>
+          </w:tcPr>
           <w:p>
             <w:pPr>
               <w:pStyle w:val="Compact"/>
@@ -2241,7 +3788,20 @@
           </w:p>
         </w:tc>
         <w:tc>
-          <w:tcPr/>
+          <w:tcPr>
+            <w:tcBorders>
+              <w:top w:val="single" w:sz="4" w:space="0" w:color="000000"/>
+              <w:left w:val="single" w:sz="4" w:space="0" w:color="000000"/>
+              <w:bottom w:val="single" w:sz="4" w:space="0" w:color="000000"/>
+              <w:right w:val="single" w:sz="4" w:space="0" w:color="000000"/>
+            </w:tcBorders>
+            <w:tcBorders>
+              <w:top w:val="single" w:sz="4" w:space="0" w:color="000000"/>
+              <w:left w:val="single" w:sz="4" w:space="0" w:color="000000"/>
+              <w:bottom w:val="single" w:sz="4" w:space="0" w:color="000000"/>
+              <w:right w:val="single" w:sz="4" w:space="0" w:color="000000"/>
+            </w:tcBorders>
+          </w:tcPr>
           <w:p>
             <w:pPr>
               <w:pStyle w:val="Compact"/>
@@ -2254,7 +3814,20 @@
       </w:tr>
       <w:tr>
         <w:tc>
-          <w:tcPr/>
+          <w:tcPr>
+            <w:tcBorders>
+              <w:top w:val="single" w:sz="4" w:space="0" w:color="000000"/>
+              <w:left w:val="single" w:sz="4" w:space="0" w:color="000000"/>
+              <w:bottom w:val="single" w:sz="4" w:space="0" w:color="000000"/>
+              <w:right w:val="single" w:sz="4" w:space="0" w:color="000000"/>
+            </w:tcBorders>
+            <w:tcBorders>
+              <w:top w:val="single" w:sz="4" w:space="0" w:color="000000"/>
+              <w:left w:val="single" w:sz="4" w:space="0" w:color="000000"/>
+              <w:bottom w:val="single" w:sz="4" w:space="0" w:color="000000"/>
+              <w:right w:val="single" w:sz="4" w:space="0" w:color="000000"/>
+            </w:tcBorders>
+          </w:tcPr>
           <w:p>
             <w:pPr>
               <w:pStyle w:val="Compact"/>
@@ -2269,7 +3842,20 @@
           </w:p>
         </w:tc>
         <w:tc>
-          <w:tcPr/>
+          <w:tcPr>
+            <w:tcBorders>
+              <w:top w:val="single" w:sz="4" w:space="0" w:color="000000"/>
+              <w:left w:val="single" w:sz="4" w:space="0" w:color="000000"/>
+              <w:bottom w:val="single" w:sz="4" w:space="0" w:color="000000"/>
+              <w:right w:val="single" w:sz="4" w:space="0" w:color="000000"/>
+            </w:tcBorders>
+            <w:tcBorders>
+              <w:top w:val="single" w:sz="4" w:space="0" w:color="000000"/>
+              <w:left w:val="single" w:sz="4" w:space="0" w:color="000000"/>
+              <w:bottom w:val="single" w:sz="4" w:space="0" w:color="000000"/>
+              <w:right w:val="single" w:sz="4" w:space="0" w:color="000000"/>
+            </w:tcBorders>
+          </w:tcPr>
           <w:p>
             <w:pPr>
               <w:pStyle w:val="Compact"/>
@@ -2282,7 +3868,20 @@
       </w:tr>
       <w:tr>
         <w:tc>
-          <w:tcPr/>
+          <w:tcPr>
+            <w:tcBorders>
+              <w:top w:val="single" w:sz="4" w:space="0" w:color="000000"/>
+              <w:left w:val="single" w:sz="4" w:space="0" w:color="000000"/>
+              <w:bottom w:val="single" w:sz="4" w:space="0" w:color="000000"/>
+              <w:right w:val="single" w:sz="4" w:space="0" w:color="000000"/>
+            </w:tcBorders>
+            <w:tcBorders>
+              <w:top w:val="single" w:sz="4" w:space="0" w:color="000000"/>
+              <w:left w:val="single" w:sz="4" w:space="0" w:color="000000"/>
+              <w:bottom w:val="single" w:sz="4" w:space="0" w:color="000000"/>
+              <w:right w:val="single" w:sz="4" w:space="0" w:color="000000"/>
+            </w:tcBorders>
+          </w:tcPr>
           <w:p>
             <w:pPr>
               <w:pStyle w:val="Compact"/>
@@ -2297,7 +3896,20 @@
           </w:p>
         </w:tc>
         <w:tc>
-          <w:tcPr/>
+          <w:tcPr>
+            <w:tcBorders>
+              <w:top w:val="single" w:sz="4" w:space="0" w:color="000000"/>
+              <w:left w:val="single" w:sz="4" w:space="0" w:color="000000"/>
+              <w:bottom w:val="single" w:sz="4" w:space="0" w:color="000000"/>
+              <w:right w:val="single" w:sz="4" w:space="0" w:color="000000"/>
+            </w:tcBorders>
+            <w:tcBorders>
+              <w:top w:val="single" w:sz="4" w:space="0" w:color="000000"/>
+              <w:left w:val="single" w:sz="4" w:space="0" w:color="000000"/>
+              <w:bottom w:val="single" w:sz="4" w:space="0" w:color="000000"/>
+              <w:right w:val="single" w:sz="4" w:space="0" w:color="000000"/>
+            </w:tcBorders>
+          </w:tcPr>
           <w:p>
             <w:pPr>
               <w:pStyle w:val="Compact"/>
@@ -2376,7 +3988,20 @@
           <w:tblHeader w:val="on"/>
         </w:trPr>
         <w:tc>
-          <w:tcPr/>
+          <w:tcPr>
+            <w:tcBorders>
+              <w:top w:val="single" w:sz="4" w:space="0" w:color="000000"/>
+              <w:left w:val="single" w:sz="4" w:space="0" w:color="000000"/>
+              <w:bottom w:val="single" w:sz="4" w:space="0" w:color="000000"/>
+              <w:right w:val="single" w:sz="4" w:space="0" w:color="000000"/>
+            </w:tcBorders>
+            <w:tcBorders>
+              <w:top w:val="single" w:sz="4" w:space="0" w:color="000000"/>
+              <w:left w:val="single" w:sz="4" w:space="0" w:color="000000"/>
+              <w:bottom w:val="single" w:sz="4" w:space="0" w:color="000000"/>
+              <w:right w:val="single" w:sz="4" w:space="0" w:color="000000"/>
+            </w:tcBorders>
+          </w:tcPr>
           <w:p>
             <w:pPr>
               <w:pStyle w:val="Compact"/>
@@ -2387,7 +4012,20 @@
           </w:p>
         </w:tc>
         <w:tc>
-          <w:tcPr/>
+          <w:tcPr>
+            <w:tcBorders>
+              <w:top w:val="single" w:sz="4" w:space="0" w:color="000000"/>
+              <w:left w:val="single" w:sz="4" w:space="0" w:color="000000"/>
+              <w:bottom w:val="single" w:sz="4" w:space="0" w:color="000000"/>
+              <w:right w:val="single" w:sz="4" w:space="0" w:color="000000"/>
+            </w:tcBorders>
+            <w:tcBorders>
+              <w:top w:val="single" w:sz="4" w:space="0" w:color="000000"/>
+              <w:left w:val="single" w:sz="4" w:space="0" w:color="000000"/>
+              <w:bottom w:val="single" w:sz="4" w:space="0" w:color="000000"/>
+              <w:right w:val="single" w:sz="4" w:space="0" w:color="000000"/>
+            </w:tcBorders>
+          </w:tcPr>
           <w:p>
             <w:pPr>
               <w:pStyle w:val="Compact"/>
@@ -2400,7 +4038,20 @@
       </w:tr>
       <w:tr>
         <w:tc>
-          <w:tcPr/>
+          <w:tcPr>
+            <w:tcBorders>
+              <w:top w:val="single" w:sz="4" w:space="0" w:color="000000"/>
+              <w:left w:val="single" w:sz="4" w:space="0" w:color="000000"/>
+              <w:bottom w:val="single" w:sz="4" w:space="0" w:color="000000"/>
+              <w:right w:val="single" w:sz="4" w:space="0" w:color="000000"/>
+            </w:tcBorders>
+            <w:tcBorders>
+              <w:top w:val="single" w:sz="4" w:space="0" w:color="000000"/>
+              <w:left w:val="single" w:sz="4" w:space="0" w:color="000000"/>
+              <w:bottom w:val="single" w:sz="4" w:space="0" w:color="000000"/>
+              <w:right w:val="single" w:sz="4" w:space="0" w:color="000000"/>
+            </w:tcBorders>
+          </w:tcPr>
           <w:p>
             <w:pPr>
               <w:pStyle w:val="Compact"/>
@@ -2415,7 +4066,20 @@
           </w:p>
         </w:tc>
         <w:tc>
-          <w:tcPr/>
+          <w:tcPr>
+            <w:tcBorders>
+              <w:top w:val="single" w:sz="4" w:space="0" w:color="000000"/>
+              <w:left w:val="single" w:sz="4" w:space="0" w:color="000000"/>
+              <w:bottom w:val="single" w:sz="4" w:space="0" w:color="000000"/>
+              <w:right w:val="single" w:sz="4" w:space="0" w:color="000000"/>
+            </w:tcBorders>
+            <w:tcBorders>
+              <w:top w:val="single" w:sz="4" w:space="0" w:color="000000"/>
+              <w:left w:val="single" w:sz="4" w:space="0" w:color="000000"/>
+              <w:bottom w:val="single" w:sz="4" w:space="0" w:color="000000"/>
+              <w:right w:val="single" w:sz="4" w:space="0" w:color="000000"/>
+            </w:tcBorders>
+          </w:tcPr>
           <w:p>
             <w:pPr>
               <w:pStyle w:val="Compact"/>
@@ -2428,7 +4092,20 @@
       </w:tr>
       <w:tr>
         <w:tc>
-          <w:tcPr/>
+          <w:tcPr>
+            <w:tcBorders>
+              <w:top w:val="single" w:sz="4" w:space="0" w:color="000000"/>
+              <w:left w:val="single" w:sz="4" w:space="0" w:color="000000"/>
+              <w:bottom w:val="single" w:sz="4" w:space="0" w:color="000000"/>
+              <w:right w:val="single" w:sz="4" w:space="0" w:color="000000"/>
+            </w:tcBorders>
+            <w:tcBorders>
+              <w:top w:val="single" w:sz="4" w:space="0" w:color="000000"/>
+              <w:left w:val="single" w:sz="4" w:space="0" w:color="000000"/>
+              <w:bottom w:val="single" w:sz="4" w:space="0" w:color="000000"/>
+              <w:right w:val="single" w:sz="4" w:space="0" w:color="000000"/>
+            </w:tcBorders>
+          </w:tcPr>
           <w:p>
             <w:pPr>
               <w:pStyle w:val="Compact"/>
@@ -2443,7 +4120,20 @@
           </w:p>
         </w:tc>
         <w:tc>
-          <w:tcPr/>
+          <w:tcPr>
+            <w:tcBorders>
+              <w:top w:val="single" w:sz="4" w:space="0" w:color="000000"/>
+              <w:left w:val="single" w:sz="4" w:space="0" w:color="000000"/>
+              <w:bottom w:val="single" w:sz="4" w:space="0" w:color="000000"/>
+              <w:right w:val="single" w:sz="4" w:space="0" w:color="000000"/>
+            </w:tcBorders>
+            <w:tcBorders>
+              <w:top w:val="single" w:sz="4" w:space="0" w:color="000000"/>
+              <w:left w:val="single" w:sz="4" w:space="0" w:color="000000"/>
+              <w:bottom w:val="single" w:sz="4" w:space="0" w:color="000000"/>
+              <w:right w:val="single" w:sz="4" w:space="0" w:color="000000"/>
+            </w:tcBorders>
+          </w:tcPr>
           <w:p>
             <w:pPr>
               <w:pStyle w:val="Compact"/>
@@ -2456,7 +4146,20 @@
       </w:tr>
       <w:tr>
         <w:tc>
-          <w:tcPr/>
+          <w:tcPr>
+            <w:tcBorders>
+              <w:top w:val="single" w:sz="4" w:space="0" w:color="000000"/>
+              <w:left w:val="single" w:sz="4" w:space="0" w:color="000000"/>
+              <w:bottom w:val="single" w:sz="4" w:space="0" w:color="000000"/>
+              <w:right w:val="single" w:sz="4" w:space="0" w:color="000000"/>
+            </w:tcBorders>
+            <w:tcBorders>
+              <w:top w:val="single" w:sz="4" w:space="0" w:color="000000"/>
+              <w:left w:val="single" w:sz="4" w:space="0" w:color="000000"/>
+              <w:bottom w:val="single" w:sz="4" w:space="0" w:color="000000"/>
+              <w:right w:val="single" w:sz="4" w:space="0" w:color="000000"/>
+            </w:tcBorders>
+          </w:tcPr>
           <w:p>
             <w:pPr>
               <w:pStyle w:val="Compact"/>
@@ -2471,7 +4174,20 @@
           </w:p>
         </w:tc>
         <w:tc>
-          <w:tcPr/>
+          <w:tcPr>
+            <w:tcBorders>
+              <w:top w:val="single" w:sz="4" w:space="0" w:color="000000"/>
+              <w:left w:val="single" w:sz="4" w:space="0" w:color="000000"/>
+              <w:bottom w:val="single" w:sz="4" w:space="0" w:color="000000"/>
+              <w:right w:val="single" w:sz="4" w:space="0" w:color="000000"/>
+            </w:tcBorders>
+            <w:tcBorders>
+              <w:top w:val="single" w:sz="4" w:space="0" w:color="000000"/>
+              <w:left w:val="single" w:sz="4" w:space="0" w:color="000000"/>
+              <w:bottom w:val="single" w:sz="4" w:space="0" w:color="000000"/>
+              <w:right w:val="single" w:sz="4" w:space="0" w:color="000000"/>
+            </w:tcBorders>
+          </w:tcPr>
           <w:p>
             <w:pPr>
               <w:pStyle w:val="Compact"/>

--- a/plantillas/Plantilla_4_MatrizIndicadores.docx
+++ b/plantillas/Plantilla_4_MatrizIndicadores.docx
@@ -249,12 +249,6 @@
               <w:bottom w:val="single" w:sz="4" w:space="0" w:color="000000"/>
               <w:right w:val="single" w:sz="4" w:space="0" w:color="000000"/>
             </w:tcBorders>
-            <w:tcBorders>
-              <w:top w:val="single" w:sz="4" w:space="0" w:color="000000"/>
-              <w:left w:val="single" w:sz="4" w:space="0" w:color="000000"/>
-              <w:bottom w:val="single" w:sz="4" w:space="0" w:color="000000"/>
-              <w:right w:val="single" w:sz="4" w:space="0" w:color="000000"/>
-            </w:tcBorders>
           </w:tcPr>
           <w:p>
             <w:pPr>
@@ -273,12 +267,6 @@
               <w:bottom w:val="single" w:sz="4" w:space="0" w:color="000000"/>
               <w:right w:val="single" w:sz="4" w:space="0" w:color="000000"/>
             </w:tcBorders>
-            <w:tcBorders>
-              <w:top w:val="single" w:sz="4" w:space="0" w:color="000000"/>
-              <w:left w:val="single" w:sz="4" w:space="0" w:color="000000"/>
-              <w:bottom w:val="single" w:sz="4" w:space="0" w:color="000000"/>
-              <w:right w:val="single" w:sz="4" w:space="0" w:color="000000"/>
-            </w:tcBorders>
           </w:tcPr>
           <w:p>
             <w:pPr>
@@ -291,12 +279,6 @@
         </w:tc>
         <w:tc>
           <w:tcPr>
-            <w:tcBorders>
-              <w:top w:val="single" w:sz="4" w:space="0" w:color="000000"/>
-              <w:left w:val="single" w:sz="4" w:space="0" w:color="000000"/>
-              <w:bottom w:val="single" w:sz="4" w:space="0" w:color="000000"/>
-              <w:right w:val="single" w:sz="4" w:space="0" w:color="000000"/>
-            </w:tcBorders>
             <w:tcBorders>
               <w:top w:val="single" w:sz="4" w:space="0" w:color="000000"/>
               <w:left w:val="single" w:sz="4" w:space="0" w:color="000000"/>
@@ -317,12 +299,6 @@
       <w:tr>
         <w:tc>
           <w:tcPr>
-            <w:tcBorders>
-              <w:top w:val="single" w:sz="4" w:space="0" w:color="000000"/>
-              <w:left w:val="single" w:sz="4" w:space="0" w:color="000000"/>
-              <w:bottom w:val="single" w:sz="4" w:space="0" w:color="000000"/>
-              <w:right w:val="single" w:sz="4" w:space="0" w:color="000000"/>
-            </w:tcBorders>
             <w:tcBorders>
               <w:top w:val="single" w:sz="4" w:space="0" w:color="000000"/>
               <w:left w:val="single" w:sz="4" w:space="0" w:color="000000"/>
@@ -357,12 +333,6 @@
               <w:bottom w:val="single" w:sz="4" w:space="0" w:color="000000"/>
               <w:right w:val="single" w:sz="4" w:space="0" w:color="000000"/>
             </w:tcBorders>
-            <w:tcBorders>
-              <w:top w:val="single" w:sz="4" w:space="0" w:color="000000"/>
-              <w:left w:val="single" w:sz="4" w:space="0" w:color="000000"/>
-              <w:bottom w:val="single" w:sz="4" w:space="0" w:color="000000"/>
-              <w:right w:val="single" w:sz="4" w:space="0" w:color="000000"/>
-            </w:tcBorders>
           </w:tcPr>
           <w:p>
             <w:pPr>
@@ -375,12 +345,6 @@
         </w:tc>
         <w:tc>
           <w:tcPr>
-            <w:tcBorders>
-              <w:top w:val="single" w:sz="4" w:space="0" w:color="000000"/>
-              <w:left w:val="single" w:sz="4" w:space="0" w:color="000000"/>
-              <w:bottom w:val="single" w:sz="4" w:space="0" w:color="000000"/>
-              <w:right w:val="single" w:sz="4" w:space="0" w:color="000000"/>
-            </w:tcBorders>
             <w:tcBorders>
               <w:top w:val="single" w:sz="4" w:space="0" w:color="000000"/>
               <w:left w:val="single" w:sz="4" w:space="0" w:color="000000"/>
@@ -398,12 +362,6 @@
       <w:tr>
         <w:tc>
           <w:tcPr>
-            <w:tcBorders>
-              <w:top w:val="single" w:sz="4" w:space="0" w:color="000000"/>
-              <w:left w:val="single" w:sz="4" w:space="0" w:color="000000"/>
-              <w:bottom w:val="single" w:sz="4" w:space="0" w:color="000000"/>
-              <w:right w:val="single" w:sz="4" w:space="0" w:color="000000"/>
-            </w:tcBorders>
             <w:tcBorders>
               <w:top w:val="single" w:sz="4" w:space="0" w:color="000000"/>
               <w:left w:val="single" w:sz="4" w:space="0" w:color="000000"/>
@@ -438,12 +396,6 @@
               <w:bottom w:val="single" w:sz="4" w:space="0" w:color="000000"/>
               <w:right w:val="single" w:sz="4" w:space="0" w:color="000000"/>
             </w:tcBorders>
-            <w:tcBorders>
-              <w:top w:val="single" w:sz="4" w:space="0" w:color="000000"/>
-              <w:left w:val="single" w:sz="4" w:space="0" w:color="000000"/>
-              <w:bottom w:val="single" w:sz="4" w:space="0" w:color="000000"/>
-              <w:right w:val="single" w:sz="4" w:space="0" w:color="000000"/>
-            </w:tcBorders>
           </w:tcPr>
           <w:p>
             <w:pPr>
@@ -456,12 +408,6 @@
         </w:tc>
         <w:tc>
           <w:tcPr>
-            <w:tcBorders>
-              <w:top w:val="single" w:sz="4" w:space="0" w:color="000000"/>
-              <w:left w:val="single" w:sz="4" w:space="0" w:color="000000"/>
-              <w:bottom w:val="single" w:sz="4" w:space="0" w:color="000000"/>
-              <w:right w:val="single" w:sz="4" w:space="0" w:color="000000"/>
-            </w:tcBorders>
             <w:tcBorders>
               <w:top w:val="single" w:sz="4" w:space="0" w:color="000000"/>
               <w:left w:val="single" w:sz="4" w:space="0" w:color="000000"/>
@@ -479,12 +425,6 @@
       <w:tr>
         <w:tc>
           <w:tcPr>
-            <w:tcBorders>
-              <w:top w:val="single" w:sz="4" w:space="0" w:color="000000"/>
-              <w:left w:val="single" w:sz="4" w:space="0" w:color="000000"/>
-              <w:bottom w:val="single" w:sz="4" w:space="0" w:color="000000"/>
-              <w:right w:val="single" w:sz="4" w:space="0" w:color="000000"/>
-            </w:tcBorders>
             <w:tcBorders>
               <w:top w:val="single" w:sz="4" w:space="0" w:color="000000"/>
               <w:left w:val="single" w:sz="4" w:space="0" w:color="000000"/>
@@ -519,12 +459,6 @@
               <w:bottom w:val="single" w:sz="4" w:space="0" w:color="000000"/>
               <w:right w:val="single" w:sz="4" w:space="0" w:color="000000"/>
             </w:tcBorders>
-            <w:tcBorders>
-              <w:top w:val="single" w:sz="4" w:space="0" w:color="000000"/>
-              <w:left w:val="single" w:sz="4" w:space="0" w:color="000000"/>
-              <w:bottom w:val="single" w:sz="4" w:space="0" w:color="000000"/>
-              <w:right w:val="single" w:sz="4" w:space="0" w:color="000000"/>
-            </w:tcBorders>
           </w:tcPr>
           <w:p>
             <w:pPr>
@@ -537,12 +471,6 @@
         </w:tc>
         <w:tc>
           <w:tcPr>
-            <w:tcBorders>
-              <w:top w:val="single" w:sz="4" w:space="0" w:color="000000"/>
-              <w:left w:val="single" w:sz="4" w:space="0" w:color="000000"/>
-              <w:bottom w:val="single" w:sz="4" w:space="0" w:color="000000"/>
-              <w:right w:val="single" w:sz="4" w:space="0" w:color="000000"/>
-            </w:tcBorders>
             <w:tcBorders>
               <w:top w:val="single" w:sz="4" w:space="0" w:color="000000"/>
               <w:left w:val="single" w:sz="4" w:space="0" w:color="000000"/>
@@ -560,12 +488,6 @@
       <w:tr>
         <w:tc>
           <w:tcPr>
-            <w:tcBorders>
-              <w:top w:val="single" w:sz="4" w:space="0" w:color="000000"/>
-              <w:left w:val="single" w:sz="4" w:space="0" w:color="000000"/>
-              <w:bottom w:val="single" w:sz="4" w:space="0" w:color="000000"/>
-              <w:right w:val="single" w:sz="4" w:space="0" w:color="000000"/>
-            </w:tcBorders>
             <w:tcBorders>
               <w:top w:val="single" w:sz="4" w:space="0" w:color="000000"/>
               <w:left w:val="single" w:sz="4" w:space="0" w:color="000000"/>
@@ -600,12 +522,6 @@
               <w:bottom w:val="single" w:sz="4" w:space="0" w:color="000000"/>
               <w:right w:val="single" w:sz="4" w:space="0" w:color="000000"/>
             </w:tcBorders>
-            <w:tcBorders>
-              <w:top w:val="single" w:sz="4" w:space="0" w:color="000000"/>
-              <w:left w:val="single" w:sz="4" w:space="0" w:color="000000"/>
-              <w:bottom w:val="single" w:sz="4" w:space="0" w:color="000000"/>
-              <w:right w:val="single" w:sz="4" w:space="0" w:color="000000"/>
-            </w:tcBorders>
           </w:tcPr>
           <w:p>
             <w:pPr>
@@ -618,12 +534,6 @@
         </w:tc>
         <w:tc>
           <w:tcPr>
-            <w:tcBorders>
-              <w:top w:val="single" w:sz="4" w:space="0" w:color="000000"/>
-              <w:left w:val="single" w:sz="4" w:space="0" w:color="000000"/>
-              <w:bottom w:val="single" w:sz="4" w:space="0" w:color="000000"/>
-              <w:right w:val="single" w:sz="4" w:space="0" w:color="000000"/>
-            </w:tcBorders>
             <w:tcBorders>
               <w:top w:val="single" w:sz="4" w:space="0" w:color="000000"/>
               <w:left w:val="single" w:sz="4" w:space="0" w:color="000000"/>
@@ -641,12 +551,6 @@
       <w:tr>
         <w:tc>
           <w:tcPr>
-            <w:tcBorders>
-              <w:top w:val="single" w:sz="4" w:space="0" w:color="000000"/>
-              <w:left w:val="single" w:sz="4" w:space="0" w:color="000000"/>
-              <w:bottom w:val="single" w:sz="4" w:space="0" w:color="000000"/>
-              <w:right w:val="single" w:sz="4" w:space="0" w:color="000000"/>
-            </w:tcBorders>
             <w:tcBorders>
               <w:top w:val="single" w:sz="4" w:space="0" w:color="000000"/>
               <w:left w:val="single" w:sz="4" w:space="0" w:color="000000"/>
@@ -681,12 +585,6 @@
               <w:bottom w:val="single" w:sz="4" w:space="0" w:color="000000"/>
               <w:right w:val="single" w:sz="4" w:space="0" w:color="000000"/>
             </w:tcBorders>
-            <w:tcBorders>
-              <w:top w:val="single" w:sz="4" w:space="0" w:color="000000"/>
-              <w:left w:val="single" w:sz="4" w:space="0" w:color="000000"/>
-              <w:bottom w:val="single" w:sz="4" w:space="0" w:color="000000"/>
-              <w:right w:val="single" w:sz="4" w:space="0" w:color="000000"/>
-            </w:tcBorders>
           </w:tcPr>
           <w:p>
             <w:pPr>
@@ -699,12 +597,6 @@
         </w:tc>
         <w:tc>
           <w:tcPr>
-            <w:tcBorders>
-              <w:top w:val="single" w:sz="4" w:space="0" w:color="000000"/>
-              <w:left w:val="single" w:sz="4" w:space="0" w:color="000000"/>
-              <w:bottom w:val="single" w:sz="4" w:space="0" w:color="000000"/>
-              <w:right w:val="single" w:sz="4" w:space="0" w:color="000000"/>
-            </w:tcBorders>
             <w:tcBorders>
               <w:top w:val="single" w:sz="4" w:space="0" w:color="000000"/>
               <w:left w:val="single" w:sz="4" w:space="0" w:color="000000"/>
@@ -796,12 +688,6 @@
               <w:bottom w:val="single" w:sz="4" w:space="0" w:color="000000"/>
               <w:right w:val="single" w:sz="4" w:space="0" w:color="000000"/>
             </w:tcBorders>
-            <w:tcBorders>
-              <w:top w:val="single" w:sz="4" w:space="0" w:color="000000"/>
-              <w:left w:val="single" w:sz="4" w:space="0" w:color="000000"/>
-              <w:bottom w:val="single" w:sz="4" w:space="0" w:color="000000"/>
-              <w:right w:val="single" w:sz="4" w:space="0" w:color="000000"/>
-            </w:tcBorders>
           </w:tcPr>
           <w:p>
             <w:pPr>
@@ -820,12 +706,6 @@
               <w:bottom w:val="single" w:sz="4" w:space="0" w:color="000000"/>
               <w:right w:val="single" w:sz="4" w:space="0" w:color="000000"/>
             </w:tcBorders>
-            <w:tcBorders>
-              <w:top w:val="single" w:sz="4" w:space="0" w:color="000000"/>
-              <w:left w:val="single" w:sz="4" w:space="0" w:color="000000"/>
-              <w:bottom w:val="single" w:sz="4" w:space="0" w:color="000000"/>
-              <w:right w:val="single" w:sz="4" w:space="0" w:color="000000"/>
-            </w:tcBorders>
           </w:tcPr>
           <w:p>
             <w:pPr>
@@ -838,12 +718,6 @@
         </w:tc>
         <w:tc>
           <w:tcPr>
-            <w:tcBorders>
-              <w:top w:val="single" w:sz="4" w:space="0" w:color="000000"/>
-              <w:left w:val="single" w:sz="4" w:space="0" w:color="000000"/>
-              <w:bottom w:val="single" w:sz="4" w:space="0" w:color="000000"/>
-              <w:right w:val="single" w:sz="4" w:space="0" w:color="000000"/>
-            </w:tcBorders>
             <w:tcBorders>
               <w:top w:val="single" w:sz="4" w:space="0" w:color="000000"/>
               <w:left w:val="single" w:sz="4" w:space="0" w:color="000000"/>
@@ -864,12 +738,6 @@
       <w:tr>
         <w:tc>
           <w:tcPr>
-            <w:tcBorders>
-              <w:top w:val="single" w:sz="4" w:space="0" w:color="000000"/>
-              <w:left w:val="single" w:sz="4" w:space="0" w:color="000000"/>
-              <w:bottom w:val="single" w:sz="4" w:space="0" w:color="000000"/>
-              <w:right w:val="single" w:sz="4" w:space="0" w:color="000000"/>
-            </w:tcBorders>
             <w:tcBorders>
               <w:top w:val="single" w:sz="4" w:space="0" w:color="000000"/>
               <w:left w:val="single" w:sz="4" w:space="0" w:color="000000"/>
@@ -898,12 +766,6 @@
               <w:bottom w:val="single" w:sz="4" w:space="0" w:color="000000"/>
               <w:right w:val="single" w:sz="4" w:space="0" w:color="000000"/>
             </w:tcBorders>
-            <w:tcBorders>
-              <w:top w:val="single" w:sz="4" w:space="0" w:color="000000"/>
-              <w:left w:val="single" w:sz="4" w:space="0" w:color="000000"/>
-              <w:bottom w:val="single" w:sz="4" w:space="0" w:color="000000"/>
-              <w:right w:val="single" w:sz="4" w:space="0" w:color="000000"/>
-            </w:tcBorders>
           </w:tcPr>
           <w:p>
             <w:pPr>
@@ -916,12 +778,6 @@
         </w:tc>
         <w:tc>
           <w:tcPr>
-            <w:tcBorders>
-              <w:top w:val="single" w:sz="4" w:space="0" w:color="000000"/>
-              <w:left w:val="single" w:sz="4" w:space="0" w:color="000000"/>
-              <w:bottom w:val="single" w:sz="4" w:space="0" w:color="000000"/>
-              <w:right w:val="single" w:sz="4" w:space="0" w:color="000000"/>
-            </w:tcBorders>
             <w:tcBorders>
               <w:top w:val="single" w:sz="4" w:space="0" w:color="000000"/>
               <w:left w:val="single" w:sz="4" w:space="0" w:color="000000"/>
@@ -939,12 +795,6 @@
       <w:tr>
         <w:tc>
           <w:tcPr>
-            <w:tcBorders>
-              <w:top w:val="single" w:sz="4" w:space="0" w:color="000000"/>
-              <w:left w:val="single" w:sz="4" w:space="0" w:color="000000"/>
-              <w:bottom w:val="single" w:sz="4" w:space="0" w:color="000000"/>
-              <w:right w:val="single" w:sz="4" w:space="0" w:color="000000"/>
-            </w:tcBorders>
             <w:tcBorders>
               <w:top w:val="single" w:sz="4" w:space="0" w:color="000000"/>
               <w:left w:val="single" w:sz="4" w:space="0" w:color="000000"/>
@@ -973,12 +823,6 @@
               <w:bottom w:val="single" w:sz="4" w:space="0" w:color="000000"/>
               <w:right w:val="single" w:sz="4" w:space="0" w:color="000000"/>
             </w:tcBorders>
-            <w:tcBorders>
-              <w:top w:val="single" w:sz="4" w:space="0" w:color="000000"/>
-              <w:left w:val="single" w:sz="4" w:space="0" w:color="000000"/>
-              <w:bottom w:val="single" w:sz="4" w:space="0" w:color="000000"/>
-              <w:right w:val="single" w:sz="4" w:space="0" w:color="000000"/>
-            </w:tcBorders>
           </w:tcPr>
           <w:p>
             <w:pPr>
@@ -991,12 +835,6 @@
         </w:tc>
         <w:tc>
           <w:tcPr>
-            <w:tcBorders>
-              <w:top w:val="single" w:sz="4" w:space="0" w:color="000000"/>
-              <w:left w:val="single" w:sz="4" w:space="0" w:color="000000"/>
-              <w:bottom w:val="single" w:sz="4" w:space="0" w:color="000000"/>
-              <w:right w:val="single" w:sz="4" w:space="0" w:color="000000"/>
-            </w:tcBorders>
             <w:tcBorders>
               <w:top w:val="single" w:sz="4" w:space="0" w:color="000000"/>
               <w:left w:val="single" w:sz="4" w:space="0" w:color="000000"/>
@@ -1014,12 +852,6 @@
       <w:tr>
         <w:tc>
           <w:tcPr>
-            <w:tcBorders>
-              <w:top w:val="single" w:sz="4" w:space="0" w:color="000000"/>
-              <w:left w:val="single" w:sz="4" w:space="0" w:color="000000"/>
-              <w:bottom w:val="single" w:sz="4" w:space="0" w:color="000000"/>
-              <w:right w:val="single" w:sz="4" w:space="0" w:color="000000"/>
-            </w:tcBorders>
             <w:tcBorders>
               <w:top w:val="single" w:sz="4" w:space="0" w:color="000000"/>
               <w:left w:val="single" w:sz="4" w:space="0" w:color="000000"/>
@@ -1048,12 +880,6 @@
               <w:bottom w:val="single" w:sz="4" w:space="0" w:color="000000"/>
               <w:right w:val="single" w:sz="4" w:space="0" w:color="000000"/>
             </w:tcBorders>
-            <w:tcBorders>
-              <w:top w:val="single" w:sz="4" w:space="0" w:color="000000"/>
-              <w:left w:val="single" w:sz="4" w:space="0" w:color="000000"/>
-              <w:bottom w:val="single" w:sz="4" w:space="0" w:color="000000"/>
-              <w:right w:val="single" w:sz="4" w:space="0" w:color="000000"/>
-            </w:tcBorders>
           </w:tcPr>
           <w:p>
             <w:pPr>
@@ -1066,12 +892,6 @@
         </w:tc>
         <w:tc>
           <w:tcPr>
-            <w:tcBorders>
-              <w:top w:val="single" w:sz="4" w:space="0" w:color="000000"/>
-              <w:left w:val="single" w:sz="4" w:space="0" w:color="000000"/>
-              <w:bottom w:val="single" w:sz="4" w:space="0" w:color="000000"/>
-              <w:right w:val="single" w:sz="4" w:space="0" w:color="000000"/>
-            </w:tcBorders>
             <w:tcBorders>
               <w:top w:val="single" w:sz="4" w:space="0" w:color="000000"/>
               <w:left w:val="single" w:sz="4" w:space="0" w:color="000000"/>
@@ -1089,12 +909,6 @@
       <w:tr>
         <w:tc>
           <w:tcPr>
-            <w:tcBorders>
-              <w:top w:val="single" w:sz="4" w:space="0" w:color="000000"/>
-              <w:left w:val="single" w:sz="4" w:space="0" w:color="000000"/>
-              <w:bottom w:val="single" w:sz="4" w:space="0" w:color="000000"/>
-              <w:right w:val="single" w:sz="4" w:space="0" w:color="000000"/>
-            </w:tcBorders>
             <w:tcBorders>
               <w:top w:val="single" w:sz="4" w:space="0" w:color="000000"/>
               <w:left w:val="single" w:sz="4" w:space="0" w:color="000000"/>
@@ -1123,12 +937,6 @@
               <w:bottom w:val="single" w:sz="4" w:space="0" w:color="000000"/>
               <w:right w:val="single" w:sz="4" w:space="0" w:color="000000"/>
             </w:tcBorders>
-            <w:tcBorders>
-              <w:top w:val="single" w:sz="4" w:space="0" w:color="000000"/>
-              <w:left w:val="single" w:sz="4" w:space="0" w:color="000000"/>
-              <w:bottom w:val="single" w:sz="4" w:space="0" w:color="000000"/>
-              <w:right w:val="single" w:sz="4" w:space="0" w:color="000000"/>
-            </w:tcBorders>
           </w:tcPr>
           <w:p>
             <w:pPr>
@@ -1141,12 +949,6 @@
         </w:tc>
         <w:tc>
           <w:tcPr>
-            <w:tcBorders>
-              <w:top w:val="single" w:sz="4" w:space="0" w:color="000000"/>
-              <w:left w:val="single" w:sz="4" w:space="0" w:color="000000"/>
-              <w:bottom w:val="single" w:sz="4" w:space="0" w:color="000000"/>
-              <w:right w:val="single" w:sz="4" w:space="0" w:color="000000"/>
-            </w:tcBorders>
             <w:tcBorders>
               <w:top w:val="single" w:sz="4" w:space="0" w:color="000000"/>
               <w:left w:val="single" w:sz="4" w:space="0" w:color="000000"/>
@@ -1164,12 +966,6 @@
       <w:tr>
         <w:tc>
           <w:tcPr>
-            <w:tcBorders>
-              <w:top w:val="single" w:sz="4" w:space="0" w:color="000000"/>
-              <w:left w:val="single" w:sz="4" w:space="0" w:color="000000"/>
-              <w:bottom w:val="single" w:sz="4" w:space="0" w:color="000000"/>
-              <w:right w:val="single" w:sz="4" w:space="0" w:color="000000"/>
-            </w:tcBorders>
             <w:tcBorders>
               <w:top w:val="single" w:sz="4" w:space="0" w:color="000000"/>
               <w:left w:val="single" w:sz="4" w:space="0" w:color="000000"/>
@@ -1198,12 +994,6 @@
               <w:bottom w:val="single" w:sz="4" w:space="0" w:color="000000"/>
               <w:right w:val="single" w:sz="4" w:space="0" w:color="000000"/>
             </w:tcBorders>
-            <w:tcBorders>
-              <w:top w:val="single" w:sz="4" w:space="0" w:color="000000"/>
-              <w:left w:val="single" w:sz="4" w:space="0" w:color="000000"/>
-              <w:bottom w:val="single" w:sz="4" w:space="0" w:color="000000"/>
-              <w:right w:val="single" w:sz="4" w:space="0" w:color="000000"/>
-            </w:tcBorders>
           </w:tcPr>
           <w:p>
             <w:pPr>
@@ -1216,12 +1006,6 @@
         </w:tc>
         <w:tc>
           <w:tcPr>
-            <w:tcBorders>
-              <w:top w:val="single" w:sz="4" w:space="0" w:color="000000"/>
-              <w:left w:val="single" w:sz="4" w:space="0" w:color="000000"/>
-              <w:bottom w:val="single" w:sz="4" w:space="0" w:color="000000"/>
-              <w:right w:val="single" w:sz="4" w:space="0" w:color="000000"/>
-            </w:tcBorders>
             <w:tcBorders>
               <w:top w:val="single" w:sz="4" w:space="0" w:color="000000"/>
               <w:left w:val="single" w:sz="4" w:space="0" w:color="000000"/>
@@ -1315,12 +1099,6 @@
               <w:bottom w:val="single" w:sz="4" w:space="0" w:color="000000"/>
               <w:right w:val="single" w:sz="4" w:space="0" w:color="000000"/>
             </w:tcBorders>
-            <w:tcBorders>
-              <w:top w:val="single" w:sz="4" w:space="0" w:color="000000"/>
-              <w:left w:val="single" w:sz="4" w:space="0" w:color="000000"/>
-              <w:bottom w:val="single" w:sz="4" w:space="0" w:color="000000"/>
-              <w:right w:val="single" w:sz="4" w:space="0" w:color="000000"/>
-            </w:tcBorders>
           </w:tcPr>
           <w:p>
             <w:pPr>
@@ -1339,12 +1117,6 @@
               <w:bottom w:val="single" w:sz="4" w:space="0" w:color="000000"/>
               <w:right w:val="single" w:sz="4" w:space="0" w:color="000000"/>
             </w:tcBorders>
-            <w:tcBorders>
-              <w:top w:val="single" w:sz="4" w:space="0" w:color="000000"/>
-              <w:left w:val="single" w:sz="4" w:space="0" w:color="000000"/>
-              <w:bottom w:val="single" w:sz="4" w:space="0" w:color="000000"/>
-              <w:right w:val="single" w:sz="4" w:space="0" w:color="000000"/>
-            </w:tcBorders>
           </w:tcPr>
           <w:p>
             <w:pPr>
@@ -1363,12 +1135,6 @@
               <w:bottom w:val="single" w:sz="4" w:space="0" w:color="000000"/>
               <w:right w:val="single" w:sz="4" w:space="0" w:color="000000"/>
             </w:tcBorders>
-            <w:tcBorders>
-              <w:top w:val="single" w:sz="4" w:space="0" w:color="000000"/>
-              <w:left w:val="single" w:sz="4" w:space="0" w:color="000000"/>
-              <w:bottom w:val="single" w:sz="4" w:space="0" w:color="000000"/>
-              <w:right w:val="single" w:sz="4" w:space="0" w:color="000000"/>
-            </w:tcBorders>
           </w:tcPr>
           <w:p>
             <w:pPr>
@@ -1387,12 +1153,6 @@
               <w:bottom w:val="single" w:sz="4" w:space="0" w:color="000000"/>
               <w:right w:val="single" w:sz="4" w:space="0" w:color="000000"/>
             </w:tcBorders>
-            <w:tcBorders>
-              <w:top w:val="single" w:sz="4" w:space="0" w:color="000000"/>
-              <w:left w:val="single" w:sz="4" w:space="0" w:color="000000"/>
-              <w:bottom w:val="single" w:sz="4" w:space="0" w:color="000000"/>
-              <w:right w:val="single" w:sz="4" w:space="0" w:color="000000"/>
-            </w:tcBorders>
           </w:tcPr>
           <w:p>
             <w:pPr>
@@ -1411,12 +1171,6 @@
               <w:bottom w:val="single" w:sz="4" w:space="0" w:color="000000"/>
               <w:right w:val="single" w:sz="4" w:space="0" w:color="000000"/>
             </w:tcBorders>
-            <w:tcBorders>
-              <w:top w:val="single" w:sz="4" w:space="0" w:color="000000"/>
-              <w:left w:val="single" w:sz="4" w:space="0" w:color="000000"/>
-              <w:bottom w:val="single" w:sz="4" w:space="0" w:color="000000"/>
-              <w:right w:val="single" w:sz="4" w:space="0" w:color="000000"/>
-            </w:tcBorders>
           </w:tcPr>
           <w:p>
             <w:pPr>
@@ -1429,12 +1183,6 @@
         </w:tc>
         <w:tc>
           <w:tcPr>
-            <w:tcBorders>
-              <w:top w:val="single" w:sz="4" w:space="0" w:color="000000"/>
-              <w:left w:val="single" w:sz="4" w:space="0" w:color="000000"/>
-              <w:bottom w:val="single" w:sz="4" w:space="0" w:color="000000"/>
-              <w:right w:val="single" w:sz="4" w:space="0" w:color="000000"/>
-            </w:tcBorders>
             <w:tcBorders>
               <w:top w:val="single" w:sz="4" w:space="0" w:color="000000"/>
               <w:left w:val="single" w:sz="4" w:space="0" w:color="000000"/>
@@ -1461,12 +1209,6 @@
               <w:bottom w:val="single" w:sz="4" w:space="0" w:color="000000"/>
               <w:right w:val="single" w:sz="4" w:space="0" w:color="000000"/>
             </w:tcBorders>
-            <w:tcBorders>
-              <w:top w:val="single" w:sz="4" w:space="0" w:color="000000"/>
-              <w:left w:val="single" w:sz="4" w:space="0" w:color="000000"/>
-              <w:bottom w:val="single" w:sz="4" w:space="0" w:color="000000"/>
-              <w:right w:val="single" w:sz="4" w:space="0" w:color="000000"/>
-            </w:tcBorders>
           </w:tcPr>
           <w:p>
             <w:pPr>
@@ -1485,90 +1227,60 @@
               <w:bottom w:val="single" w:sz="4" w:space="0" w:color="000000"/>
               <w:right w:val="single" w:sz="4" w:space="0" w:color="000000"/>
             </w:tcBorders>
-            <w:tcBorders>
-              <w:top w:val="single" w:sz="4" w:space="0" w:color="000000"/>
-              <w:left w:val="single" w:sz="4" w:space="0" w:color="000000"/>
-              <w:bottom w:val="single" w:sz="4" w:space="0" w:color="000000"/>
-              <w:right w:val="single" w:sz="4" w:space="0" w:color="000000"/>
-            </w:tcBorders>
-          </w:tcPr>
-          <w:p>
-            <w:pPr>
-              <w:pStyle w:val="Compact"/>
-            </w:pPr>
-          </w:p>
-        </w:tc>
-        <w:tc>
-          <w:tcPr>
-            <w:tcBorders>
-              <w:top w:val="single" w:sz="4" w:space="0" w:color="000000"/>
-              <w:left w:val="single" w:sz="4" w:space="0" w:color="000000"/>
-              <w:bottom w:val="single" w:sz="4" w:space="0" w:color="000000"/>
-              <w:right w:val="single" w:sz="4" w:space="0" w:color="000000"/>
-            </w:tcBorders>
-            <w:tcBorders>
-              <w:top w:val="single" w:sz="4" w:space="0" w:color="000000"/>
-              <w:left w:val="single" w:sz="4" w:space="0" w:color="000000"/>
-              <w:bottom w:val="single" w:sz="4" w:space="0" w:color="000000"/>
-              <w:right w:val="single" w:sz="4" w:space="0" w:color="000000"/>
-            </w:tcBorders>
-          </w:tcPr>
-          <w:p>
-            <w:pPr>
-              <w:pStyle w:val="Compact"/>
-            </w:pPr>
-          </w:p>
-        </w:tc>
-        <w:tc>
-          <w:tcPr>
-            <w:tcBorders>
-              <w:top w:val="single" w:sz="4" w:space="0" w:color="000000"/>
-              <w:left w:val="single" w:sz="4" w:space="0" w:color="000000"/>
-              <w:bottom w:val="single" w:sz="4" w:space="0" w:color="000000"/>
-              <w:right w:val="single" w:sz="4" w:space="0" w:color="000000"/>
-            </w:tcBorders>
-            <w:tcBorders>
-              <w:top w:val="single" w:sz="4" w:space="0" w:color="000000"/>
-              <w:left w:val="single" w:sz="4" w:space="0" w:color="000000"/>
-              <w:bottom w:val="single" w:sz="4" w:space="0" w:color="000000"/>
-              <w:right w:val="single" w:sz="4" w:space="0" w:color="000000"/>
-            </w:tcBorders>
-          </w:tcPr>
-          <w:p>
-            <w:pPr>
-              <w:pStyle w:val="Compact"/>
-            </w:pPr>
-          </w:p>
-        </w:tc>
-        <w:tc>
-          <w:tcPr>
-            <w:tcBorders>
-              <w:top w:val="single" w:sz="4" w:space="0" w:color="000000"/>
-              <w:left w:val="single" w:sz="4" w:space="0" w:color="000000"/>
-              <w:bottom w:val="single" w:sz="4" w:space="0" w:color="000000"/>
-              <w:right w:val="single" w:sz="4" w:space="0" w:color="000000"/>
-            </w:tcBorders>
-            <w:tcBorders>
-              <w:top w:val="single" w:sz="4" w:space="0" w:color="000000"/>
-              <w:left w:val="single" w:sz="4" w:space="0" w:color="000000"/>
-              <w:bottom w:val="single" w:sz="4" w:space="0" w:color="000000"/>
-              <w:right w:val="single" w:sz="4" w:space="0" w:color="000000"/>
-            </w:tcBorders>
-          </w:tcPr>
-          <w:p>
-            <w:pPr>
-              <w:pStyle w:val="Compact"/>
-            </w:pPr>
-          </w:p>
-        </w:tc>
-        <w:tc>
-          <w:tcPr>
-            <w:tcBorders>
-              <w:top w:val="single" w:sz="4" w:space="0" w:color="000000"/>
-              <w:left w:val="single" w:sz="4" w:space="0" w:color="000000"/>
-              <w:bottom w:val="single" w:sz="4" w:space="0" w:color="000000"/>
-              <w:right w:val="single" w:sz="4" w:space="0" w:color="000000"/>
-            </w:tcBorders>
+          </w:tcPr>
+          <w:p>
+            <w:pPr>
+              <w:pStyle w:val="Compact"/>
+            </w:pPr>
+          </w:p>
+        </w:tc>
+        <w:tc>
+          <w:tcPr>
+            <w:tcBorders>
+              <w:top w:val="single" w:sz="4" w:space="0" w:color="000000"/>
+              <w:left w:val="single" w:sz="4" w:space="0" w:color="000000"/>
+              <w:bottom w:val="single" w:sz="4" w:space="0" w:color="000000"/>
+              <w:right w:val="single" w:sz="4" w:space="0" w:color="000000"/>
+            </w:tcBorders>
+          </w:tcPr>
+          <w:p>
+            <w:pPr>
+              <w:pStyle w:val="Compact"/>
+            </w:pPr>
+          </w:p>
+        </w:tc>
+        <w:tc>
+          <w:tcPr>
+            <w:tcBorders>
+              <w:top w:val="single" w:sz="4" w:space="0" w:color="000000"/>
+              <w:left w:val="single" w:sz="4" w:space="0" w:color="000000"/>
+              <w:bottom w:val="single" w:sz="4" w:space="0" w:color="000000"/>
+              <w:right w:val="single" w:sz="4" w:space="0" w:color="000000"/>
+            </w:tcBorders>
+          </w:tcPr>
+          <w:p>
+            <w:pPr>
+              <w:pStyle w:val="Compact"/>
+            </w:pPr>
+          </w:p>
+        </w:tc>
+        <w:tc>
+          <w:tcPr>
+            <w:tcBorders>
+              <w:top w:val="single" w:sz="4" w:space="0" w:color="000000"/>
+              <w:left w:val="single" w:sz="4" w:space="0" w:color="000000"/>
+              <w:bottom w:val="single" w:sz="4" w:space="0" w:color="000000"/>
+              <w:right w:val="single" w:sz="4" w:space="0" w:color="000000"/>
+            </w:tcBorders>
+          </w:tcPr>
+          <w:p>
+            <w:pPr>
+              <w:pStyle w:val="Compact"/>
+            </w:pPr>
+          </w:p>
+        </w:tc>
+        <w:tc>
+          <w:tcPr>
             <w:tcBorders>
               <w:top w:val="single" w:sz="4" w:space="0" w:color="000000"/>
               <w:left w:val="single" w:sz="4" w:space="0" w:color="000000"/>
@@ -1592,12 +1304,6 @@
               <w:bottom w:val="single" w:sz="4" w:space="0" w:color="000000"/>
               <w:right w:val="single" w:sz="4" w:space="0" w:color="000000"/>
             </w:tcBorders>
-            <w:tcBorders>
-              <w:top w:val="single" w:sz="4" w:space="0" w:color="000000"/>
-              <w:left w:val="single" w:sz="4" w:space="0" w:color="000000"/>
-              <w:bottom w:val="single" w:sz="4" w:space="0" w:color="000000"/>
-              <w:right w:val="single" w:sz="4" w:space="0" w:color="000000"/>
-            </w:tcBorders>
           </w:tcPr>
           <w:p>
             <w:pPr>
@@ -1616,90 +1322,60 @@
               <w:bottom w:val="single" w:sz="4" w:space="0" w:color="000000"/>
               <w:right w:val="single" w:sz="4" w:space="0" w:color="000000"/>
             </w:tcBorders>
-            <w:tcBorders>
-              <w:top w:val="single" w:sz="4" w:space="0" w:color="000000"/>
-              <w:left w:val="single" w:sz="4" w:space="0" w:color="000000"/>
-              <w:bottom w:val="single" w:sz="4" w:space="0" w:color="000000"/>
-              <w:right w:val="single" w:sz="4" w:space="0" w:color="000000"/>
-            </w:tcBorders>
-          </w:tcPr>
-          <w:p>
-            <w:pPr>
-              <w:pStyle w:val="Compact"/>
-            </w:pPr>
-          </w:p>
-        </w:tc>
-        <w:tc>
-          <w:tcPr>
-            <w:tcBorders>
-              <w:top w:val="single" w:sz="4" w:space="0" w:color="000000"/>
-              <w:left w:val="single" w:sz="4" w:space="0" w:color="000000"/>
-              <w:bottom w:val="single" w:sz="4" w:space="0" w:color="000000"/>
-              <w:right w:val="single" w:sz="4" w:space="0" w:color="000000"/>
-            </w:tcBorders>
-            <w:tcBorders>
-              <w:top w:val="single" w:sz="4" w:space="0" w:color="000000"/>
-              <w:left w:val="single" w:sz="4" w:space="0" w:color="000000"/>
-              <w:bottom w:val="single" w:sz="4" w:space="0" w:color="000000"/>
-              <w:right w:val="single" w:sz="4" w:space="0" w:color="000000"/>
-            </w:tcBorders>
-          </w:tcPr>
-          <w:p>
-            <w:pPr>
-              <w:pStyle w:val="Compact"/>
-            </w:pPr>
-          </w:p>
-        </w:tc>
-        <w:tc>
-          <w:tcPr>
-            <w:tcBorders>
-              <w:top w:val="single" w:sz="4" w:space="0" w:color="000000"/>
-              <w:left w:val="single" w:sz="4" w:space="0" w:color="000000"/>
-              <w:bottom w:val="single" w:sz="4" w:space="0" w:color="000000"/>
-              <w:right w:val="single" w:sz="4" w:space="0" w:color="000000"/>
-            </w:tcBorders>
-            <w:tcBorders>
-              <w:top w:val="single" w:sz="4" w:space="0" w:color="000000"/>
-              <w:left w:val="single" w:sz="4" w:space="0" w:color="000000"/>
-              <w:bottom w:val="single" w:sz="4" w:space="0" w:color="000000"/>
-              <w:right w:val="single" w:sz="4" w:space="0" w:color="000000"/>
-            </w:tcBorders>
-          </w:tcPr>
-          <w:p>
-            <w:pPr>
-              <w:pStyle w:val="Compact"/>
-            </w:pPr>
-          </w:p>
-        </w:tc>
-        <w:tc>
-          <w:tcPr>
-            <w:tcBorders>
-              <w:top w:val="single" w:sz="4" w:space="0" w:color="000000"/>
-              <w:left w:val="single" w:sz="4" w:space="0" w:color="000000"/>
-              <w:bottom w:val="single" w:sz="4" w:space="0" w:color="000000"/>
-              <w:right w:val="single" w:sz="4" w:space="0" w:color="000000"/>
-            </w:tcBorders>
-            <w:tcBorders>
-              <w:top w:val="single" w:sz="4" w:space="0" w:color="000000"/>
-              <w:left w:val="single" w:sz="4" w:space="0" w:color="000000"/>
-              <w:bottom w:val="single" w:sz="4" w:space="0" w:color="000000"/>
-              <w:right w:val="single" w:sz="4" w:space="0" w:color="000000"/>
-            </w:tcBorders>
-          </w:tcPr>
-          <w:p>
-            <w:pPr>
-              <w:pStyle w:val="Compact"/>
-            </w:pPr>
-          </w:p>
-        </w:tc>
-        <w:tc>
-          <w:tcPr>
-            <w:tcBorders>
-              <w:top w:val="single" w:sz="4" w:space="0" w:color="000000"/>
-              <w:left w:val="single" w:sz="4" w:space="0" w:color="000000"/>
-              <w:bottom w:val="single" w:sz="4" w:space="0" w:color="000000"/>
-              <w:right w:val="single" w:sz="4" w:space="0" w:color="000000"/>
-            </w:tcBorders>
+          </w:tcPr>
+          <w:p>
+            <w:pPr>
+              <w:pStyle w:val="Compact"/>
+            </w:pPr>
+          </w:p>
+        </w:tc>
+        <w:tc>
+          <w:tcPr>
+            <w:tcBorders>
+              <w:top w:val="single" w:sz="4" w:space="0" w:color="000000"/>
+              <w:left w:val="single" w:sz="4" w:space="0" w:color="000000"/>
+              <w:bottom w:val="single" w:sz="4" w:space="0" w:color="000000"/>
+              <w:right w:val="single" w:sz="4" w:space="0" w:color="000000"/>
+            </w:tcBorders>
+          </w:tcPr>
+          <w:p>
+            <w:pPr>
+              <w:pStyle w:val="Compact"/>
+            </w:pPr>
+          </w:p>
+        </w:tc>
+        <w:tc>
+          <w:tcPr>
+            <w:tcBorders>
+              <w:top w:val="single" w:sz="4" w:space="0" w:color="000000"/>
+              <w:left w:val="single" w:sz="4" w:space="0" w:color="000000"/>
+              <w:bottom w:val="single" w:sz="4" w:space="0" w:color="000000"/>
+              <w:right w:val="single" w:sz="4" w:space="0" w:color="000000"/>
+            </w:tcBorders>
+          </w:tcPr>
+          <w:p>
+            <w:pPr>
+              <w:pStyle w:val="Compact"/>
+            </w:pPr>
+          </w:p>
+        </w:tc>
+        <w:tc>
+          <w:tcPr>
+            <w:tcBorders>
+              <w:top w:val="single" w:sz="4" w:space="0" w:color="000000"/>
+              <w:left w:val="single" w:sz="4" w:space="0" w:color="000000"/>
+              <w:bottom w:val="single" w:sz="4" w:space="0" w:color="000000"/>
+              <w:right w:val="single" w:sz="4" w:space="0" w:color="000000"/>
+            </w:tcBorders>
+          </w:tcPr>
+          <w:p>
+            <w:pPr>
+              <w:pStyle w:val="Compact"/>
+            </w:pPr>
+          </w:p>
+        </w:tc>
+        <w:tc>
+          <w:tcPr>
             <w:tcBorders>
               <w:top w:val="single" w:sz="4" w:space="0" w:color="000000"/>
               <w:left w:val="single" w:sz="4" w:space="0" w:color="000000"/>
@@ -1723,12 +1399,6 @@
               <w:bottom w:val="single" w:sz="4" w:space="0" w:color="000000"/>
               <w:right w:val="single" w:sz="4" w:space="0" w:color="000000"/>
             </w:tcBorders>
-            <w:tcBorders>
-              <w:top w:val="single" w:sz="4" w:space="0" w:color="000000"/>
-              <w:left w:val="single" w:sz="4" w:space="0" w:color="000000"/>
-              <w:bottom w:val="single" w:sz="4" w:space="0" w:color="000000"/>
-              <w:right w:val="single" w:sz="4" w:space="0" w:color="000000"/>
-            </w:tcBorders>
           </w:tcPr>
           <w:p>
             <w:pPr>
@@ -1747,90 +1417,60 @@
               <w:bottom w:val="single" w:sz="4" w:space="0" w:color="000000"/>
               <w:right w:val="single" w:sz="4" w:space="0" w:color="000000"/>
             </w:tcBorders>
-            <w:tcBorders>
-              <w:top w:val="single" w:sz="4" w:space="0" w:color="000000"/>
-              <w:left w:val="single" w:sz="4" w:space="0" w:color="000000"/>
-              <w:bottom w:val="single" w:sz="4" w:space="0" w:color="000000"/>
-              <w:right w:val="single" w:sz="4" w:space="0" w:color="000000"/>
-            </w:tcBorders>
-          </w:tcPr>
-          <w:p>
-            <w:pPr>
-              <w:pStyle w:val="Compact"/>
-            </w:pPr>
-          </w:p>
-        </w:tc>
-        <w:tc>
-          <w:tcPr>
-            <w:tcBorders>
-              <w:top w:val="single" w:sz="4" w:space="0" w:color="000000"/>
-              <w:left w:val="single" w:sz="4" w:space="0" w:color="000000"/>
-              <w:bottom w:val="single" w:sz="4" w:space="0" w:color="000000"/>
-              <w:right w:val="single" w:sz="4" w:space="0" w:color="000000"/>
-            </w:tcBorders>
-            <w:tcBorders>
-              <w:top w:val="single" w:sz="4" w:space="0" w:color="000000"/>
-              <w:left w:val="single" w:sz="4" w:space="0" w:color="000000"/>
-              <w:bottom w:val="single" w:sz="4" w:space="0" w:color="000000"/>
-              <w:right w:val="single" w:sz="4" w:space="0" w:color="000000"/>
-            </w:tcBorders>
-          </w:tcPr>
-          <w:p>
-            <w:pPr>
-              <w:pStyle w:val="Compact"/>
-            </w:pPr>
-          </w:p>
-        </w:tc>
-        <w:tc>
-          <w:tcPr>
-            <w:tcBorders>
-              <w:top w:val="single" w:sz="4" w:space="0" w:color="000000"/>
-              <w:left w:val="single" w:sz="4" w:space="0" w:color="000000"/>
-              <w:bottom w:val="single" w:sz="4" w:space="0" w:color="000000"/>
-              <w:right w:val="single" w:sz="4" w:space="0" w:color="000000"/>
-            </w:tcBorders>
-            <w:tcBorders>
-              <w:top w:val="single" w:sz="4" w:space="0" w:color="000000"/>
-              <w:left w:val="single" w:sz="4" w:space="0" w:color="000000"/>
-              <w:bottom w:val="single" w:sz="4" w:space="0" w:color="000000"/>
-              <w:right w:val="single" w:sz="4" w:space="0" w:color="000000"/>
-            </w:tcBorders>
-          </w:tcPr>
-          <w:p>
-            <w:pPr>
-              <w:pStyle w:val="Compact"/>
-            </w:pPr>
-          </w:p>
-        </w:tc>
-        <w:tc>
-          <w:tcPr>
-            <w:tcBorders>
-              <w:top w:val="single" w:sz="4" w:space="0" w:color="000000"/>
-              <w:left w:val="single" w:sz="4" w:space="0" w:color="000000"/>
-              <w:bottom w:val="single" w:sz="4" w:space="0" w:color="000000"/>
-              <w:right w:val="single" w:sz="4" w:space="0" w:color="000000"/>
-            </w:tcBorders>
-            <w:tcBorders>
-              <w:top w:val="single" w:sz="4" w:space="0" w:color="000000"/>
-              <w:left w:val="single" w:sz="4" w:space="0" w:color="000000"/>
-              <w:bottom w:val="single" w:sz="4" w:space="0" w:color="000000"/>
-              <w:right w:val="single" w:sz="4" w:space="0" w:color="000000"/>
-            </w:tcBorders>
-          </w:tcPr>
-          <w:p>
-            <w:pPr>
-              <w:pStyle w:val="Compact"/>
-            </w:pPr>
-          </w:p>
-        </w:tc>
-        <w:tc>
-          <w:tcPr>
-            <w:tcBorders>
-              <w:top w:val="single" w:sz="4" w:space="0" w:color="000000"/>
-              <w:left w:val="single" w:sz="4" w:space="0" w:color="000000"/>
-              <w:bottom w:val="single" w:sz="4" w:space="0" w:color="000000"/>
-              <w:right w:val="single" w:sz="4" w:space="0" w:color="000000"/>
-            </w:tcBorders>
+          </w:tcPr>
+          <w:p>
+            <w:pPr>
+              <w:pStyle w:val="Compact"/>
+            </w:pPr>
+          </w:p>
+        </w:tc>
+        <w:tc>
+          <w:tcPr>
+            <w:tcBorders>
+              <w:top w:val="single" w:sz="4" w:space="0" w:color="000000"/>
+              <w:left w:val="single" w:sz="4" w:space="0" w:color="000000"/>
+              <w:bottom w:val="single" w:sz="4" w:space="0" w:color="000000"/>
+              <w:right w:val="single" w:sz="4" w:space="0" w:color="000000"/>
+            </w:tcBorders>
+          </w:tcPr>
+          <w:p>
+            <w:pPr>
+              <w:pStyle w:val="Compact"/>
+            </w:pPr>
+          </w:p>
+        </w:tc>
+        <w:tc>
+          <w:tcPr>
+            <w:tcBorders>
+              <w:top w:val="single" w:sz="4" w:space="0" w:color="000000"/>
+              <w:left w:val="single" w:sz="4" w:space="0" w:color="000000"/>
+              <w:bottom w:val="single" w:sz="4" w:space="0" w:color="000000"/>
+              <w:right w:val="single" w:sz="4" w:space="0" w:color="000000"/>
+            </w:tcBorders>
+          </w:tcPr>
+          <w:p>
+            <w:pPr>
+              <w:pStyle w:val="Compact"/>
+            </w:pPr>
+          </w:p>
+        </w:tc>
+        <w:tc>
+          <w:tcPr>
+            <w:tcBorders>
+              <w:top w:val="single" w:sz="4" w:space="0" w:color="000000"/>
+              <w:left w:val="single" w:sz="4" w:space="0" w:color="000000"/>
+              <w:bottom w:val="single" w:sz="4" w:space="0" w:color="000000"/>
+              <w:right w:val="single" w:sz="4" w:space="0" w:color="000000"/>
+            </w:tcBorders>
+          </w:tcPr>
+          <w:p>
+            <w:pPr>
+              <w:pStyle w:val="Compact"/>
+            </w:pPr>
+          </w:p>
+        </w:tc>
+        <w:tc>
+          <w:tcPr>
             <w:tcBorders>
               <w:top w:val="single" w:sz="4" w:space="0" w:color="000000"/>
               <w:left w:val="single" w:sz="4" w:space="0" w:color="000000"/>
@@ -1953,12 +1593,6 @@
               <w:bottom w:val="single" w:sz="4" w:space="0" w:color="000000"/>
               <w:right w:val="single" w:sz="4" w:space="0" w:color="000000"/>
             </w:tcBorders>
-            <w:tcBorders>
-              <w:top w:val="single" w:sz="4" w:space="0" w:color="000000"/>
-              <w:left w:val="single" w:sz="4" w:space="0" w:color="000000"/>
-              <w:bottom w:val="single" w:sz="4" w:space="0" w:color="000000"/>
-              <w:right w:val="single" w:sz="4" w:space="0" w:color="000000"/>
-            </w:tcBorders>
           </w:tcPr>
           <w:p>
             <w:pPr>
@@ -1971,12 +1605,6 @@
         </w:tc>
         <w:tc>
           <w:tcPr>
-            <w:tcBorders>
-              <w:top w:val="single" w:sz="4" w:space="0" w:color="000000"/>
-              <w:left w:val="single" w:sz="4" w:space="0" w:color="000000"/>
-              <w:bottom w:val="single" w:sz="4" w:space="0" w:color="000000"/>
-              <w:right w:val="single" w:sz="4" w:space="0" w:color="000000"/>
-            </w:tcBorders>
             <w:tcBorders>
               <w:top w:val="single" w:sz="4" w:space="0" w:color="000000"/>
               <w:left w:val="single" w:sz="4" w:space="0" w:color="000000"/>
@@ -2003,12 +1631,6 @@
               <w:bottom w:val="single" w:sz="4" w:space="0" w:color="000000"/>
               <w:right w:val="single" w:sz="4" w:space="0" w:color="000000"/>
             </w:tcBorders>
-            <w:tcBorders>
-              <w:top w:val="single" w:sz="4" w:space="0" w:color="000000"/>
-              <w:left w:val="single" w:sz="4" w:space="0" w:color="000000"/>
-              <w:bottom w:val="single" w:sz="4" w:space="0" w:color="000000"/>
-              <w:right w:val="single" w:sz="4" w:space="0" w:color="000000"/>
-            </w:tcBorders>
           </w:tcPr>
           <w:p>
             <w:pPr>
@@ -2021,12 +1643,6 @@
         </w:tc>
         <w:tc>
           <w:tcPr>
-            <w:tcBorders>
-              <w:top w:val="single" w:sz="4" w:space="0" w:color="000000"/>
-              <w:left w:val="single" w:sz="4" w:space="0" w:color="000000"/>
-              <w:bottom w:val="single" w:sz="4" w:space="0" w:color="000000"/>
-              <w:right w:val="single" w:sz="4" w:space="0" w:color="000000"/>
-            </w:tcBorders>
             <w:tcBorders>
               <w:top w:val="single" w:sz="4" w:space="0" w:color="000000"/>
               <w:left w:val="single" w:sz="4" w:space="0" w:color="000000"/>
@@ -2050,12 +1666,6 @@
               <w:bottom w:val="single" w:sz="4" w:space="0" w:color="000000"/>
               <w:right w:val="single" w:sz="4" w:space="0" w:color="000000"/>
             </w:tcBorders>
-            <w:tcBorders>
-              <w:top w:val="single" w:sz="4" w:space="0" w:color="000000"/>
-              <w:left w:val="single" w:sz="4" w:space="0" w:color="000000"/>
-              <w:bottom w:val="single" w:sz="4" w:space="0" w:color="000000"/>
-              <w:right w:val="single" w:sz="4" w:space="0" w:color="000000"/>
-            </w:tcBorders>
           </w:tcPr>
           <w:p>
             <w:pPr>
@@ -2068,12 +1678,6 @@
         </w:tc>
         <w:tc>
           <w:tcPr>
-            <w:tcBorders>
-              <w:top w:val="single" w:sz="4" w:space="0" w:color="000000"/>
-              <w:left w:val="single" w:sz="4" w:space="0" w:color="000000"/>
-              <w:bottom w:val="single" w:sz="4" w:space="0" w:color="000000"/>
-              <w:right w:val="single" w:sz="4" w:space="0" w:color="000000"/>
-            </w:tcBorders>
             <w:tcBorders>
               <w:top w:val="single" w:sz="4" w:space="0" w:color="000000"/>
               <w:left w:val="single" w:sz="4" w:space="0" w:color="000000"/>
@@ -2100,12 +1704,6 @@
               <w:bottom w:val="single" w:sz="4" w:space="0" w:color="000000"/>
               <w:right w:val="single" w:sz="4" w:space="0" w:color="000000"/>
             </w:tcBorders>
-            <w:tcBorders>
-              <w:top w:val="single" w:sz="4" w:space="0" w:color="000000"/>
-              <w:left w:val="single" w:sz="4" w:space="0" w:color="000000"/>
-              <w:bottom w:val="single" w:sz="4" w:space="0" w:color="000000"/>
-              <w:right w:val="single" w:sz="4" w:space="0" w:color="000000"/>
-            </w:tcBorders>
           </w:tcPr>
           <w:p>
             <w:pPr>
@@ -2118,12 +1716,6 @@
         </w:tc>
         <w:tc>
           <w:tcPr>
-            <w:tcBorders>
-              <w:top w:val="single" w:sz="4" w:space="0" w:color="000000"/>
-              <w:left w:val="single" w:sz="4" w:space="0" w:color="000000"/>
-              <w:bottom w:val="single" w:sz="4" w:space="0" w:color="000000"/>
-              <w:right w:val="single" w:sz="4" w:space="0" w:color="000000"/>
-            </w:tcBorders>
             <w:tcBorders>
               <w:top w:val="single" w:sz="4" w:space="0" w:color="000000"/>
               <w:left w:val="single" w:sz="4" w:space="0" w:color="000000"/>
@@ -2147,12 +1739,6 @@
               <w:bottom w:val="single" w:sz="4" w:space="0" w:color="000000"/>
               <w:right w:val="single" w:sz="4" w:space="0" w:color="000000"/>
             </w:tcBorders>
-            <w:tcBorders>
-              <w:top w:val="single" w:sz="4" w:space="0" w:color="000000"/>
-              <w:left w:val="single" w:sz="4" w:space="0" w:color="000000"/>
-              <w:bottom w:val="single" w:sz="4" w:space="0" w:color="000000"/>
-              <w:right w:val="single" w:sz="4" w:space="0" w:color="000000"/>
-            </w:tcBorders>
           </w:tcPr>
           <w:p>
             <w:pPr>
@@ -2165,12 +1751,6 @@
         </w:tc>
         <w:tc>
           <w:tcPr>
-            <w:tcBorders>
-              <w:top w:val="single" w:sz="4" w:space="0" w:color="000000"/>
-              <w:left w:val="single" w:sz="4" w:space="0" w:color="000000"/>
-              <w:bottom w:val="single" w:sz="4" w:space="0" w:color="000000"/>
-              <w:right w:val="single" w:sz="4" w:space="0" w:color="000000"/>
-            </w:tcBorders>
             <w:tcBorders>
               <w:top w:val="single" w:sz="4" w:space="0" w:color="000000"/>
               <w:left w:val="single" w:sz="4" w:space="0" w:color="000000"/>
@@ -2194,12 +1774,6 @@
               <w:bottom w:val="single" w:sz="4" w:space="0" w:color="000000"/>
               <w:right w:val="single" w:sz="4" w:space="0" w:color="000000"/>
             </w:tcBorders>
-            <w:tcBorders>
-              <w:top w:val="single" w:sz="4" w:space="0" w:color="000000"/>
-              <w:left w:val="single" w:sz="4" w:space="0" w:color="000000"/>
-              <w:bottom w:val="single" w:sz="4" w:space="0" w:color="000000"/>
-              <w:right w:val="single" w:sz="4" w:space="0" w:color="000000"/>
-            </w:tcBorders>
           </w:tcPr>
           <w:p>
             <w:pPr>
@@ -2212,12 +1786,6 @@
         </w:tc>
         <w:tc>
           <w:tcPr>
-            <w:tcBorders>
-              <w:top w:val="single" w:sz="4" w:space="0" w:color="000000"/>
-              <w:left w:val="single" w:sz="4" w:space="0" w:color="000000"/>
-              <w:bottom w:val="single" w:sz="4" w:space="0" w:color="000000"/>
-              <w:right w:val="single" w:sz="4" w:space="0" w:color="000000"/>
-            </w:tcBorders>
             <w:tcBorders>
               <w:top w:val="single" w:sz="4" w:space="0" w:color="000000"/>
               <w:left w:val="single" w:sz="4" w:space="0" w:color="000000"/>
@@ -2318,12 +1886,6 @@
               <w:bottom w:val="single" w:sz="4" w:space="0" w:color="000000"/>
               <w:right w:val="single" w:sz="4" w:space="0" w:color="000000"/>
             </w:tcBorders>
-            <w:tcBorders>
-              <w:top w:val="single" w:sz="4" w:space="0" w:color="000000"/>
-              <w:left w:val="single" w:sz="4" w:space="0" w:color="000000"/>
-              <w:bottom w:val="single" w:sz="4" w:space="0" w:color="000000"/>
-              <w:right w:val="single" w:sz="4" w:space="0" w:color="000000"/>
-            </w:tcBorders>
           </w:tcPr>
           <w:p>
             <w:pPr>
@@ -2336,12 +1898,6 @@
         </w:tc>
         <w:tc>
           <w:tcPr>
-            <w:tcBorders>
-              <w:top w:val="single" w:sz="4" w:space="0" w:color="000000"/>
-              <w:left w:val="single" w:sz="4" w:space="0" w:color="000000"/>
-              <w:bottom w:val="single" w:sz="4" w:space="0" w:color="000000"/>
-              <w:right w:val="single" w:sz="4" w:space="0" w:color="000000"/>
-            </w:tcBorders>
             <w:tcBorders>
               <w:top w:val="single" w:sz="4" w:space="0" w:color="000000"/>
               <w:left w:val="single" w:sz="4" w:space="0" w:color="000000"/>
@@ -2368,12 +1924,6 @@
               <w:bottom w:val="single" w:sz="4" w:space="0" w:color="000000"/>
               <w:right w:val="single" w:sz="4" w:space="0" w:color="000000"/>
             </w:tcBorders>
-            <w:tcBorders>
-              <w:top w:val="single" w:sz="4" w:space="0" w:color="000000"/>
-              <w:left w:val="single" w:sz="4" w:space="0" w:color="000000"/>
-              <w:bottom w:val="single" w:sz="4" w:space="0" w:color="000000"/>
-              <w:right w:val="single" w:sz="4" w:space="0" w:color="000000"/>
-            </w:tcBorders>
           </w:tcPr>
           <w:p>
             <w:pPr>
@@ -2386,12 +1936,6 @@
         </w:tc>
         <w:tc>
           <w:tcPr>
-            <w:tcBorders>
-              <w:top w:val="single" w:sz="4" w:space="0" w:color="000000"/>
-              <w:left w:val="single" w:sz="4" w:space="0" w:color="000000"/>
-              <w:bottom w:val="single" w:sz="4" w:space="0" w:color="000000"/>
-              <w:right w:val="single" w:sz="4" w:space="0" w:color="000000"/>
-            </w:tcBorders>
             <w:tcBorders>
               <w:top w:val="single" w:sz="4" w:space="0" w:color="000000"/>
               <w:left w:val="single" w:sz="4" w:space="0" w:color="000000"/>
@@ -2415,12 +1959,6 @@
               <w:bottom w:val="single" w:sz="4" w:space="0" w:color="000000"/>
               <w:right w:val="single" w:sz="4" w:space="0" w:color="000000"/>
             </w:tcBorders>
-            <w:tcBorders>
-              <w:top w:val="single" w:sz="4" w:space="0" w:color="000000"/>
-              <w:left w:val="single" w:sz="4" w:space="0" w:color="000000"/>
-              <w:bottom w:val="single" w:sz="4" w:space="0" w:color="000000"/>
-              <w:right w:val="single" w:sz="4" w:space="0" w:color="000000"/>
-            </w:tcBorders>
           </w:tcPr>
           <w:p>
             <w:pPr>
@@ -2433,12 +1971,6 @@
         </w:tc>
         <w:tc>
           <w:tcPr>
-            <w:tcBorders>
-              <w:top w:val="single" w:sz="4" w:space="0" w:color="000000"/>
-              <w:left w:val="single" w:sz="4" w:space="0" w:color="000000"/>
-              <w:bottom w:val="single" w:sz="4" w:space="0" w:color="000000"/>
-              <w:right w:val="single" w:sz="4" w:space="0" w:color="000000"/>
-            </w:tcBorders>
             <w:tcBorders>
               <w:top w:val="single" w:sz="4" w:space="0" w:color="000000"/>
               <w:left w:val="single" w:sz="4" w:space="0" w:color="000000"/>
@@ -2462,12 +1994,6 @@
               <w:bottom w:val="single" w:sz="4" w:space="0" w:color="000000"/>
               <w:right w:val="single" w:sz="4" w:space="0" w:color="000000"/>
             </w:tcBorders>
-            <w:tcBorders>
-              <w:top w:val="single" w:sz="4" w:space="0" w:color="000000"/>
-              <w:left w:val="single" w:sz="4" w:space="0" w:color="000000"/>
-              <w:bottom w:val="single" w:sz="4" w:space="0" w:color="000000"/>
-              <w:right w:val="single" w:sz="4" w:space="0" w:color="000000"/>
-            </w:tcBorders>
           </w:tcPr>
           <w:p>
             <w:pPr>
@@ -2480,12 +2006,6 @@
         </w:tc>
         <w:tc>
           <w:tcPr>
-            <w:tcBorders>
-              <w:top w:val="single" w:sz="4" w:space="0" w:color="000000"/>
-              <w:left w:val="single" w:sz="4" w:space="0" w:color="000000"/>
-              <w:bottom w:val="single" w:sz="4" w:space="0" w:color="000000"/>
-              <w:right w:val="single" w:sz="4" w:space="0" w:color="000000"/>
-            </w:tcBorders>
             <w:tcBorders>
               <w:top w:val="single" w:sz="4" w:space="0" w:color="000000"/>
               <w:left w:val="single" w:sz="4" w:space="0" w:color="000000"/>
@@ -2559,12 +2079,6 @@
               <w:bottom w:val="single" w:sz="4" w:space="0" w:color="000000"/>
               <w:right w:val="single" w:sz="4" w:space="0" w:color="000000"/>
             </w:tcBorders>
-            <w:tcBorders>
-              <w:top w:val="single" w:sz="4" w:space="0" w:color="000000"/>
-              <w:left w:val="single" w:sz="4" w:space="0" w:color="000000"/>
-              <w:bottom w:val="single" w:sz="4" w:space="0" w:color="000000"/>
-              <w:right w:val="single" w:sz="4" w:space="0" w:color="000000"/>
-            </w:tcBorders>
           </w:tcPr>
           <w:p>
             <w:pPr>
@@ -2583,12 +2097,6 @@
               <w:bottom w:val="single" w:sz="4" w:space="0" w:color="000000"/>
               <w:right w:val="single" w:sz="4" w:space="0" w:color="000000"/>
             </w:tcBorders>
-            <w:tcBorders>
-              <w:top w:val="single" w:sz="4" w:space="0" w:color="000000"/>
-              <w:left w:val="single" w:sz="4" w:space="0" w:color="000000"/>
-              <w:bottom w:val="single" w:sz="4" w:space="0" w:color="000000"/>
-              <w:right w:val="single" w:sz="4" w:space="0" w:color="000000"/>
-            </w:tcBorders>
           </w:tcPr>
           <w:p>
             <w:pPr>
@@ -2607,12 +2115,6 @@
               <w:bottom w:val="single" w:sz="4" w:space="0" w:color="000000"/>
               <w:right w:val="single" w:sz="4" w:space="0" w:color="000000"/>
             </w:tcBorders>
-            <w:tcBorders>
-              <w:top w:val="single" w:sz="4" w:space="0" w:color="000000"/>
-              <w:left w:val="single" w:sz="4" w:space="0" w:color="000000"/>
-              <w:bottom w:val="single" w:sz="4" w:space="0" w:color="000000"/>
-              <w:right w:val="single" w:sz="4" w:space="0" w:color="000000"/>
-            </w:tcBorders>
           </w:tcPr>
           <w:p>
             <w:pPr>
@@ -2631,12 +2133,6 @@
               <w:bottom w:val="single" w:sz="4" w:space="0" w:color="000000"/>
               <w:right w:val="single" w:sz="4" w:space="0" w:color="000000"/>
             </w:tcBorders>
-            <w:tcBorders>
-              <w:top w:val="single" w:sz="4" w:space="0" w:color="000000"/>
-              <w:left w:val="single" w:sz="4" w:space="0" w:color="000000"/>
-              <w:bottom w:val="single" w:sz="4" w:space="0" w:color="000000"/>
-              <w:right w:val="single" w:sz="4" w:space="0" w:color="000000"/>
-            </w:tcBorders>
           </w:tcPr>
           <w:p>
             <w:pPr>
@@ -2655,12 +2151,6 @@
               <w:bottom w:val="single" w:sz="4" w:space="0" w:color="000000"/>
               <w:right w:val="single" w:sz="4" w:space="0" w:color="000000"/>
             </w:tcBorders>
-            <w:tcBorders>
-              <w:top w:val="single" w:sz="4" w:space="0" w:color="000000"/>
-              <w:left w:val="single" w:sz="4" w:space="0" w:color="000000"/>
-              <w:bottom w:val="single" w:sz="4" w:space="0" w:color="000000"/>
-              <w:right w:val="single" w:sz="4" w:space="0" w:color="000000"/>
-            </w:tcBorders>
           </w:tcPr>
           <w:p>
             <w:pPr>
@@ -2673,12 +2163,6 @@
         </w:tc>
         <w:tc>
           <w:tcPr>
-            <w:tcBorders>
-              <w:top w:val="single" w:sz="4" w:space="0" w:color="000000"/>
-              <w:left w:val="single" w:sz="4" w:space="0" w:color="000000"/>
-              <w:bottom w:val="single" w:sz="4" w:space="0" w:color="000000"/>
-              <w:right w:val="single" w:sz="4" w:space="0" w:color="000000"/>
-            </w:tcBorders>
             <w:tcBorders>
               <w:top w:val="single" w:sz="4" w:space="0" w:color="000000"/>
               <w:left w:val="single" w:sz="4" w:space="0" w:color="000000"/>
@@ -2705,12 +2189,6 @@
               <w:bottom w:val="single" w:sz="4" w:space="0" w:color="000000"/>
               <w:right w:val="single" w:sz="4" w:space="0" w:color="000000"/>
             </w:tcBorders>
-            <w:tcBorders>
-              <w:top w:val="single" w:sz="4" w:space="0" w:color="000000"/>
-              <w:left w:val="single" w:sz="4" w:space="0" w:color="000000"/>
-              <w:bottom w:val="single" w:sz="4" w:space="0" w:color="000000"/>
-              <w:right w:val="single" w:sz="4" w:space="0" w:color="000000"/>
-            </w:tcBorders>
           </w:tcPr>
           <w:p>
             <w:pPr>
@@ -2729,90 +2207,60 @@
               <w:bottom w:val="single" w:sz="4" w:space="0" w:color="000000"/>
               <w:right w:val="single" w:sz="4" w:space="0" w:color="000000"/>
             </w:tcBorders>
-            <w:tcBorders>
-              <w:top w:val="single" w:sz="4" w:space="0" w:color="000000"/>
-              <w:left w:val="single" w:sz="4" w:space="0" w:color="000000"/>
-              <w:bottom w:val="single" w:sz="4" w:space="0" w:color="000000"/>
-              <w:right w:val="single" w:sz="4" w:space="0" w:color="000000"/>
-            </w:tcBorders>
-          </w:tcPr>
-          <w:p>
-            <w:pPr>
-              <w:pStyle w:val="Compact"/>
-            </w:pPr>
-          </w:p>
-        </w:tc>
-        <w:tc>
-          <w:tcPr>
-            <w:tcBorders>
-              <w:top w:val="single" w:sz="4" w:space="0" w:color="000000"/>
-              <w:left w:val="single" w:sz="4" w:space="0" w:color="000000"/>
-              <w:bottom w:val="single" w:sz="4" w:space="0" w:color="000000"/>
-              <w:right w:val="single" w:sz="4" w:space="0" w:color="000000"/>
-            </w:tcBorders>
-            <w:tcBorders>
-              <w:top w:val="single" w:sz="4" w:space="0" w:color="000000"/>
-              <w:left w:val="single" w:sz="4" w:space="0" w:color="000000"/>
-              <w:bottom w:val="single" w:sz="4" w:space="0" w:color="000000"/>
-              <w:right w:val="single" w:sz="4" w:space="0" w:color="000000"/>
-            </w:tcBorders>
-          </w:tcPr>
-          <w:p>
-            <w:pPr>
-              <w:pStyle w:val="Compact"/>
-            </w:pPr>
-          </w:p>
-        </w:tc>
-        <w:tc>
-          <w:tcPr>
-            <w:tcBorders>
-              <w:top w:val="single" w:sz="4" w:space="0" w:color="000000"/>
-              <w:left w:val="single" w:sz="4" w:space="0" w:color="000000"/>
-              <w:bottom w:val="single" w:sz="4" w:space="0" w:color="000000"/>
-              <w:right w:val="single" w:sz="4" w:space="0" w:color="000000"/>
-            </w:tcBorders>
-            <w:tcBorders>
-              <w:top w:val="single" w:sz="4" w:space="0" w:color="000000"/>
-              <w:left w:val="single" w:sz="4" w:space="0" w:color="000000"/>
-              <w:bottom w:val="single" w:sz="4" w:space="0" w:color="000000"/>
-              <w:right w:val="single" w:sz="4" w:space="0" w:color="000000"/>
-            </w:tcBorders>
-          </w:tcPr>
-          <w:p>
-            <w:pPr>
-              <w:pStyle w:val="Compact"/>
-            </w:pPr>
-          </w:p>
-        </w:tc>
-        <w:tc>
-          <w:tcPr>
-            <w:tcBorders>
-              <w:top w:val="single" w:sz="4" w:space="0" w:color="000000"/>
-              <w:left w:val="single" w:sz="4" w:space="0" w:color="000000"/>
-              <w:bottom w:val="single" w:sz="4" w:space="0" w:color="000000"/>
-              <w:right w:val="single" w:sz="4" w:space="0" w:color="000000"/>
-            </w:tcBorders>
-            <w:tcBorders>
-              <w:top w:val="single" w:sz="4" w:space="0" w:color="000000"/>
-              <w:left w:val="single" w:sz="4" w:space="0" w:color="000000"/>
-              <w:bottom w:val="single" w:sz="4" w:space="0" w:color="000000"/>
-              <w:right w:val="single" w:sz="4" w:space="0" w:color="000000"/>
-            </w:tcBorders>
-          </w:tcPr>
-          <w:p>
-            <w:pPr>
-              <w:pStyle w:val="Compact"/>
-            </w:pPr>
-          </w:p>
-        </w:tc>
-        <w:tc>
-          <w:tcPr>
-            <w:tcBorders>
-              <w:top w:val="single" w:sz="4" w:space="0" w:color="000000"/>
-              <w:left w:val="single" w:sz="4" w:space="0" w:color="000000"/>
-              <w:bottom w:val="single" w:sz="4" w:space="0" w:color="000000"/>
-              <w:right w:val="single" w:sz="4" w:space="0" w:color="000000"/>
-            </w:tcBorders>
+          </w:tcPr>
+          <w:p>
+            <w:pPr>
+              <w:pStyle w:val="Compact"/>
+            </w:pPr>
+          </w:p>
+        </w:tc>
+        <w:tc>
+          <w:tcPr>
+            <w:tcBorders>
+              <w:top w:val="single" w:sz="4" w:space="0" w:color="000000"/>
+              <w:left w:val="single" w:sz="4" w:space="0" w:color="000000"/>
+              <w:bottom w:val="single" w:sz="4" w:space="0" w:color="000000"/>
+              <w:right w:val="single" w:sz="4" w:space="0" w:color="000000"/>
+            </w:tcBorders>
+          </w:tcPr>
+          <w:p>
+            <w:pPr>
+              <w:pStyle w:val="Compact"/>
+            </w:pPr>
+          </w:p>
+        </w:tc>
+        <w:tc>
+          <w:tcPr>
+            <w:tcBorders>
+              <w:top w:val="single" w:sz="4" w:space="0" w:color="000000"/>
+              <w:left w:val="single" w:sz="4" w:space="0" w:color="000000"/>
+              <w:bottom w:val="single" w:sz="4" w:space="0" w:color="000000"/>
+              <w:right w:val="single" w:sz="4" w:space="0" w:color="000000"/>
+            </w:tcBorders>
+          </w:tcPr>
+          <w:p>
+            <w:pPr>
+              <w:pStyle w:val="Compact"/>
+            </w:pPr>
+          </w:p>
+        </w:tc>
+        <w:tc>
+          <w:tcPr>
+            <w:tcBorders>
+              <w:top w:val="single" w:sz="4" w:space="0" w:color="000000"/>
+              <w:left w:val="single" w:sz="4" w:space="0" w:color="000000"/>
+              <w:bottom w:val="single" w:sz="4" w:space="0" w:color="000000"/>
+              <w:right w:val="single" w:sz="4" w:space="0" w:color="000000"/>
+            </w:tcBorders>
+          </w:tcPr>
+          <w:p>
+            <w:pPr>
+              <w:pStyle w:val="Compact"/>
+            </w:pPr>
+          </w:p>
+        </w:tc>
+        <w:tc>
+          <w:tcPr>
             <w:tcBorders>
               <w:top w:val="single" w:sz="4" w:space="0" w:color="000000"/>
               <w:left w:val="single" w:sz="4" w:space="0" w:color="000000"/>
@@ -2836,12 +2284,6 @@
               <w:bottom w:val="single" w:sz="4" w:space="0" w:color="000000"/>
               <w:right w:val="single" w:sz="4" w:space="0" w:color="000000"/>
             </w:tcBorders>
-            <w:tcBorders>
-              <w:top w:val="single" w:sz="4" w:space="0" w:color="000000"/>
-              <w:left w:val="single" w:sz="4" w:space="0" w:color="000000"/>
-              <w:bottom w:val="single" w:sz="4" w:space="0" w:color="000000"/>
-              <w:right w:val="single" w:sz="4" w:space="0" w:color="000000"/>
-            </w:tcBorders>
           </w:tcPr>
           <w:p>
             <w:pPr>
@@ -2860,90 +2302,60 @@
               <w:bottom w:val="single" w:sz="4" w:space="0" w:color="000000"/>
               <w:right w:val="single" w:sz="4" w:space="0" w:color="000000"/>
             </w:tcBorders>
-            <w:tcBorders>
-              <w:top w:val="single" w:sz="4" w:space="0" w:color="000000"/>
-              <w:left w:val="single" w:sz="4" w:space="0" w:color="000000"/>
-              <w:bottom w:val="single" w:sz="4" w:space="0" w:color="000000"/>
-              <w:right w:val="single" w:sz="4" w:space="0" w:color="000000"/>
-            </w:tcBorders>
-          </w:tcPr>
-          <w:p>
-            <w:pPr>
-              <w:pStyle w:val="Compact"/>
-            </w:pPr>
-          </w:p>
-        </w:tc>
-        <w:tc>
-          <w:tcPr>
-            <w:tcBorders>
-              <w:top w:val="single" w:sz="4" w:space="0" w:color="000000"/>
-              <w:left w:val="single" w:sz="4" w:space="0" w:color="000000"/>
-              <w:bottom w:val="single" w:sz="4" w:space="0" w:color="000000"/>
-              <w:right w:val="single" w:sz="4" w:space="0" w:color="000000"/>
-            </w:tcBorders>
-            <w:tcBorders>
-              <w:top w:val="single" w:sz="4" w:space="0" w:color="000000"/>
-              <w:left w:val="single" w:sz="4" w:space="0" w:color="000000"/>
-              <w:bottom w:val="single" w:sz="4" w:space="0" w:color="000000"/>
-              <w:right w:val="single" w:sz="4" w:space="0" w:color="000000"/>
-            </w:tcBorders>
-          </w:tcPr>
-          <w:p>
-            <w:pPr>
-              <w:pStyle w:val="Compact"/>
-            </w:pPr>
-          </w:p>
-        </w:tc>
-        <w:tc>
-          <w:tcPr>
-            <w:tcBorders>
-              <w:top w:val="single" w:sz="4" w:space="0" w:color="000000"/>
-              <w:left w:val="single" w:sz="4" w:space="0" w:color="000000"/>
-              <w:bottom w:val="single" w:sz="4" w:space="0" w:color="000000"/>
-              <w:right w:val="single" w:sz="4" w:space="0" w:color="000000"/>
-            </w:tcBorders>
-            <w:tcBorders>
-              <w:top w:val="single" w:sz="4" w:space="0" w:color="000000"/>
-              <w:left w:val="single" w:sz="4" w:space="0" w:color="000000"/>
-              <w:bottom w:val="single" w:sz="4" w:space="0" w:color="000000"/>
-              <w:right w:val="single" w:sz="4" w:space="0" w:color="000000"/>
-            </w:tcBorders>
-          </w:tcPr>
-          <w:p>
-            <w:pPr>
-              <w:pStyle w:val="Compact"/>
-            </w:pPr>
-          </w:p>
-        </w:tc>
-        <w:tc>
-          <w:tcPr>
-            <w:tcBorders>
-              <w:top w:val="single" w:sz="4" w:space="0" w:color="000000"/>
-              <w:left w:val="single" w:sz="4" w:space="0" w:color="000000"/>
-              <w:bottom w:val="single" w:sz="4" w:space="0" w:color="000000"/>
-              <w:right w:val="single" w:sz="4" w:space="0" w:color="000000"/>
-            </w:tcBorders>
-            <w:tcBorders>
-              <w:top w:val="single" w:sz="4" w:space="0" w:color="000000"/>
-              <w:left w:val="single" w:sz="4" w:space="0" w:color="000000"/>
-              <w:bottom w:val="single" w:sz="4" w:space="0" w:color="000000"/>
-              <w:right w:val="single" w:sz="4" w:space="0" w:color="000000"/>
-            </w:tcBorders>
-          </w:tcPr>
-          <w:p>
-            <w:pPr>
-              <w:pStyle w:val="Compact"/>
-            </w:pPr>
-          </w:p>
-        </w:tc>
-        <w:tc>
-          <w:tcPr>
-            <w:tcBorders>
-              <w:top w:val="single" w:sz="4" w:space="0" w:color="000000"/>
-              <w:left w:val="single" w:sz="4" w:space="0" w:color="000000"/>
-              <w:bottom w:val="single" w:sz="4" w:space="0" w:color="000000"/>
-              <w:right w:val="single" w:sz="4" w:space="0" w:color="000000"/>
-            </w:tcBorders>
+          </w:tcPr>
+          <w:p>
+            <w:pPr>
+              <w:pStyle w:val="Compact"/>
+            </w:pPr>
+          </w:p>
+        </w:tc>
+        <w:tc>
+          <w:tcPr>
+            <w:tcBorders>
+              <w:top w:val="single" w:sz="4" w:space="0" w:color="000000"/>
+              <w:left w:val="single" w:sz="4" w:space="0" w:color="000000"/>
+              <w:bottom w:val="single" w:sz="4" w:space="0" w:color="000000"/>
+              <w:right w:val="single" w:sz="4" w:space="0" w:color="000000"/>
+            </w:tcBorders>
+          </w:tcPr>
+          <w:p>
+            <w:pPr>
+              <w:pStyle w:val="Compact"/>
+            </w:pPr>
+          </w:p>
+        </w:tc>
+        <w:tc>
+          <w:tcPr>
+            <w:tcBorders>
+              <w:top w:val="single" w:sz="4" w:space="0" w:color="000000"/>
+              <w:left w:val="single" w:sz="4" w:space="0" w:color="000000"/>
+              <w:bottom w:val="single" w:sz="4" w:space="0" w:color="000000"/>
+              <w:right w:val="single" w:sz="4" w:space="0" w:color="000000"/>
+            </w:tcBorders>
+          </w:tcPr>
+          <w:p>
+            <w:pPr>
+              <w:pStyle w:val="Compact"/>
+            </w:pPr>
+          </w:p>
+        </w:tc>
+        <w:tc>
+          <w:tcPr>
+            <w:tcBorders>
+              <w:top w:val="single" w:sz="4" w:space="0" w:color="000000"/>
+              <w:left w:val="single" w:sz="4" w:space="0" w:color="000000"/>
+              <w:bottom w:val="single" w:sz="4" w:space="0" w:color="000000"/>
+              <w:right w:val="single" w:sz="4" w:space="0" w:color="000000"/>
+            </w:tcBorders>
+          </w:tcPr>
+          <w:p>
+            <w:pPr>
+              <w:pStyle w:val="Compact"/>
+            </w:pPr>
+          </w:p>
+        </w:tc>
+        <w:tc>
+          <w:tcPr>
             <w:tcBorders>
               <w:top w:val="single" w:sz="4" w:space="0" w:color="000000"/>
               <w:left w:val="single" w:sz="4" w:space="0" w:color="000000"/>
@@ -2967,12 +2379,6 @@
               <w:bottom w:val="single" w:sz="4" w:space="0" w:color="000000"/>
               <w:right w:val="single" w:sz="4" w:space="0" w:color="000000"/>
             </w:tcBorders>
-            <w:tcBorders>
-              <w:top w:val="single" w:sz="4" w:space="0" w:color="000000"/>
-              <w:left w:val="single" w:sz="4" w:space="0" w:color="000000"/>
-              <w:bottom w:val="single" w:sz="4" w:space="0" w:color="000000"/>
-              <w:right w:val="single" w:sz="4" w:space="0" w:color="000000"/>
-            </w:tcBorders>
           </w:tcPr>
           <w:p>
             <w:pPr>
@@ -2991,90 +2397,60 @@
               <w:bottom w:val="single" w:sz="4" w:space="0" w:color="000000"/>
               <w:right w:val="single" w:sz="4" w:space="0" w:color="000000"/>
             </w:tcBorders>
-            <w:tcBorders>
-              <w:top w:val="single" w:sz="4" w:space="0" w:color="000000"/>
-              <w:left w:val="single" w:sz="4" w:space="0" w:color="000000"/>
-              <w:bottom w:val="single" w:sz="4" w:space="0" w:color="000000"/>
-              <w:right w:val="single" w:sz="4" w:space="0" w:color="000000"/>
-            </w:tcBorders>
-          </w:tcPr>
-          <w:p>
-            <w:pPr>
-              <w:pStyle w:val="Compact"/>
-            </w:pPr>
-          </w:p>
-        </w:tc>
-        <w:tc>
-          <w:tcPr>
-            <w:tcBorders>
-              <w:top w:val="single" w:sz="4" w:space="0" w:color="000000"/>
-              <w:left w:val="single" w:sz="4" w:space="0" w:color="000000"/>
-              <w:bottom w:val="single" w:sz="4" w:space="0" w:color="000000"/>
-              <w:right w:val="single" w:sz="4" w:space="0" w:color="000000"/>
-            </w:tcBorders>
-            <w:tcBorders>
-              <w:top w:val="single" w:sz="4" w:space="0" w:color="000000"/>
-              <w:left w:val="single" w:sz="4" w:space="0" w:color="000000"/>
-              <w:bottom w:val="single" w:sz="4" w:space="0" w:color="000000"/>
-              <w:right w:val="single" w:sz="4" w:space="0" w:color="000000"/>
-            </w:tcBorders>
-          </w:tcPr>
-          <w:p>
-            <w:pPr>
-              <w:pStyle w:val="Compact"/>
-            </w:pPr>
-          </w:p>
-        </w:tc>
-        <w:tc>
-          <w:tcPr>
-            <w:tcBorders>
-              <w:top w:val="single" w:sz="4" w:space="0" w:color="000000"/>
-              <w:left w:val="single" w:sz="4" w:space="0" w:color="000000"/>
-              <w:bottom w:val="single" w:sz="4" w:space="0" w:color="000000"/>
-              <w:right w:val="single" w:sz="4" w:space="0" w:color="000000"/>
-            </w:tcBorders>
-            <w:tcBorders>
-              <w:top w:val="single" w:sz="4" w:space="0" w:color="000000"/>
-              <w:left w:val="single" w:sz="4" w:space="0" w:color="000000"/>
-              <w:bottom w:val="single" w:sz="4" w:space="0" w:color="000000"/>
-              <w:right w:val="single" w:sz="4" w:space="0" w:color="000000"/>
-            </w:tcBorders>
-          </w:tcPr>
-          <w:p>
-            <w:pPr>
-              <w:pStyle w:val="Compact"/>
-            </w:pPr>
-          </w:p>
-        </w:tc>
-        <w:tc>
-          <w:tcPr>
-            <w:tcBorders>
-              <w:top w:val="single" w:sz="4" w:space="0" w:color="000000"/>
-              <w:left w:val="single" w:sz="4" w:space="0" w:color="000000"/>
-              <w:bottom w:val="single" w:sz="4" w:space="0" w:color="000000"/>
-              <w:right w:val="single" w:sz="4" w:space="0" w:color="000000"/>
-            </w:tcBorders>
-            <w:tcBorders>
-              <w:top w:val="single" w:sz="4" w:space="0" w:color="000000"/>
-              <w:left w:val="single" w:sz="4" w:space="0" w:color="000000"/>
-              <w:bottom w:val="single" w:sz="4" w:space="0" w:color="000000"/>
-              <w:right w:val="single" w:sz="4" w:space="0" w:color="000000"/>
-            </w:tcBorders>
-          </w:tcPr>
-          <w:p>
-            <w:pPr>
-              <w:pStyle w:val="Compact"/>
-            </w:pPr>
-          </w:p>
-        </w:tc>
-        <w:tc>
-          <w:tcPr>
-            <w:tcBorders>
-              <w:top w:val="single" w:sz="4" w:space="0" w:color="000000"/>
-              <w:left w:val="single" w:sz="4" w:space="0" w:color="000000"/>
-              <w:bottom w:val="single" w:sz="4" w:space="0" w:color="000000"/>
-              <w:right w:val="single" w:sz="4" w:space="0" w:color="000000"/>
-            </w:tcBorders>
+          </w:tcPr>
+          <w:p>
+            <w:pPr>
+              <w:pStyle w:val="Compact"/>
+            </w:pPr>
+          </w:p>
+        </w:tc>
+        <w:tc>
+          <w:tcPr>
+            <w:tcBorders>
+              <w:top w:val="single" w:sz="4" w:space="0" w:color="000000"/>
+              <w:left w:val="single" w:sz="4" w:space="0" w:color="000000"/>
+              <w:bottom w:val="single" w:sz="4" w:space="0" w:color="000000"/>
+              <w:right w:val="single" w:sz="4" w:space="0" w:color="000000"/>
+            </w:tcBorders>
+          </w:tcPr>
+          <w:p>
+            <w:pPr>
+              <w:pStyle w:val="Compact"/>
+            </w:pPr>
+          </w:p>
+        </w:tc>
+        <w:tc>
+          <w:tcPr>
+            <w:tcBorders>
+              <w:top w:val="single" w:sz="4" w:space="0" w:color="000000"/>
+              <w:left w:val="single" w:sz="4" w:space="0" w:color="000000"/>
+              <w:bottom w:val="single" w:sz="4" w:space="0" w:color="000000"/>
+              <w:right w:val="single" w:sz="4" w:space="0" w:color="000000"/>
+            </w:tcBorders>
+          </w:tcPr>
+          <w:p>
+            <w:pPr>
+              <w:pStyle w:val="Compact"/>
+            </w:pPr>
+          </w:p>
+        </w:tc>
+        <w:tc>
+          <w:tcPr>
+            <w:tcBorders>
+              <w:top w:val="single" w:sz="4" w:space="0" w:color="000000"/>
+              <w:left w:val="single" w:sz="4" w:space="0" w:color="000000"/>
+              <w:bottom w:val="single" w:sz="4" w:space="0" w:color="000000"/>
+              <w:right w:val="single" w:sz="4" w:space="0" w:color="000000"/>
+            </w:tcBorders>
+          </w:tcPr>
+          <w:p>
+            <w:pPr>
+              <w:pStyle w:val="Compact"/>
+            </w:pPr>
+          </w:p>
+        </w:tc>
+        <w:tc>
+          <w:tcPr>
             <w:tcBorders>
               <w:top w:val="single" w:sz="4" w:space="0" w:color="000000"/>
               <w:left w:val="single" w:sz="4" w:space="0" w:color="000000"/>
@@ -3098,12 +2474,6 @@
               <w:bottom w:val="single" w:sz="4" w:space="0" w:color="000000"/>
               <w:right w:val="single" w:sz="4" w:space="0" w:color="000000"/>
             </w:tcBorders>
-            <w:tcBorders>
-              <w:top w:val="single" w:sz="4" w:space="0" w:color="000000"/>
-              <w:left w:val="single" w:sz="4" w:space="0" w:color="000000"/>
-              <w:bottom w:val="single" w:sz="4" w:space="0" w:color="000000"/>
-              <w:right w:val="single" w:sz="4" w:space="0" w:color="000000"/>
-            </w:tcBorders>
           </w:tcPr>
           <w:p>
             <w:pPr>
@@ -3122,90 +2492,60 @@
               <w:bottom w:val="single" w:sz="4" w:space="0" w:color="000000"/>
               <w:right w:val="single" w:sz="4" w:space="0" w:color="000000"/>
             </w:tcBorders>
-            <w:tcBorders>
-              <w:top w:val="single" w:sz="4" w:space="0" w:color="000000"/>
-              <w:left w:val="single" w:sz="4" w:space="0" w:color="000000"/>
-              <w:bottom w:val="single" w:sz="4" w:space="0" w:color="000000"/>
-              <w:right w:val="single" w:sz="4" w:space="0" w:color="000000"/>
-            </w:tcBorders>
-          </w:tcPr>
-          <w:p>
-            <w:pPr>
-              <w:pStyle w:val="Compact"/>
-            </w:pPr>
-          </w:p>
-        </w:tc>
-        <w:tc>
-          <w:tcPr>
-            <w:tcBorders>
-              <w:top w:val="single" w:sz="4" w:space="0" w:color="000000"/>
-              <w:left w:val="single" w:sz="4" w:space="0" w:color="000000"/>
-              <w:bottom w:val="single" w:sz="4" w:space="0" w:color="000000"/>
-              <w:right w:val="single" w:sz="4" w:space="0" w:color="000000"/>
-            </w:tcBorders>
-            <w:tcBorders>
-              <w:top w:val="single" w:sz="4" w:space="0" w:color="000000"/>
-              <w:left w:val="single" w:sz="4" w:space="0" w:color="000000"/>
-              <w:bottom w:val="single" w:sz="4" w:space="0" w:color="000000"/>
-              <w:right w:val="single" w:sz="4" w:space="0" w:color="000000"/>
-            </w:tcBorders>
-          </w:tcPr>
-          <w:p>
-            <w:pPr>
-              <w:pStyle w:val="Compact"/>
-            </w:pPr>
-          </w:p>
-        </w:tc>
-        <w:tc>
-          <w:tcPr>
-            <w:tcBorders>
-              <w:top w:val="single" w:sz="4" w:space="0" w:color="000000"/>
-              <w:left w:val="single" w:sz="4" w:space="0" w:color="000000"/>
-              <w:bottom w:val="single" w:sz="4" w:space="0" w:color="000000"/>
-              <w:right w:val="single" w:sz="4" w:space="0" w:color="000000"/>
-            </w:tcBorders>
-            <w:tcBorders>
-              <w:top w:val="single" w:sz="4" w:space="0" w:color="000000"/>
-              <w:left w:val="single" w:sz="4" w:space="0" w:color="000000"/>
-              <w:bottom w:val="single" w:sz="4" w:space="0" w:color="000000"/>
-              <w:right w:val="single" w:sz="4" w:space="0" w:color="000000"/>
-            </w:tcBorders>
-          </w:tcPr>
-          <w:p>
-            <w:pPr>
-              <w:pStyle w:val="Compact"/>
-            </w:pPr>
-          </w:p>
-        </w:tc>
-        <w:tc>
-          <w:tcPr>
-            <w:tcBorders>
-              <w:top w:val="single" w:sz="4" w:space="0" w:color="000000"/>
-              <w:left w:val="single" w:sz="4" w:space="0" w:color="000000"/>
-              <w:bottom w:val="single" w:sz="4" w:space="0" w:color="000000"/>
-              <w:right w:val="single" w:sz="4" w:space="0" w:color="000000"/>
-            </w:tcBorders>
-            <w:tcBorders>
-              <w:top w:val="single" w:sz="4" w:space="0" w:color="000000"/>
-              <w:left w:val="single" w:sz="4" w:space="0" w:color="000000"/>
-              <w:bottom w:val="single" w:sz="4" w:space="0" w:color="000000"/>
-              <w:right w:val="single" w:sz="4" w:space="0" w:color="000000"/>
-            </w:tcBorders>
-          </w:tcPr>
-          <w:p>
-            <w:pPr>
-              <w:pStyle w:val="Compact"/>
-            </w:pPr>
-          </w:p>
-        </w:tc>
-        <w:tc>
-          <w:tcPr>
-            <w:tcBorders>
-              <w:top w:val="single" w:sz="4" w:space="0" w:color="000000"/>
-              <w:left w:val="single" w:sz="4" w:space="0" w:color="000000"/>
-              <w:bottom w:val="single" w:sz="4" w:space="0" w:color="000000"/>
-              <w:right w:val="single" w:sz="4" w:space="0" w:color="000000"/>
-            </w:tcBorders>
+          </w:tcPr>
+          <w:p>
+            <w:pPr>
+              <w:pStyle w:val="Compact"/>
+            </w:pPr>
+          </w:p>
+        </w:tc>
+        <w:tc>
+          <w:tcPr>
+            <w:tcBorders>
+              <w:top w:val="single" w:sz="4" w:space="0" w:color="000000"/>
+              <w:left w:val="single" w:sz="4" w:space="0" w:color="000000"/>
+              <w:bottom w:val="single" w:sz="4" w:space="0" w:color="000000"/>
+              <w:right w:val="single" w:sz="4" w:space="0" w:color="000000"/>
+            </w:tcBorders>
+          </w:tcPr>
+          <w:p>
+            <w:pPr>
+              <w:pStyle w:val="Compact"/>
+            </w:pPr>
+          </w:p>
+        </w:tc>
+        <w:tc>
+          <w:tcPr>
+            <w:tcBorders>
+              <w:top w:val="single" w:sz="4" w:space="0" w:color="000000"/>
+              <w:left w:val="single" w:sz="4" w:space="0" w:color="000000"/>
+              <w:bottom w:val="single" w:sz="4" w:space="0" w:color="000000"/>
+              <w:right w:val="single" w:sz="4" w:space="0" w:color="000000"/>
+            </w:tcBorders>
+          </w:tcPr>
+          <w:p>
+            <w:pPr>
+              <w:pStyle w:val="Compact"/>
+            </w:pPr>
+          </w:p>
+        </w:tc>
+        <w:tc>
+          <w:tcPr>
+            <w:tcBorders>
+              <w:top w:val="single" w:sz="4" w:space="0" w:color="000000"/>
+              <w:left w:val="single" w:sz="4" w:space="0" w:color="000000"/>
+              <w:bottom w:val="single" w:sz="4" w:space="0" w:color="000000"/>
+              <w:right w:val="single" w:sz="4" w:space="0" w:color="000000"/>
+            </w:tcBorders>
+          </w:tcPr>
+          <w:p>
+            <w:pPr>
+              <w:pStyle w:val="Compact"/>
+            </w:pPr>
+          </w:p>
+        </w:tc>
+        <w:tc>
+          <w:tcPr>
             <w:tcBorders>
               <w:top w:val="single" w:sz="4" w:space="0" w:color="000000"/>
               <w:left w:val="single" w:sz="4" w:space="0" w:color="000000"/>
@@ -3229,12 +2569,6 @@
               <w:bottom w:val="single" w:sz="4" w:space="0" w:color="000000"/>
               <w:right w:val="single" w:sz="4" w:space="0" w:color="000000"/>
             </w:tcBorders>
-            <w:tcBorders>
-              <w:top w:val="single" w:sz="4" w:space="0" w:color="000000"/>
-              <w:left w:val="single" w:sz="4" w:space="0" w:color="000000"/>
-              <w:bottom w:val="single" w:sz="4" w:space="0" w:color="000000"/>
-              <w:right w:val="single" w:sz="4" w:space="0" w:color="000000"/>
-            </w:tcBorders>
           </w:tcPr>
           <w:p>
             <w:pPr>
@@ -3253,90 +2587,60 @@
               <w:bottom w:val="single" w:sz="4" w:space="0" w:color="000000"/>
               <w:right w:val="single" w:sz="4" w:space="0" w:color="000000"/>
             </w:tcBorders>
-            <w:tcBorders>
-              <w:top w:val="single" w:sz="4" w:space="0" w:color="000000"/>
-              <w:left w:val="single" w:sz="4" w:space="0" w:color="000000"/>
-              <w:bottom w:val="single" w:sz="4" w:space="0" w:color="000000"/>
-              <w:right w:val="single" w:sz="4" w:space="0" w:color="000000"/>
-            </w:tcBorders>
-          </w:tcPr>
-          <w:p>
-            <w:pPr>
-              <w:pStyle w:val="Compact"/>
-            </w:pPr>
-          </w:p>
-        </w:tc>
-        <w:tc>
-          <w:tcPr>
-            <w:tcBorders>
-              <w:top w:val="single" w:sz="4" w:space="0" w:color="000000"/>
-              <w:left w:val="single" w:sz="4" w:space="0" w:color="000000"/>
-              <w:bottom w:val="single" w:sz="4" w:space="0" w:color="000000"/>
-              <w:right w:val="single" w:sz="4" w:space="0" w:color="000000"/>
-            </w:tcBorders>
-            <w:tcBorders>
-              <w:top w:val="single" w:sz="4" w:space="0" w:color="000000"/>
-              <w:left w:val="single" w:sz="4" w:space="0" w:color="000000"/>
-              <w:bottom w:val="single" w:sz="4" w:space="0" w:color="000000"/>
-              <w:right w:val="single" w:sz="4" w:space="0" w:color="000000"/>
-            </w:tcBorders>
-          </w:tcPr>
-          <w:p>
-            <w:pPr>
-              <w:pStyle w:val="Compact"/>
-            </w:pPr>
-          </w:p>
-        </w:tc>
-        <w:tc>
-          <w:tcPr>
-            <w:tcBorders>
-              <w:top w:val="single" w:sz="4" w:space="0" w:color="000000"/>
-              <w:left w:val="single" w:sz="4" w:space="0" w:color="000000"/>
-              <w:bottom w:val="single" w:sz="4" w:space="0" w:color="000000"/>
-              <w:right w:val="single" w:sz="4" w:space="0" w:color="000000"/>
-            </w:tcBorders>
-            <w:tcBorders>
-              <w:top w:val="single" w:sz="4" w:space="0" w:color="000000"/>
-              <w:left w:val="single" w:sz="4" w:space="0" w:color="000000"/>
-              <w:bottom w:val="single" w:sz="4" w:space="0" w:color="000000"/>
-              <w:right w:val="single" w:sz="4" w:space="0" w:color="000000"/>
-            </w:tcBorders>
-          </w:tcPr>
-          <w:p>
-            <w:pPr>
-              <w:pStyle w:val="Compact"/>
-            </w:pPr>
-          </w:p>
-        </w:tc>
-        <w:tc>
-          <w:tcPr>
-            <w:tcBorders>
-              <w:top w:val="single" w:sz="4" w:space="0" w:color="000000"/>
-              <w:left w:val="single" w:sz="4" w:space="0" w:color="000000"/>
-              <w:bottom w:val="single" w:sz="4" w:space="0" w:color="000000"/>
-              <w:right w:val="single" w:sz="4" w:space="0" w:color="000000"/>
-            </w:tcBorders>
-            <w:tcBorders>
-              <w:top w:val="single" w:sz="4" w:space="0" w:color="000000"/>
-              <w:left w:val="single" w:sz="4" w:space="0" w:color="000000"/>
-              <w:bottom w:val="single" w:sz="4" w:space="0" w:color="000000"/>
-              <w:right w:val="single" w:sz="4" w:space="0" w:color="000000"/>
-            </w:tcBorders>
-          </w:tcPr>
-          <w:p>
-            <w:pPr>
-              <w:pStyle w:val="Compact"/>
-            </w:pPr>
-          </w:p>
-        </w:tc>
-        <w:tc>
-          <w:tcPr>
-            <w:tcBorders>
-              <w:top w:val="single" w:sz="4" w:space="0" w:color="000000"/>
-              <w:left w:val="single" w:sz="4" w:space="0" w:color="000000"/>
-              <w:bottom w:val="single" w:sz="4" w:space="0" w:color="000000"/>
-              <w:right w:val="single" w:sz="4" w:space="0" w:color="000000"/>
-            </w:tcBorders>
+          </w:tcPr>
+          <w:p>
+            <w:pPr>
+              <w:pStyle w:val="Compact"/>
+            </w:pPr>
+          </w:p>
+        </w:tc>
+        <w:tc>
+          <w:tcPr>
+            <w:tcBorders>
+              <w:top w:val="single" w:sz="4" w:space="0" w:color="000000"/>
+              <w:left w:val="single" w:sz="4" w:space="0" w:color="000000"/>
+              <w:bottom w:val="single" w:sz="4" w:space="0" w:color="000000"/>
+              <w:right w:val="single" w:sz="4" w:space="0" w:color="000000"/>
+            </w:tcBorders>
+          </w:tcPr>
+          <w:p>
+            <w:pPr>
+              <w:pStyle w:val="Compact"/>
+            </w:pPr>
+          </w:p>
+        </w:tc>
+        <w:tc>
+          <w:tcPr>
+            <w:tcBorders>
+              <w:top w:val="single" w:sz="4" w:space="0" w:color="000000"/>
+              <w:left w:val="single" w:sz="4" w:space="0" w:color="000000"/>
+              <w:bottom w:val="single" w:sz="4" w:space="0" w:color="000000"/>
+              <w:right w:val="single" w:sz="4" w:space="0" w:color="000000"/>
+            </w:tcBorders>
+          </w:tcPr>
+          <w:p>
+            <w:pPr>
+              <w:pStyle w:val="Compact"/>
+            </w:pPr>
+          </w:p>
+        </w:tc>
+        <w:tc>
+          <w:tcPr>
+            <w:tcBorders>
+              <w:top w:val="single" w:sz="4" w:space="0" w:color="000000"/>
+              <w:left w:val="single" w:sz="4" w:space="0" w:color="000000"/>
+              <w:bottom w:val="single" w:sz="4" w:space="0" w:color="000000"/>
+              <w:right w:val="single" w:sz="4" w:space="0" w:color="000000"/>
+            </w:tcBorders>
+          </w:tcPr>
+          <w:p>
+            <w:pPr>
+              <w:pStyle w:val="Compact"/>
+            </w:pPr>
+          </w:p>
+        </w:tc>
+        <w:tc>
+          <w:tcPr>
             <w:tcBorders>
               <w:top w:val="single" w:sz="4" w:space="0" w:color="000000"/>
               <w:left w:val="single" w:sz="4" w:space="0" w:color="000000"/>
@@ -3593,13 +2897,13 @@
       </w:r>
     </w:p>
     <w:bookmarkEnd w:id="19"/>
-    <w:bookmarkStart w:id="20" w:name="Xc30318e2dce562564b8037d7599d658f2766c21"/>
+    <w:bookmarkStart w:id="20" w:name="X9c7d0e684e850254b4c9f4e26eb7de91889eeb3"/>
     <w:p>
       <w:pPr>
         <w:pStyle w:val="Heading2"/>
       </w:pPr>
       <w:r>
-        <w:t xml:space="preserve">Notas de retroalimentación entre pares (15:45-16:00)</w:t>
+        <w:t xml:space="preserve">Notas de retroalimentación entre pares (15:15-15:30)</w:t>
       </w:r>
     </w:p>
     <w:p>
@@ -3717,12 +3021,6 @@
               <w:bottom w:val="single" w:sz="4" w:space="0" w:color="000000"/>
               <w:right w:val="single" w:sz="4" w:space="0" w:color="000000"/>
             </w:tcBorders>
-            <w:tcBorders>
-              <w:top w:val="single" w:sz="4" w:space="0" w:color="000000"/>
-              <w:left w:val="single" w:sz="4" w:space="0" w:color="000000"/>
-              <w:bottom w:val="single" w:sz="4" w:space="0" w:color="000000"/>
-              <w:right w:val="single" w:sz="4" w:space="0" w:color="000000"/>
-            </w:tcBorders>
           </w:tcPr>
           <w:p>
             <w:pPr>
@@ -3735,12 +3033,6 @@
         </w:tc>
         <w:tc>
           <w:tcPr>
-            <w:tcBorders>
-              <w:top w:val="single" w:sz="4" w:space="0" w:color="000000"/>
-              <w:left w:val="single" w:sz="4" w:space="0" w:color="000000"/>
-              <w:bottom w:val="single" w:sz="4" w:space="0" w:color="000000"/>
-              <w:right w:val="single" w:sz="4" w:space="0" w:color="000000"/>
-            </w:tcBorders>
             <w:tcBorders>
               <w:top w:val="single" w:sz="4" w:space="0" w:color="000000"/>
               <w:left w:val="single" w:sz="4" w:space="0" w:color="000000"/>
@@ -3761,12 +3053,6 @@
       <w:tr>
         <w:tc>
           <w:tcPr>
-            <w:tcBorders>
-              <w:top w:val="single" w:sz="4" w:space="0" w:color="000000"/>
-              <w:left w:val="single" w:sz="4" w:space="0" w:color="000000"/>
-              <w:bottom w:val="single" w:sz="4" w:space="0" w:color="000000"/>
-              <w:right w:val="single" w:sz="4" w:space="0" w:color="000000"/>
-            </w:tcBorders>
             <w:tcBorders>
               <w:top w:val="single" w:sz="4" w:space="0" w:color="000000"/>
               <w:left w:val="single" w:sz="4" w:space="0" w:color="000000"/>
@@ -3795,12 +3081,6 @@
               <w:bottom w:val="single" w:sz="4" w:space="0" w:color="000000"/>
               <w:right w:val="single" w:sz="4" w:space="0" w:color="000000"/>
             </w:tcBorders>
-            <w:tcBorders>
-              <w:top w:val="single" w:sz="4" w:space="0" w:color="000000"/>
-              <w:left w:val="single" w:sz="4" w:space="0" w:color="000000"/>
-              <w:bottom w:val="single" w:sz="4" w:space="0" w:color="000000"/>
-              <w:right w:val="single" w:sz="4" w:space="0" w:color="000000"/>
-            </w:tcBorders>
           </w:tcPr>
           <w:p>
             <w:pPr>
@@ -3815,12 +3095,6 @@
       <w:tr>
         <w:tc>
           <w:tcPr>
-            <w:tcBorders>
-              <w:top w:val="single" w:sz="4" w:space="0" w:color="000000"/>
-              <w:left w:val="single" w:sz="4" w:space="0" w:color="000000"/>
-              <w:bottom w:val="single" w:sz="4" w:space="0" w:color="000000"/>
-              <w:right w:val="single" w:sz="4" w:space="0" w:color="000000"/>
-            </w:tcBorders>
             <w:tcBorders>
               <w:top w:val="single" w:sz="4" w:space="0" w:color="000000"/>
               <w:left w:val="single" w:sz="4" w:space="0" w:color="000000"/>
@@ -3849,12 +3123,6 @@
               <w:bottom w:val="single" w:sz="4" w:space="0" w:color="000000"/>
               <w:right w:val="single" w:sz="4" w:space="0" w:color="000000"/>
             </w:tcBorders>
-            <w:tcBorders>
-              <w:top w:val="single" w:sz="4" w:space="0" w:color="000000"/>
-              <w:left w:val="single" w:sz="4" w:space="0" w:color="000000"/>
-              <w:bottom w:val="single" w:sz="4" w:space="0" w:color="000000"/>
-              <w:right w:val="single" w:sz="4" w:space="0" w:color="000000"/>
-            </w:tcBorders>
           </w:tcPr>
           <w:p>
             <w:pPr>
@@ -3869,12 +3137,6 @@
       <w:tr>
         <w:tc>
           <w:tcPr>
-            <w:tcBorders>
-              <w:top w:val="single" w:sz="4" w:space="0" w:color="000000"/>
-              <w:left w:val="single" w:sz="4" w:space="0" w:color="000000"/>
-              <w:bottom w:val="single" w:sz="4" w:space="0" w:color="000000"/>
-              <w:right w:val="single" w:sz="4" w:space="0" w:color="000000"/>
-            </w:tcBorders>
             <w:tcBorders>
               <w:top w:val="single" w:sz="4" w:space="0" w:color="000000"/>
               <w:left w:val="single" w:sz="4" w:space="0" w:color="000000"/>
@@ -3897,12 +3159,6 @@
         </w:tc>
         <w:tc>
           <w:tcPr>
-            <w:tcBorders>
-              <w:top w:val="single" w:sz="4" w:space="0" w:color="000000"/>
-              <w:left w:val="single" w:sz="4" w:space="0" w:color="000000"/>
-              <w:bottom w:val="single" w:sz="4" w:space="0" w:color="000000"/>
-              <w:right w:val="single" w:sz="4" w:space="0" w:color="000000"/>
-            </w:tcBorders>
             <w:tcBorders>
               <w:top w:val="single" w:sz="4" w:space="0" w:color="000000"/>
               <w:left w:val="single" w:sz="4" w:space="0" w:color="000000"/>
@@ -3995,12 +3251,6 @@
               <w:bottom w:val="single" w:sz="4" w:space="0" w:color="000000"/>
               <w:right w:val="single" w:sz="4" w:space="0" w:color="000000"/>
             </w:tcBorders>
-            <w:tcBorders>
-              <w:top w:val="single" w:sz="4" w:space="0" w:color="000000"/>
-              <w:left w:val="single" w:sz="4" w:space="0" w:color="000000"/>
-              <w:bottom w:val="single" w:sz="4" w:space="0" w:color="000000"/>
-              <w:right w:val="single" w:sz="4" w:space="0" w:color="000000"/>
-            </w:tcBorders>
           </w:tcPr>
           <w:p>
             <w:pPr>
@@ -4013,12 +3263,6 @@
         </w:tc>
         <w:tc>
           <w:tcPr>
-            <w:tcBorders>
-              <w:top w:val="single" w:sz="4" w:space="0" w:color="000000"/>
-              <w:left w:val="single" w:sz="4" w:space="0" w:color="000000"/>
-              <w:bottom w:val="single" w:sz="4" w:space="0" w:color="000000"/>
-              <w:right w:val="single" w:sz="4" w:space="0" w:color="000000"/>
-            </w:tcBorders>
             <w:tcBorders>
               <w:top w:val="single" w:sz="4" w:space="0" w:color="000000"/>
               <w:left w:val="single" w:sz="4" w:space="0" w:color="000000"/>
@@ -4039,12 +3283,6 @@
       <w:tr>
         <w:tc>
           <w:tcPr>
-            <w:tcBorders>
-              <w:top w:val="single" w:sz="4" w:space="0" w:color="000000"/>
-              <w:left w:val="single" w:sz="4" w:space="0" w:color="000000"/>
-              <w:bottom w:val="single" w:sz="4" w:space="0" w:color="000000"/>
-              <w:right w:val="single" w:sz="4" w:space="0" w:color="000000"/>
-            </w:tcBorders>
             <w:tcBorders>
               <w:top w:val="single" w:sz="4" w:space="0" w:color="000000"/>
               <w:left w:val="single" w:sz="4" w:space="0" w:color="000000"/>
@@ -4073,12 +3311,6 @@
               <w:bottom w:val="single" w:sz="4" w:space="0" w:color="000000"/>
               <w:right w:val="single" w:sz="4" w:space="0" w:color="000000"/>
             </w:tcBorders>
-            <w:tcBorders>
-              <w:top w:val="single" w:sz="4" w:space="0" w:color="000000"/>
-              <w:left w:val="single" w:sz="4" w:space="0" w:color="000000"/>
-              <w:bottom w:val="single" w:sz="4" w:space="0" w:color="000000"/>
-              <w:right w:val="single" w:sz="4" w:space="0" w:color="000000"/>
-            </w:tcBorders>
           </w:tcPr>
           <w:p>
             <w:pPr>
@@ -4093,12 +3325,6 @@
       <w:tr>
         <w:tc>
           <w:tcPr>
-            <w:tcBorders>
-              <w:top w:val="single" w:sz="4" w:space="0" w:color="000000"/>
-              <w:left w:val="single" w:sz="4" w:space="0" w:color="000000"/>
-              <w:bottom w:val="single" w:sz="4" w:space="0" w:color="000000"/>
-              <w:right w:val="single" w:sz="4" w:space="0" w:color="000000"/>
-            </w:tcBorders>
             <w:tcBorders>
               <w:top w:val="single" w:sz="4" w:space="0" w:color="000000"/>
               <w:left w:val="single" w:sz="4" w:space="0" w:color="000000"/>
@@ -4127,12 +3353,6 @@
               <w:bottom w:val="single" w:sz="4" w:space="0" w:color="000000"/>
               <w:right w:val="single" w:sz="4" w:space="0" w:color="000000"/>
             </w:tcBorders>
-            <w:tcBorders>
-              <w:top w:val="single" w:sz="4" w:space="0" w:color="000000"/>
-              <w:left w:val="single" w:sz="4" w:space="0" w:color="000000"/>
-              <w:bottom w:val="single" w:sz="4" w:space="0" w:color="000000"/>
-              <w:right w:val="single" w:sz="4" w:space="0" w:color="000000"/>
-            </w:tcBorders>
           </w:tcPr>
           <w:p>
             <w:pPr>
@@ -4147,12 +3367,6 @@
       <w:tr>
         <w:tc>
           <w:tcPr>
-            <w:tcBorders>
-              <w:top w:val="single" w:sz="4" w:space="0" w:color="000000"/>
-              <w:left w:val="single" w:sz="4" w:space="0" w:color="000000"/>
-              <w:bottom w:val="single" w:sz="4" w:space="0" w:color="000000"/>
-              <w:right w:val="single" w:sz="4" w:space="0" w:color="000000"/>
-            </w:tcBorders>
             <w:tcBorders>
               <w:top w:val="single" w:sz="4" w:space="0" w:color="000000"/>
               <w:left w:val="single" w:sz="4" w:space="0" w:color="000000"/>
@@ -4175,12 +3389,6 @@
         </w:tc>
         <w:tc>
           <w:tcPr>
-            <w:tcBorders>
-              <w:top w:val="single" w:sz="4" w:space="0" w:color="000000"/>
-              <w:left w:val="single" w:sz="4" w:space="0" w:color="000000"/>
-              <w:bottom w:val="single" w:sz="4" w:space="0" w:color="000000"/>
-              <w:right w:val="single" w:sz="4" w:space="0" w:color="000000"/>
-            </w:tcBorders>
             <w:tcBorders>
               <w:top w:val="single" w:sz="4" w:space="0" w:color="000000"/>
               <w:left w:val="single" w:sz="4" w:space="0" w:color="000000"/>

--- a/plantillas/Plantilla_4_MatrizIndicadores.docx
+++ b/plantillas/Plantilla_4_MatrizIndicadores.docx
@@ -3069,7 +3069,7 @@
                 <w:b/>
                 <w:bCs/>
               </w:rPr>
-              <w:t xml:space="preserve">3 - Sólido</w:t>
+              <w:t xml:space="preserve">4 - Destacado</w:t>
             </w:r>
           </w:p>
         </w:tc>
@@ -3111,7 +3111,7 @@
                 <w:b/>
                 <w:bCs/>
               </w:rPr>
-              <w:t xml:space="preserve">2 - En desarrollo</w:t>
+              <w:t xml:space="preserve">3 - Sólido</w:t>
             </w:r>
           </w:p>
         </w:tc>
@@ -3153,7 +3153,7 @@
                 <w:b/>
                 <w:bCs/>
               </w:rPr>
-              <w:t xml:space="preserve">1 - Inicial</w:t>
+              <w:t xml:space="preserve">2 - Básico</w:t>
             </w:r>
           </w:p>
         </w:tc>
@@ -3299,7 +3299,7 @@
                 <w:b/>
                 <w:bCs/>
               </w:rPr>
-              <w:t xml:space="preserve">3 - Sólido</w:t>
+              <w:t xml:space="preserve">4 - Destacado</w:t>
             </w:r>
           </w:p>
         </w:tc>
@@ -3341,7 +3341,7 @@
                 <w:b/>
                 <w:bCs/>
               </w:rPr>
-              <w:t xml:space="preserve">2 - En desarrollo</w:t>
+              <w:t xml:space="preserve">3 - Sólido</w:t>
             </w:r>
           </w:p>
         </w:tc>
@@ -3383,7 +3383,7 @@
                 <w:b/>
                 <w:bCs/>
               </w:rPr>
-              <w:t xml:space="preserve">1 - Inicial</w:t>
+              <w:t xml:space="preserve">2 - Básico</w:t>
             </w:r>
           </w:p>
         </w:tc>
